--- a/doc/kesz_doksi/uj_osszeallitott_doksi.docx
+++ b/doc/kesz_doksi/uj_osszeallitott_doksi.docx
@@ -1022,7 +1022,7 @@
           <w:r>
             <w:fldChar w:fldCharType="separate"/>
           </w:r>
-          <w:hyperlink w:anchor="_Toc227013986" w:history="1">
+          <w:hyperlink w:anchor="_Toc227014742" w:history="1">
             <w:r>
               <w:rPr>
                 <w:rStyle w:val="Hiperhivatkozs"/>
@@ -1051,7 +1051,7 @@
                 <w:noProof/>
                 <w:webHidden/>
               </w:rPr>
-              <w:instrText xml:space="preserve"> PAGEREF _Toc227013986 \h </w:instrText>
+              <w:instrText xml:space="preserve"> PAGEREF _Toc227014742 \h </w:instrText>
             </w:r>
             <w:r>
               <w:rPr>
@@ -1091,7 +1091,7 @@
               <w:lang w:eastAsia="hu-HU"/>
             </w:rPr>
           </w:pPr>
-          <w:hyperlink w:anchor="_Toc227013987" w:history="1">
+          <w:hyperlink w:anchor="_Toc227014743" w:history="1">
             <w:r>
               <w:rPr>
                 <w:rStyle w:val="Hiperhivatkozs"/>
@@ -1119,7 +1119,7 @@
                 <w:noProof/>
                 <w:webHidden/>
               </w:rPr>
-              <w:instrText xml:space="preserve"> PAGEREF _Toc227013987 \h </w:instrText>
+              <w:instrText xml:space="preserve"> PAGEREF _Toc227014743 \h </w:instrText>
             </w:r>
             <w:r>
               <w:rPr>
@@ -1159,7 +1159,7 @@
               <w:lang w:eastAsia="hu-HU"/>
             </w:rPr>
           </w:pPr>
-          <w:hyperlink w:anchor="_Toc227013988" w:history="1">
+          <w:hyperlink w:anchor="_Toc227014744" w:history="1">
             <w:r>
               <w:rPr>
                 <w:rStyle w:val="Hiperhivatkozs"/>
@@ -1188,7 +1188,7 @@
                 <w:noProof/>
                 <w:webHidden/>
               </w:rPr>
-              <w:instrText xml:space="preserve"> PAGEREF _Toc227013988 \h </w:instrText>
+              <w:instrText xml:space="preserve"> PAGEREF _Toc227014744 \h </w:instrText>
             </w:r>
             <w:r>
               <w:rPr>
@@ -1228,7 +1228,7 @@
               <w:lang w:eastAsia="hu-HU"/>
             </w:rPr>
           </w:pPr>
-          <w:hyperlink w:anchor="_Toc227013989" w:history="1">
+          <w:hyperlink w:anchor="_Toc227014745" w:history="1">
             <w:r>
               <w:rPr>
                 <w:rStyle w:val="Hiperhivatkozs"/>
@@ -1257,7 +1257,7 @@
                 <w:noProof/>
                 <w:webHidden/>
               </w:rPr>
-              <w:instrText xml:space="preserve"> PAGEREF _Toc227013989 \h </w:instrText>
+              <w:instrText xml:space="preserve"> PAGEREF _Toc227014745 \h </w:instrText>
             </w:r>
             <w:r>
               <w:rPr>
@@ -1297,7 +1297,7 @@
               <w:lang w:eastAsia="hu-HU"/>
             </w:rPr>
           </w:pPr>
-          <w:hyperlink w:anchor="_Toc227013990" w:history="1">
+          <w:hyperlink w:anchor="_Toc227014746" w:history="1">
             <w:r>
               <w:rPr>
                 <w:rStyle w:val="Hiperhivatkozs"/>
@@ -1326,7 +1326,7 @@
                 <w:noProof/>
                 <w:webHidden/>
               </w:rPr>
-              <w:instrText xml:space="preserve"> PAGEREF _Toc227013990 \h </w:instrText>
+              <w:instrText xml:space="preserve"> PAGEREF _Toc227014746 \h </w:instrText>
             </w:r>
             <w:r>
               <w:rPr>
@@ -1366,7 +1366,7 @@
               <w:lang w:eastAsia="hu-HU"/>
             </w:rPr>
           </w:pPr>
-          <w:hyperlink w:anchor="_Toc227013991" w:history="1">
+          <w:hyperlink w:anchor="_Toc227014747" w:history="1">
             <w:r>
               <w:rPr>
                 <w:rStyle w:val="Hiperhivatkozs"/>
@@ -1395,7 +1395,7 @@
                 <w:noProof/>
                 <w:webHidden/>
               </w:rPr>
-              <w:instrText xml:space="preserve"> PAGEREF _Toc227013991 \h </w:instrText>
+              <w:instrText xml:space="preserve"> PAGEREF _Toc227014747 \h </w:instrText>
             </w:r>
             <w:r>
               <w:rPr>
@@ -1435,7 +1435,7 @@
               <w:lang w:eastAsia="hu-HU"/>
             </w:rPr>
           </w:pPr>
-          <w:hyperlink w:anchor="_Toc227013992" w:history="1">
+          <w:hyperlink w:anchor="_Toc227014748" w:history="1">
             <w:r>
               <w:rPr>
                 <w:rStyle w:val="Hiperhivatkozs"/>
@@ -1464,7 +1464,7 @@
                 <w:noProof/>
                 <w:webHidden/>
               </w:rPr>
-              <w:instrText xml:space="preserve"> PAGEREF _Toc227013992 \h </w:instrText>
+              <w:instrText xml:space="preserve"> PAGEREF _Toc227014748 \h </w:instrText>
             </w:r>
             <w:r>
               <w:rPr>
@@ -1504,7 +1504,7 @@
               <w:lang w:eastAsia="hu-HU"/>
             </w:rPr>
           </w:pPr>
-          <w:hyperlink w:anchor="_Toc227013993" w:history="1">
+          <w:hyperlink w:anchor="_Toc227014749" w:history="1">
             <w:r>
               <w:rPr>
                 <w:rStyle w:val="Hiperhivatkozs"/>
@@ -1533,7 +1533,7 @@
                 <w:noProof/>
                 <w:webHidden/>
               </w:rPr>
-              <w:instrText xml:space="preserve"> PAGEREF _Toc227013993 \h </w:instrText>
+              <w:instrText xml:space="preserve"> PAGEREF _Toc227014749 \h </w:instrText>
             </w:r>
             <w:r>
               <w:rPr>
@@ -1573,7 +1573,7 @@
               <w:lang w:eastAsia="hu-HU"/>
             </w:rPr>
           </w:pPr>
-          <w:hyperlink w:anchor="_Toc227013994" w:history="1">
+          <w:hyperlink w:anchor="_Toc227014750" w:history="1">
             <w:r>
               <w:rPr>
                 <w:rStyle w:val="Hiperhivatkozs"/>
@@ -1602,7 +1602,7 @@
                 <w:noProof/>
                 <w:webHidden/>
               </w:rPr>
-              <w:instrText xml:space="preserve"> PAGEREF _Toc227013994 \h </w:instrText>
+              <w:instrText xml:space="preserve"> PAGEREF _Toc227014750 \h </w:instrText>
             </w:r>
             <w:r>
               <w:rPr>
@@ -1642,7 +1642,7 @@
               <w:lang w:eastAsia="hu-HU"/>
             </w:rPr>
           </w:pPr>
-          <w:hyperlink w:anchor="_Toc227013995" w:history="1">
+          <w:hyperlink w:anchor="_Toc227014751" w:history="1">
             <w:r>
               <w:rPr>
                 <w:rStyle w:val="Hiperhivatkozs"/>
@@ -1671,7 +1671,7 @@
                 <w:noProof/>
                 <w:webHidden/>
               </w:rPr>
-              <w:instrText xml:space="preserve"> PAGEREF _Toc227013995 \h </w:instrText>
+              <w:instrText xml:space="preserve"> PAGEREF _Toc227014751 \h </w:instrText>
             </w:r>
             <w:r>
               <w:rPr>
@@ -1711,7 +1711,7 @@
               <w:lang w:eastAsia="hu-HU"/>
             </w:rPr>
           </w:pPr>
-          <w:hyperlink w:anchor="_Toc227013996" w:history="1">
+          <w:hyperlink w:anchor="_Toc227014752" w:history="1">
             <w:r>
               <w:rPr>
                 <w:rStyle w:val="Hiperhivatkozs"/>
@@ -1740,7 +1740,7 @@
                 <w:noProof/>
                 <w:webHidden/>
               </w:rPr>
-              <w:instrText xml:space="preserve"> PAGEREF _Toc227013996 \h </w:instrText>
+              <w:instrText xml:space="preserve"> PAGEREF _Toc227014752 \h </w:instrText>
             </w:r>
             <w:r>
               <w:rPr>
@@ -1780,7 +1780,7 @@
               <w:lang w:eastAsia="hu-HU"/>
             </w:rPr>
           </w:pPr>
-          <w:hyperlink w:anchor="_Toc227013997" w:history="1">
+          <w:hyperlink w:anchor="_Toc227014753" w:history="1">
             <w:r>
               <w:rPr>
                 <w:rStyle w:val="Hiperhivatkozs"/>
@@ -1809,7 +1809,7 @@
                 <w:noProof/>
                 <w:webHidden/>
               </w:rPr>
-              <w:instrText xml:space="preserve"> PAGEREF _Toc227013997 \h </w:instrText>
+              <w:instrText xml:space="preserve"> PAGEREF _Toc227014753 \h </w:instrText>
             </w:r>
             <w:r>
               <w:rPr>
@@ -1849,7 +1849,7 @@
               <w:lang w:eastAsia="hu-HU"/>
             </w:rPr>
           </w:pPr>
-          <w:hyperlink w:anchor="_Toc227013998" w:history="1">
+          <w:hyperlink w:anchor="_Toc227014754" w:history="1">
             <w:r>
               <w:rPr>
                 <w:rStyle w:val="Hiperhivatkozs"/>
@@ -1878,7 +1878,7 @@
                 <w:noProof/>
                 <w:webHidden/>
               </w:rPr>
-              <w:instrText xml:space="preserve"> PAGEREF _Toc227013998 \h </w:instrText>
+              <w:instrText xml:space="preserve"> PAGEREF _Toc227014754 \h </w:instrText>
             </w:r>
             <w:r>
               <w:rPr>
@@ -1918,7 +1918,7 @@
               <w:lang w:eastAsia="hu-HU"/>
             </w:rPr>
           </w:pPr>
-          <w:hyperlink w:anchor="_Toc227013999" w:history="1">
+          <w:hyperlink w:anchor="_Toc227014755" w:history="1">
             <w:r>
               <w:rPr>
                 <w:rStyle w:val="Hiperhivatkozs"/>
@@ -1947,7 +1947,7 @@
                 <w:noProof/>
                 <w:webHidden/>
               </w:rPr>
-              <w:instrText xml:space="preserve"> PAGEREF _Toc227013999 \h </w:instrText>
+              <w:instrText xml:space="preserve"> PAGEREF _Toc227014755 \h </w:instrText>
             </w:r>
             <w:r>
               <w:rPr>
@@ -1987,7 +1987,7 @@
               <w:lang w:eastAsia="hu-HU"/>
             </w:rPr>
           </w:pPr>
-          <w:hyperlink w:anchor="_Toc227014000" w:history="1">
+          <w:hyperlink w:anchor="_Toc227014756" w:history="1">
             <w:r>
               <w:rPr>
                 <w:rStyle w:val="Hiperhivatkozs"/>
@@ -2016,7 +2016,7 @@
                 <w:noProof/>
                 <w:webHidden/>
               </w:rPr>
-              <w:instrText xml:space="preserve"> PAGEREF _Toc227014000 \h </w:instrText>
+              <w:instrText xml:space="preserve"> PAGEREF _Toc227014756 \h </w:instrText>
             </w:r>
             <w:r>
               <w:rPr>
@@ -2056,7 +2056,7 @@
               <w:lang w:eastAsia="hu-HU"/>
             </w:rPr>
           </w:pPr>
-          <w:hyperlink w:anchor="_Toc227014001" w:history="1">
+          <w:hyperlink w:anchor="_Toc227014757" w:history="1">
             <w:r>
               <w:rPr>
                 <w:rStyle w:val="Hiperhivatkozs"/>
@@ -2085,7 +2085,7 @@
                 <w:noProof/>
                 <w:webHidden/>
               </w:rPr>
-              <w:instrText xml:space="preserve"> PAGEREF _Toc227014001 \h </w:instrText>
+              <w:instrText xml:space="preserve"> PAGEREF _Toc227014757 \h </w:instrText>
             </w:r>
             <w:r>
               <w:rPr>
@@ -2125,7 +2125,7 @@
               <w:lang w:eastAsia="hu-HU"/>
             </w:rPr>
           </w:pPr>
-          <w:hyperlink w:anchor="_Toc227014002" w:history="1">
+          <w:hyperlink w:anchor="_Toc227014758" w:history="1">
             <w:r>
               <w:rPr>
                 <w:rStyle w:val="Hiperhivatkozs"/>
@@ -2154,7 +2154,7 @@
                 <w:noProof/>
                 <w:webHidden/>
               </w:rPr>
-              <w:instrText xml:space="preserve"> PAGEREF _Toc227014002 \h </w:instrText>
+              <w:instrText xml:space="preserve"> PAGEREF _Toc227014758 \h </w:instrText>
             </w:r>
             <w:r>
               <w:rPr>
@@ -2194,7 +2194,7 @@
               <w:lang w:eastAsia="hu-HU"/>
             </w:rPr>
           </w:pPr>
-          <w:hyperlink w:anchor="_Toc227014003" w:history="1">
+          <w:hyperlink w:anchor="_Toc227014759" w:history="1">
             <w:r>
               <w:rPr>
                 <w:rStyle w:val="Hiperhivatkozs"/>
@@ -2223,7 +2223,7 @@
                 <w:noProof/>
                 <w:webHidden/>
               </w:rPr>
-              <w:instrText xml:space="preserve"> PAGEREF _Toc227014003 \h </w:instrText>
+              <w:instrText xml:space="preserve"> PAGEREF _Toc227014759 \h </w:instrText>
             </w:r>
             <w:r>
               <w:rPr>
@@ -2263,7 +2263,7 @@
               <w:lang w:eastAsia="hu-HU"/>
             </w:rPr>
           </w:pPr>
-          <w:hyperlink w:anchor="_Toc227014004" w:history="1">
+          <w:hyperlink w:anchor="_Toc227014760" w:history="1">
             <w:r>
               <w:rPr>
                 <w:rStyle w:val="Hiperhivatkozs"/>
@@ -2292,7 +2292,7 @@
                 <w:noProof/>
                 <w:webHidden/>
               </w:rPr>
-              <w:instrText xml:space="preserve"> PAGEREF _Toc227014004 \h </w:instrText>
+              <w:instrText xml:space="preserve"> PAGEREF _Toc227014760 \h </w:instrText>
             </w:r>
             <w:r>
               <w:rPr>
@@ -2332,7 +2332,7 @@
               <w:lang w:eastAsia="hu-HU"/>
             </w:rPr>
           </w:pPr>
-          <w:hyperlink w:anchor="_Toc227014005" w:history="1">
+          <w:hyperlink w:anchor="_Toc227014761" w:history="1">
             <w:r>
               <w:rPr>
                 <w:rStyle w:val="Hiperhivatkozs"/>
@@ -2361,7 +2361,7 @@
                 <w:noProof/>
                 <w:webHidden/>
               </w:rPr>
-              <w:instrText xml:space="preserve"> PAGEREF _Toc227014005 \h </w:instrText>
+              <w:instrText xml:space="preserve"> PAGEREF _Toc227014761 \h </w:instrText>
             </w:r>
             <w:r>
               <w:rPr>
@@ -2401,7 +2401,7 @@
               <w:lang w:eastAsia="hu-HU"/>
             </w:rPr>
           </w:pPr>
-          <w:hyperlink w:anchor="_Toc227014006" w:history="1">
+          <w:hyperlink w:anchor="_Toc227014762" w:history="1">
             <w:r>
               <w:rPr>
                 <w:rStyle w:val="Hiperhivatkozs"/>
@@ -2430,7 +2430,7 @@
                 <w:noProof/>
                 <w:webHidden/>
               </w:rPr>
-              <w:instrText xml:space="preserve"> PAGEREF _Toc227014006 \h </w:instrText>
+              <w:instrText xml:space="preserve"> PAGEREF _Toc227014762 \h </w:instrText>
             </w:r>
             <w:r>
               <w:rPr>
@@ -2470,7 +2470,7 @@
               <w:lang w:eastAsia="hu-HU"/>
             </w:rPr>
           </w:pPr>
-          <w:hyperlink w:anchor="_Toc227014007" w:history="1">
+          <w:hyperlink w:anchor="_Toc227014763" w:history="1">
             <w:r>
               <w:rPr>
                 <w:rStyle w:val="Hiperhivatkozs"/>
@@ -2499,7 +2499,7 @@
                 <w:noProof/>
                 <w:webHidden/>
               </w:rPr>
-              <w:instrText xml:space="preserve"> PAGEREF _Toc227014007 \h </w:instrText>
+              <w:instrText xml:space="preserve"> PAGEREF _Toc227014763 \h </w:instrText>
             </w:r>
             <w:r>
               <w:rPr>
@@ -2539,7 +2539,7 @@
               <w:lang w:eastAsia="hu-HU"/>
             </w:rPr>
           </w:pPr>
-          <w:hyperlink w:anchor="_Toc227014008" w:history="1">
+          <w:hyperlink w:anchor="_Toc227014764" w:history="1">
             <w:r>
               <w:rPr>
                 <w:rStyle w:val="Hiperhivatkozs"/>
@@ -2568,7 +2568,7 @@
                 <w:noProof/>
                 <w:webHidden/>
               </w:rPr>
-              <w:instrText xml:space="preserve"> PAGEREF _Toc227014008 \h </w:instrText>
+              <w:instrText xml:space="preserve"> PAGEREF _Toc227014764 \h </w:instrText>
             </w:r>
             <w:r>
               <w:rPr>
@@ -2608,7 +2608,7 @@
               <w:lang w:eastAsia="hu-HU"/>
             </w:rPr>
           </w:pPr>
-          <w:hyperlink w:anchor="_Toc227014009" w:history="1">
+          <w:hyperlink w:anchor="_Toc227014765" w:history="1">
             <w:r>
               <w:rPr>
                 <w:rStyle w:val="Hiperhivatkozs"/>
@@ -2637,7 +2637,7 @@
                 <w:noProof/>
                 <w:webHidden/>
               </w:rPr>
-              <w:instrText xml:space="preserve"> PAGEREF _Toc227014009 \h </w:instrText>
+              <w:instrText xml:space="preserve"> PAGEREF _Toc227014765 \h </w:instrText>
             </w:r>
             <w:r>
               <w:rPr>
@@ -2677,7 +2677,7 @@
               <w:lang w:eastAsia="hu-HU"/>
             </w:rPr>
           </w:pPr>
-          <w:hyperlink w:anchor="_Toc227014010" w:history="1">
+          <w:hyperlink w:anchor="_Toc227014766" w:history="1">
             <w:r>
               <w:rPr>
                 <w:rStyle w:val="Hiperhivatkozs"/>
@@ -2706,7 +2706,7 @@
                 <w:noProof/>
                 <w:webHidden/>
               </w:rPr>
-              <w:instrText xml:space="preserve"> PAGEREF _Toc227014010 \h </w:instrText>
+              <w:instrText xml:space="preserve"> PAGEREF _Toc227014766 \h </w:instrText>
             </w:r>
             <w:r>
               <w:rPr>
@@ -2746,7 +2746,7 @@
               <w:lang w:eastAsia="hu-HU"/>
             </w:rPr>
           </w:pPr>
-          <w:hyperlink w:anchor="_Toc227014011" w:history="1">
+          <w:hyperlink w:anchor="_Toc227014767" w:history="1">
             <w:r>
               <w:rPr>
                 <w:rStyle w:val="Hiperhivatkozs"/>
@@ -2775,7 +2775,7 @@
                 <w:noProof/>
                 <w:webHidden/>
               </w:rPr>
-              <w:instrText xml:space="preserve"> PAGEREF _Toc227014011 \h </w:instrText>
+              <w:instrText xml:space="preserve"> PAGEREF _Toc227014767 \h </w:instrText>
             </w:r>
             <w:r>
               <w:rPr>
@@ -2815,7 +2815,7 @@
               <w:lang w:eastAsia="hu-HU"/>
             </w:rPr>
           </w:pPr>
-          <w:hyperlink w:anchor="_Toc227014012" w:history="1">
+          <w:hyperlink w:anchor="_Toc227014768" w:history="1">
             <w:r>
               <w:rPr>
                 <w:rStyle w:val="Hiperhivatkozs"/>
@@ -2844,7 +2844,7 @@
                 <w:noProof/>
                 <w:webHidden/>
               </w:rPr>
-              <w:instrText xml:space="preserve"> PAGEREF _Toc227014012 \h </w:instrText>
+              <w:instrText xml:space="preserve"> PAGEREF _Toc227014768 \h </w:instrText>
             </w:r>
             <w:r>
               <w:rPr>
@@ -2884,7 +2884,7 @@
               <w:lang w:eastAsia="hu-HU"/>
             </w:rPr>
           </w:pPr>
-          <w:hyperlink w:anchor="_Toc227014013" w:history="1">
+          <w:hyperlink w:anchor="_Toc227014769" w:history="1">
             <w:r>
               <w:rPr>
                 <w:rStyle w:val="Hiperhivatkozs"/>
@@ -2913,7 +2913,7 @@
                 <w:noProof/>
                 <w:webHidden/>
               </w:rPr>
-              <w:instrText xml:space="preserve"> PAGEREF _Toc227014013 \h </w:instrText>
+              <w:instrText xml:space="preserve"> PAGEREF _Toc227014769 \h </w:instrText>
             </w:r>
             <w:r>
               <w:rPr>
@@ -2953,7 +2953,7 @@
               <w:lang w:eastAsia="hu-HU"/>
             </w:rPr>
           </w:pPr>
-          <w:hyperlink w:anchor="_Toc227014014" w:history="1">
+          <w:hyperlink w:anchor="_Toc227014770" w:history="1">
             <w:r>
               <w:rPr>
                 <w:rStyle w:val="Hiperhivatkozs"/>
@@ -2982,7 +2982,7 @@
                 <w:noProof/>
                 <w:webHidden/>
               </w:rPr>
-              <w:instrText xml:space="preserve"> PAGEREF _Toc227014014 \h </w:instrText>
+              <w:instrText xml:space="preserve"> PAGEREF _Toc227014770 \h </w:instrText>
             </w:r>
             <w:r>
               <w:rPr>
@@ -3022,7 +3022,7 @@
               <w:lang w:eastAsia="hu-HU"/>
             </w:rPr>
           </w:pPr>
-          <w:hyperlink w:anchor="_Toc227014015" w:history="1">
+          <w:hyperlink w:anchor="_Toc227014771" w:history="1">
             <w:r>
               <w:rPr>
                 <w:rStyle w:val="Hiperhivatkozs"/>
@@ -3051,7 +3051,7 @@
                 <w:noProof/>
                 <w:webHidden/>
               </w:rPr>
-              <w:instrText xml:space="preserve"> PAGEREF _Toc227014015 \h </w:instrText>
+              <w:instrText xml:space="preserve"> PAGEREF _Toc227014771 \h </w:instrText>
             </w:r>
             <w:r>
               <w:rPr>
@@ -3091,7 +3091,7 @@
               <w:lang w:eastAsia="hu-HU"/>
             </w:rPr>
           </w:pPr>
-          <w:hyperlink w:anchor="_Toc227014016" w:history="1">
+          <w:hyperlink w:anchor="_Toc227014772" w:history="1">
             <w:r>
               <w:rPr>
                 <w:rStyle w:val="Hiperhivatkozs"/>
@@ -3120,7 +3120,7 @@
                 <w:noProof/>
                 <w:webHidden/>
               </w:rPr>
-              <w:instrText xml:space="preserve"> PAGEREF _Toc227014016 \h </w:instrText>
+              <w:instrText xml:space="preserve"> PAGEREF _Toc227014772 \h </w:instrText>
             </w:r>
             <w:r>
               <w:rPr>
@@ -3160,7 +3160,7 @@
               <w:lang w:eastAsia="hu-HU"/>
             </w:rPr>
           </w:pPr>
-          <w:hyperlink w:anchor="_Toc227014017" w:history="1">
+          <w:hyperlink w:anchor="_Toc227014773" w:history="1">
             <w:r>
               <w:rPr>
                 <w:rStyle w:val="Hiperhivatkozs"/>
@@ -3189,7 +3189,7 @@
                 <w:noProof/>
                 <w:webHidden/>
               </w:rPr>
-              <w:instrText xml:space="preserve"> PAGEREF _Toc227014017 \h </w:instrText>
+              <w:instrText xml:space="preserve"> PAGEREF _Toc227014773 \h </w:instrText>
             </w:r>
             <w:r>
               <w:rPr>
@@ -3229,7 +3229,7 @@
               <w:lang w:eastAsia="hu-HU"/>
             </w:rPr>
           </w:pPr>
-          <w:hyperlink w:anchor="_Toc227014018" w:history="1">
+          <w:hyperlink w:anchor="_Toc227014774" w:history="1">
             <w:r>
               <w:rPr>
                 <w:rStyle w:val="Hiperhivatkozs"/>
@@ -3258,7 +3258,7 @@
                 <w:noProof/>
                 <w:webHidden/>
               </w:rPr>
-              <w:instrText xml:space="preserve"> PAGEREF _Toc227014018 \h </w:instrText>
+              <w:instrText xml:space="preserve"> PAGEREF _Toc227014774 \h </w:instrText>
             </w:r>
             <w:r>
               <w:rPr>
@@ -3298,7 +3298,7 @@
               <w:lang w:eastAsia="hu-HU"/>
             </w:rPr>
           </w:pPr>
-          <w:hyperlink w:anchor="_Toc227014019" w:history="1">
+          <w:hyperlink w:anchor="_Toc227014775" w:history="1">
             <w:r>
               <w:rPr>
                 <w:rStyle w:val="Hiperhivatkozs"/>
@@ -3327,7 +3327,7 @@
                 <w:noProof/>
                 <w:webHidden/>
               </w:rPr>
-              <w:instrText xml:space="preserve"> PAGEREF _Toc227014019 \h </w:instrText>
+              <w:instrText xml:space="preserve"> PAGEREF _Toc227014775 \h </w:instrText>
             </w:r>
             <w:r>
               <w:rPr>
@@ -3367,7 +3367,7 @@
               <w:lang w:eastAsia="hu-HU"/>
             </w:rPr>
           </w:pPr>
-          <w:hyperlink w:anchor="_Toc227014020" w:history="1">
+          <w:hyperlink w:anchor="_Toc227014776" w:history="1">
             <w:r>
               <w:rPr>
                 <w:rStyle w:val="Hiperhivatkozs"/>
@@ -3396,7 +3396,7 @@
                 <w:noProof/>
                 <w:webHidden/>
               </w:rPr>
-              <w:instrText xml:space="preserve"> PAGEREF _Toc227014020 \h </w:instrText>
+              <w:instrText xml:space="preserve"> PAGEREF _Toc227014776 \h </w:instrText>
             </w:r>
             <w:r>
               <w:rPr>
@@ -3436,7 +3436,7 @@
               <w:lang w:eastAsia="hu-HU"/>
             </w:rPr>
           </w:pPr>
-          <w:hyperlink w:anchor="_Toc227014021" w:history="1">
+          <w:hyperlink w:anchor="_Toc227014777" w:history="1">
             <w:r>
               <w:rPr>
                 <w:rStyle w:val="Hiperhivatkozs"/>
@@ -3465,7 +3465,7 @@
                 <w:noProof/>
                 <w:webHidden/>
               </w:rPr>
-              <w:instrText xml:space="preserve"> PAGEREF _Toc227014021 \h </w:instrText>
+              <w:instrText xml:space="preserve"> PAGEREF _Toc227014777 \h </w:instrText>
             </w:r>
             <w:r>
               <w:rPr>
@@ -3505,7 +3505,7 @@
               <w:lang w:eastAsia="hu-HU"/>
             </w:rPr>
           </w:pPr>
-          <w:hyperlink w:anchor="_Toc227014022" w:history="1">
+          <w:hyperlink w:anchor="_Toc227014778" w:history="1">
             <w:r>
               <w:rPr>
                 <w:rStyle w:val="Hiperhivatkozs"/>
@@ -3534,7 +3534,7 @@
                 <w:noProof/>
                 <w:webHidden/>
               </w:rPr>
-              <w:instrText xml:space="preserve"> PAGEREF _Toc227014022 \h </w:instrText>
+              <w:instrText xml:space="preserve"> PAGEREF _Toc227014778 \h </w:instrText>
             </w:r>
             <w:r>
               <w:rPr>
@@ -3574,7 +3574,7 @@
               <w:lang w:eastAsia="hu-HU"/>
             </w:rPr>
           </w:pPr>
-          <w:hyperlink w:anchor="_Toc227014023" w:history="1">
+          <w:hyperlink w:anchor="_Toc227014779" w:history="1">
             <w:r>
               <w:rPr>
                 <w:rStyle w:val="Hiperhivatkozs"/>
@@ -3603,7 +3603,7 @@
                 <w:noProof/>
                 <w:webHidden/>
               </w:rPr>
-              <w:instrText xml:space="preserve"> PAGEREF _Toc227014023 \h </w:instrText>
+              <w:instrText xml:space="preserve"> PAGEREF _Toc227014779 \h </w:instrText>
             </w:r>
             <w:r>
               <w:rPr>
@@ -3643,7 +3643,7 @@
               <w:lang w:eastAsia="hu-HU"/>
             </w:rPr>
           </w:pPr>
-          <w:hyperlink w:anchor="_Toc227014024" w:history="1">
+          <w:hyperlink w:anchor="_Toc227014780" w:history="1">
             <w:r>
               <w:rPr>
                 <w:rStyle w:val="Hiperhivatkozs"/>
@@ -3672,7 +3672,7 @@
                 <w:noProof/>
                 <w:webHidden/>
               </w:rPr>
-              <w:instrText xml:space="preserve"> PAGEREF _Toc227014024 \h </w:instrText>
+              <w:instrText xml:space="preserve"> PAGEREF _Toc227014780 \h </w:instrText>
             </w:r>
             <w:r>
               <w:rPr>
@@ -3712,7 +3712,7 @@
               <w:lang w:eastAsia="hu-HU"/>
             </w:rPr>
           </w:pPr>
-          <w:hyperlink w:anchor="_Toc227014025" w:history="1">
+          <w:hyperlink w:anchor="_Toc227014781" w:history="1">
             <w:r>
               <w:rPr>
                 <w:rStyle w:val="Hiperhivatkozs"/>
@@ -3741,7 +3741,7 @@
                 <w:noProof/>
                 <w:webHidden/>
               </w:rPr>
-              <w:instrText xml:space="preserve"> PAGEREF _Toc227014025 \h </w:instrText>
+              <w:instrText xml:space="preserve"> PAGEREF _Toc227014781 \h </w:instrText>
             </w:r>
             <w:r>
               <w:rPr>
@@ -3781,7 +3781,7 @@
               <w:lang w:eastAsia="hu-HU"/>
             </w:rPr>
           </w:pPr>
-          <w:hyperlink w:anchor="_Toc227014026" w:history="1">
+          <w:hyperlink w:anchor="_Toc227014782" w:history="1">
             <w:r>
               <w:rPr>
                 <w:rStyle w:val="Hiperhivatkozs"/>
@@ -3810,7 +3810,7 @@
                 <w:noProof/>
                 <w:webHidden/>
               </w:rPr>
-              <w:instrText xml:space="preserve"> PAGEREF _Toc227014026 \h </w:instrText>
+              <w:instrText xml:space="preserve"> PAGEREF _Toc227014782 \h </w:instrText>
             </w:r>
             <w:r>
               <w:rPr>
@@ -3850,7 +3850,7 @@
               <w:lang w:eastAsia="hu-HU"/>
             </w:rPr>
           </w:pPr>
-          <w:hyperlink w:anchor="_Toc227014027" w:history="1">
+          <w:hyperlink w:anchor="_Toc227014783" w:history="1">
             <w:r>
               <w:rPr>
                 <w:rStyle w:val="Hiperhivatkozs"/>
@@ -3879,7 +3879,7 @@
                 <w:noProof/>
                 <w:webHidden/>
               </w:rPr>
-              <w:instrText xml:space="preserve"> PAGEREF _Toc227014027 \h </w:instrText>
+              <w:instrText xml:space="preserve"> PAGEREF _Toc227014783 \h </w:instrText>
             </w:r>
             <w:r>
               <w:rPr>
@@ -3919,7 +3919,7 @@
               <w:lang w:eastAsia="hu-HU"/>
             </w:rPr>
           </w:pPr>
-          <w:hyperlink w:anchor="_Toc227014028" w:history="1">
+          <w:hyperlink w:anchor="_Toc227014784" w:history="1">
             <w:r>
               <w:rPr>
                 <w:rStyle w:val="Hiperhivatkozs"/>
@@ -3948,7 +3948,7 @@
                 <w:noProof/>
                 <w:webHidden/>
               </w:rPr>
-              <w:instrText xml:space="preserve"> PAGEREF _Toc227014028 \h </w:instrText>
+              <w:instrText xml:space="preserve"> PAGEREF _Toc227014784 \h </w:instrText>
             </w:r>
             <w:r>
               <w:rPr>
@@ -3991,7 +3991,7 @@
               <w:lang w:eastAsia="hu-HU"/>
             </w:rPr>
           </w:pPr>
-          <w:hyperlink w:anchor="_Toc227014029" w:history="1">
+          <w:hyperlink w:anchor="_Toc227014785" w:history="1">
             <w:r>
               <w:rPr>
                 <w:rStyle w:val="Hiperhivatkozs"/>
@@ -4033,7 +4033,7 @@
                 <w:noProof/>
                 <w:webHidden/>
               </w:rPr>
-              <w:instrText xml:space="preserve"> PAGEREF _Toc227014029 \h </w:instrText>
+              <w:instrText xml:space="preserve"> PAGEREF _Toc227014785 \h </w:instrText>
             </w:r>
             <w:r>
               <w:rPr>
@@ -4076,7 +4076,7 @@
               <w:lang w:eastAsia="hu-HU"/>
             </w:rPr>
           </w:pPr>
-          <w:hyperlink w:anchor="_Toc227014030" w:history="1">
+          <w:hyperlink w:anchor="_Toc227014786" w:history="1">
             <w:r>
               <w:rPr>
                 <w:rStyle w:val="Hiperhivatkozs"/>
@@ -4118,7 +4118,7 @@
                 <w:noProof/>
                 <w:webHidden/>
               </w:rPr>
-              <w:instrText xml:space="preserve"> PAGEREF _Toc227014030 \h </w:instrText>
+              <w:instrText xml:space="preserve"> PAGEREF _Toc227014786 \h </w:instrText>
             </w:r>
             <w:r>
               <w:rPr>
@@ -4161,7 +4161,7 @@
               <w:lang w:eastAsia="hu-HU"/>
             </w:rPr>
           </w:pPr>
-          <w:hyperlink w:anchor="_Toc227014031" w:history="1">
+          <w:hyperlink w:anchor="_Toc227014787" w:history="1">
             <w:r>
               <w:rPr>
                 <w:rStyle w:val="Hiperhivatkozs"/>
@@ -4203,7 +4203,7 @@
                 <w:noProof/>
                 <w:webHidden/>
               </w:rPr>
-              <w:instrText xml:space="preserve"> PAGEREF _Toc227014031 \h </w:instrText>
+              <w:instrText xml:space="preserve"> PAGEREF _Toc227014787 \h </w:instrText>
             </w:r>
             <w:r>
               <w:rPr>
@@ -4246,7 +4246,7 @@
               <w:lang w:eastAsia="hu-HU"/>
             </w:rPr>
           </w:pPr>
-          <w:hyperlink w:anchor="_Toc227014032" w:history="1">
+          <w:hyperlink w:anchor="_Toc227014788" w:history="1">
             <w:r>
               <w:rPr>
                 <w:rStyle w:val="Hiperhivatkozs"/>
@@ -4288,7 +4288,7 @@
                 <w:noProof/>
                 <w:webHidden/>
               </w:rPr>
-              <w:instrText xml:space="preserve"> PAGEREF _Toc227014032 \h </w:instrText>
+              <w:instrText xml:space="preserve"> PAGEREF _Toc227014788 \h </w:instrText>
             </w:r>
             <w:r>
               <w:rPr>
@@ -4331,7 +4331,7 @@
               <w:lang w:eastAsia="hu-HU"/>
             </w:rPr>
           </w:pPr>
-          <w:hyperlink w:anchor="_Toc227014033" w:history="1">
+          <w:hyperlink w:anchor="_Toc227014789" w:history="1">
             <w:r>
               <w:rPr>
                 <w:rStyle w:val="Hiperhivatkozs"/>
@@ -4373,7 +4373,7 @@
                 <w:noProof/>
                 <w:webHidden/>
               </w:rPr>
-              <w:instrText xml:space="preserve"> PAGEREF _Toc227014033 \h </w:instrText>
+              <w:instrText xml:space="preserve"> PAGEREF _Toc227014789 \h </w:instrText>
             </w:r>
             <w:r>
               <w:rPr>
@@ -4413,7 +4413,7 @@
               <w:lang w:eastAsia="hu-HU"/>
             </w:rPr>
           </w:pPr>
-          <w:hyperlink w:anchor="_Toc227014034" w:history="1">
+          <w:hyperlink w:anchor="_Toc227014790" w:history="1">
             <w:r>
               <w:rPr>
                 <w:rStyle w:val="Hiperhivatkozs"/>
@@ -4442,7 +4442,7 @@
                 <w:noProof/>
                 <w:webHidden/>
               </w:rPr>
-              <w:instrText xml:space="preserve"> PAGEREF _Toc227014034 \h </w:instrText>
+              <w:instrText xml:space="preserve"> PAGEREF _Toc227014790 \h </w:instrText>
             </w:r>
             <w:r>
               <w:rPr>
@@ -4482,7 +4482,7 @@
               <w:lang w:eastAsia="hu-HU"/>
             </w:rPr>
           </w:pPr>
-          <w:hyperlink w:anchor="_Toc227014035" w:history="1">
+          <w:hyperlink w:anchor="_Toc227014791" w:history="1">
             <w:r>
               <w:rPr>
                 <w:rStyle w:val="Hiperhivatkozs"/>
@@ -4509,7 +4509,7 @@
                 <w:noProof/>
                 <w:webHidden/>
               </w:rPr>
-              <w:instrText xml:space="preserve"> PAGEREF _Toc227014035 \h </w:instrText>
+              <w:instrText xml:space="preserve"> PAGEREF _Toc227014791 \h </w:instrText>
             </w:r>
             <w:r>
               <w:rPr>
@@ -4549,7 +4549,7 @@
               <w:lang w:eastAsia="hu-HU"/>
             </w:rPr>
           </w:pPr>
-          <w:hyperlink w:anchor="_Toc227014036" w:history="1">
+          <w:hyperlink w:anchor="_Toc227014792" w:history="1">
             <w:r>
               <w:rPr>
                 <w:rStyle w:val="Hiperhivatkozs"/>
@@ -4576,7 +4576,7 @@
                 <w:noProof/>
                 <w:webHidden/>
               </w:rPr>
-              <w:instrText xml:space="preserve"> PAGEREF _Toc227014036 \h </w:instrText>
+              <w:instrText xml:space="preserve"> PAGEREF _Toc227014792 \h </w:instrText>
             </w:r>
             <w:r>
               <w:rPr>
@@ -4616,7 +4616,7 @@
               <w:lang w:eastAsia="hu-HU"/>
             </w:rPr>
           </w:pPr>
-          <w:hyperlink w:anchor="_Toc227014037" w:history="1">
+          <w:hyperlink w:anchor="_Toc227014793" w:history="1">
             <w:r>
               <w:rPr>
                 <w:rStyle w:val="Hiperhivatkozs"/>
@@ -4643,7 +4643,7 @@
                 <w:noProof/>
                 <w:webHidden/>
               </w:rPr>
-              <w:instrText xml:space="preserve"> PAGEREF _Toc227014037 \h </w:instrText>
+              <w:instrText xml:space="preserve"> PAGEREF _Toc227014793 \h </w:instrText>
             </w:r>
             <w:r>
               <w:rPr>
@@ -4683,7 +4683,7 @@
               <w:lang w:eastAsia="hu-HU"/>
             </w:rPr>
           </w:pPr>
-          <w:hyperlink w:anchor="_Toc227014038" w:history="1">
+          <w:hyperlink w:anchor="_Toc227014794" w:history="1">
             <w:r>
               <w:rPr>
                 <w:rStyle w:val="Hiperhivatkozs"/>
@@ -4710,7 +4710,7 @@
                 <w:noProof/>
                 <w:webHidden/>
               </w:rPr>
-              <w:instrText xml:space="preserve"> PAGEREF _Toc227014038 \h </w:instrText>
+              <w:instrText xml:space="preserve"> PAGEREF _Toc227014794 \h </w:instrText>
             </w:r>
             <w:r>
               <w:rPr>
@@ -4750,7 +4750,7 @@
               <w:lang w:eastAsia="hu-HU"/>
             </w:rPr>
           </w:pPr>
-          <w:hyperlink w:anchor="_Toc227014039" w:history="1">
+          <w:hyperlink w:anchor="_Toc227014795" w:history="1">
             <w:r>
               <w:rPr>
                 <w:rStyle w:val="Hiperhivatkozs"/>
@@ -4777,7 +4777,7 @@
                 <w:noProof/>
                 <w:webHidden/>
               </w:rPr>
-              <w:instrText xml:space="preserve"> PAGEREF _Toc227014039 \h </w:instrText>
+              <w:instrText xml:space="preserve"> PAGEREF _Toc227014795 \h </w:instrText>
             </w:r>
             <w:r>
               <w:rPr>
@@ -4817,7 +4817,7 @@
               <w:lang w:eastAsia="hu-HU"/>
             </w:rPr>
           </w:pPr>
-          <w:hyperlink w:anchor="_Toc227014040" w:history="1">
+          <w:hyperlink w:anchor="_Toc227014796" w:history="1">
             <w:r>
               <w:rPr>
                 <w:rStyle w:val="Hiperhivatkozs"/>
@@ -4844,7 +4844,7 @@
                 <w:noProof/>
                 <w:webHidden/>
               </w:rPr>
-              <w:instrText xml:space="preserve"> PAGEREF _Toc227014040 \h </w:instrText>
+              <w:instrText xml:space="preserve"> PAGEREF _Toc227014796 \h </w:instrText>
             </w:r>
             <w:r>
               <w:rPr>
@@ -4884,7 +4884,7 @@
               <w:lang w:eastAsia="hu-HU"/>
             </w:rPr>
           </w:pPr>
-          <w:hyperlink w:anchor="_Toc227014041" w:history="1">
+          <w:hyperlink w:anchor="_Toc227014797" w:history="1">
             <w:r>
               <w:rPr>
                 <w:rStyle w:val="Hiperhivatkozs"/>
@@ -4911,7 +4911,7 @@
                 <w:noProof/>
                 <w:webHidden/>
               </w:rPr>
-              <w:instrText xml:space="preserve"> PAGEREF _Toc227014041 \h </w:instrText>
+              <w:instrText xml:space="preserve"> PAGEREF _Toc227014797 \h </w:instrText>
             </w:r>
             <w:r>
               <w:rPr>
@@ -4951,7 +4951,7 @@
               <w:lang w:eastAsia="hu-HU"/>
             </w:rPr>
           </w:pPr>
-          <w:hyperlink w:anchor="_Toc227014042" w:history="1">
+          <w:hyperlink w:anchor="_Toc227014798" w:history="1">
             <w:r>
               <w:rPr>
                 <w:rStyle w:val="Hiperhivatkozs"/>
@@ -4978,7 +4978,7 @@
                 <w:noProof/>
                 <w:webHidden/>
               </w:rPr>
-              <w:instrText xml:space="preserve"> PAGEREF _Toc227014042 \h </w:instrText>
+              <w:instrText xml:space="preserve"> PAGEREF _Toc227014798 \h </w:instrText>
             </w:r>
             <w:r>
               <w:rPr>
@@ -5018,7 +5018,7 @@
               <w:lang w:eastAsia="hu-HU"/>
             </w:rPr>
           </w:pPr>
-          <w:hyperlink w:anchor="_Toc227014043" w:history="1">
+          <w:hyperlink w:anchor="_Toc227014799" w:history="1">
             <w:r>
               <w:rPr>
                 <w:rStyle w:val="Hiperhivatkozs"/>
@@ -5045,7 +5045,7 @@
                 <w:noProof/>
                 <w:webHidden/>
               </w:rPr>
-              <w:instrText xml:space="preserve"> PAGEREF _Toc227014043 \h </w:instrText>
+              <w:instrText xml:space="preserve"> PAGEREF _Toc227014799 \h </w:instrText>
             </w:r>
             <w:r>
               <w:rPr>
@@ -5085,7 +5085,7 @@
               <w:lang w:eastAsia="hu-HU"/>
             </w:rPr>
           </w:pPr>
-          <w:hyperlink w:anchor="_Toc227014044" w:history="1">
+          <w:hyperlink w:anchor="_Toc227014800" w:history="1">
             <w:r>
               <w:rPr>
                 <w:rStyle w:val="Hiperhivatkozs"/>
@@ -5112,7 +5112,7 @@
                 <w:noProof/>
                 <w:webHidden/>
               </w:rPr>
-              <w:instrText xml:space="preserve"> PAGEREF _Toc227014044 \h </w:instrText>
+              <w:instrText xml:space="preserve"> PAGEREF _Toc227014800 \h </w:instrText>
             </w:r>
             <w:r>
               <w:rPr>
@@ -5152,7 +5152,7 @@
               <w:lang w:eastAsia="hu-HU"/>
             </w:rPr>
           </w:pPr>
-          <w:hyperlink w:anchor="_Toc227014045" w:history="1">
+          <w:hyperlink w:anchor="_Toc227014801" w:history="1">
             <w:r>
               <w:rPr>
                 <w:rStyle w:val="Hiperhivatkozs"/>
@@ -5179,7 +5179,7 @@
                 <w:noProof/>
                 <w:webHidden/>
               </w:rPr>
-              <w:instrText xml:space="preserve"> PAGEREF _Toc227014045 \h </w:instrText>
+              <w:instrText xml:space="preserve"> PAGEREF _Toc227014801 \h </w:instrText>
             </w:r>
             <w:r>
               <w:rPr>
@@ -5219,7 +5219,7 @@
               <w:lang w:eastAsia="hu-HU"/>
             </w:rPr>
           </w:pPr>
-          <w:hyperlink w:anchor="_Toc227014046" w:history="1">
+          <w:hyperlink w:anchor="_Toc227014802" w:history="1">
             <w:r>
               <w:rPr>
                 <w:rStyle w:val="Hiperhivatkozs"/>
@@ -5246,7 +5246,7 @@
                 <w:noProof/>
                 <w:webHidden/>
               </w:rPr>
-              <w:instrText xml:space="preserve"> PAGEREF _Toc227014046 \h </w:instrText>
+              <w:instrText xml:space="preserve"> PAGEREF _Toc227014802 \h </w:instrText>
             </w:r>
             <w:r>
               <w:rPr>
@@ -5286,7 +5286,7 @@
               <w:lang w:eastAsia="hu-HU"/>
             </w:rPr>
           </w:pPr>
-          <w:hyperlink w:anchor="_Toc227014047" w:history="1">
+          <w:hyperlink w:anchor="_Toc227014803" w:history="1">
             <w:r>
               <w:rPr>
                 <w:rStyle w:val="Hiperhivatkozs"/>
@@ -5313,7 +5313,7 @@
                 <w:noProof/>
                 <w:webHidden/>
               </w:rPr>
-              <w:instrText xml:space="preserve"> PAGEREF _Toc227014047 \h </w:instrText>
+              <w:instrText xml:space="preserve"> PAGEREF _Toc227014803 \h </w:instrText>
             </w:r>
             <w:r>
               <w:rPr>
@@ -5353,7 +5353,7 @@
               <w:lang w:eastAsia="hu-HU"/>
             </w:rPr>
           </w:pPr>
-          <w:hyperlink w:anchor="_Toc227014048" w:history="1">
+          <w:hyperlink w:anchor="_Toc227014804" w:history="1">
             <w:r>
               <w:rPr>
                 <w:rStyle w:val="Hiperhivatkozs"/>
@@ -5380,7 +5380,7 @@
                 <w:noProof/>
                 <w:webHidden/>
               </w:rPr>
-              <w:instrText xml:space="preserve"> PAGEREF _Toc227014048 \h </w:instrText>
+              <w:instrText xml:space="preserve"> PAGEREF _Toc227014804 \h </w:instrText>
             </w:r>
             <w:r>
               <w:rPr>
@@ -5420,7 +5420,7 @@
               <w:lang w:eastAsia="hu-HU"/>
             </w:rPr>
           </w:pPr>
-          <w:hyperlink w:anchor="_Toc227014049" w:history="1">
+          <w:hyperlink w:anchor="_Toc227014805" w:history="1">
             <w:r>
               <w:rPr>
                 <w:rStyle w:val="Hiperhivatkozs"/>
@@ -5449,7 +5449,7 @@
                 <w:noProof/>
                 <w:webHidden/>
               </w:rPr>
-              <w:instrText xml:space="preserve"> PAGEREF _Toc227014049 \h </w:instrText>
+              <w:instrText xml:space="preserve"> PAGEREF _Toc227014805 \h </w:instrText>
             </w:r>
             <w:r>
               <w:rPr>
@@ -5489,7 +5489,7 @@
               <w:lang w:eastAsia="hu-HU"/>
             </w:rPr>
           </w:pPr>
-          <w:hyperlink w:anchor="_Toc227014050" w:history="1">
+          <w:hyperlink w:anchor="_Toc227014806" w:history="1">
             <w:r>
               <w:rPr>
                 <w:rStyle w:val="Hiperhivatkozs"/>
@@ -5516,7 +5516,7 @@
                 <w:noProof/>
                 <w:webHidden/>
               </w:rPr>
-              <w:instrText xml:space="preserve"> PAGEREF _Toc227014050 \h </w:instrText>
+              <w:instrText xml:space="preserve"> PAGEREF _Toc227014806 \h </w:instrText>
             </w:r>
             <w:r>
               <w:rPr>
@@ -5559,7 +5559,7 @@
               <w:lang w:eastAsia="hu-HU"/>
             </w:rPr>
           </w:pPr>
-          <w:hyperlink w:anchor="_Toc227014051" w:history="1">
+          <w:hyperlink w:anchor="_Toc227014807" w:history="1">
             <w:r>
               <w:rPr>
                 <w:rStyle w:val="Hiperhivatkozs"/>
@@ -5605,7 +5605,7 @@
                 <w:noProof/>
                 <w:webHidden/>
               </w:rPr>
-              <w:instrText xml:space="preserve"> PAGEREF _Toc227014051 \h </w:instrText>
+              <w:instrText xml:space="preserve"> PAGEREF _Toc227014807 \h </w:instrText>
             </w:r>
             <w:r>
               <w:rPr>
@@ -5648,7 +5648,7 @@
               <w:lang w:eastAsia="hu-HU"/>
             </w:rPr>
           </w:pPr>
-          <w:hyperlink w:anchor="_Toc227014052" w:history="1">
+          <w:hyperlink w:anchor="_Toc227014808" w:history="1">
             <w:r>
               <w:rPr>
                 <w:rStyle w:val="Hiperhivatkozs"/>
@@ -5694,7 +5694,7 @@
                 <w:noProof/>
                 <w:webHidden/>
               </w:rPr>
-              <w:instrText xml:space="preserve"> PAGEREF _Toc227014052 \h </w:instrText>
+              <w:instrText xml:space="preserve"> PAGEREF _Toc227014808 \h </w:instrText>
             </w:r>
             <w:r>
               <w:rPr>
@@ -5737,7 +5737,7 @@
               <w:lang w:eastAsia="hu-HU"/>
             </w:rPr>
           </w:pPr>
-          <w:hyperlink w:anchor="_Toc227014053" w:history="1">
+          <w:hyperlink w:anchor="_Toc227014809" w:history="1">
             <w:r>
               <w:rPr>
                 <w:rStyle w:val="Hiperhivatkozs"/>
@@ -5783,7 +5783,7 @@
                 <w:noProof/>
                 <w:webHidden/>
               </w:rPr>
-              <w:instrText xml:space="preserve"> PAGEREF _Toc227014053 \h </w:instrText>
+              <w:instrText xml:space="preserve"> PAGEREF _Toc227014809 \h </w:instrText>
             </w:r>
             <w:r>
               <w:rPr>
@@ -5826,7 +5826,7 @@
               <w:lang w:eastAsia="hu-HU"/>
             </w:rPr>
           </w:pPr>
-          <w:hyperlink w:anchor="_Toc227014054" w:history="1">
+          <w:hyperlink w:anchor="_Toc227014810" w:history="1">
             <w:r>
               <w:rPr>
                 <w:rStyle w:val="Hiperhivatkozs"/>
@@ -5872,7 +5872,7 @@
                 <w:noProof/>
                 <w:webHidden/>
               </w:rPr>
-              <w:instrText xml:space="preserve"> PAGEREF _Toc227014054 \h </w:instrText>
+              <w:instrText xml:space="preserve"> PAGEREF _Toc227014810 \h </w:instrText>
             </w:r>
             <w:r>
               <w:rPr>
@@ -5915,7 +5915,7 @@
               <w:lang w:eastAsia="hu-HU"/>
             </w:rPr>
           </w:pPr>
-          <w:hyperlink w:anchor="_Toc227014055" w:history="1">
+          <w:hyperlink w:anchor="_Toc227014811" w:history="1">
             <w:r>
               <w:rPr>
                 <w:rStyle w:val="Hiperhivatkozs"/>
@@ -5961,7 +5961,7 @@
                 <w:noProof/>
                 <w:webHidden/>
               </w:rPr>
-              <w:instrText xml:space="preserve"> PAGEREF _Toc227014055 \h </w:instrText>
+              <w:instrText xml:space="preserve"> PAGEREF _Toc227014811 \h </w:instrText>
             </w:r>
             <w:r>
               <w:rPr>
@@ -6004,7 +6004,7 @@
               <w:lang w:eastAsia="hu-HU"/>
             </w:rPr>
           </w:pPr>
-          <w:hyperlink w:anchor="_Toc227014056" w:history="1">
+          <w:hyperlink w:anchor="_Toc227014812" w:history="1">
             <w:r>
               <w:rPr>
                 <w:rStyle w:val="Hiperhivatkozs"/>
@@ -6050,7 +6050,7 @@
                 <w:noProof/>
                 <w:webHidden/>
               </w:rPr>
-              <w:instrText xml:space="preserve"> PAGEREF _Toc227014056 \h </w:instrText>
+              <w:instrText xml:space="preserve"> PAGEREF _Toc227014812 \h </w:instrText>
             </w:r>
             <w:r>
               <w:rPr>
@@ -6093,7 +6093,7 @@
               <w:lang w:eastAsia="hu-HU"/>
             </w:rPr>
           </w:pPr>
-          <w:hyperlink w:anchor="_Toc227014057" w:history="1">
+          <w:hyperlink w:anchor="_Toc227014813" w:history="1">
             <w:r>
               <w:rPr>
                 <w:rStyle w:val="Hiperhivatkozs"/>
@@ -6139,7 +6139,7 @@
                 <w:noProof/>
                 <w:webHidden/>
               </w:rPr>
-              <w:instrText xml:space="preserve"> PAGEREF _Toc227014057 \h </w:instrText>
+              <w:instrText xml:space="preserve"> PAGEREF _Toc227014813 \h </w:instrText>
             </w:r>
             <w:r>
               <w:rPr>
@@ -6179,7 +6179,7 @@
               <w:lang w:eastAsia="hu-HU"/>
             </w:rPr>
           </w:pPr>
-          <w:hyperlink w:anchor="_Toc227014058" w:history="1">
+          <w:hyperlink w:anchor="_Toc227014814" w:history="1">
             <w:r>
               <w:rPr>
                 <w:rStyle w:val="Hiperhivatkozs"/>
@@ -6206,7 +6206,7 @@
                 <w:noProof/>
                 <w:webHidden/>
               </w:rPr>
-              <w:instrText xml:space="preserve"> PAGEREF _Toc227014058 \h </w:instrText>
+              <w:instrText xml:space="preserve"> PAGEREF _Toc227014814 \h </w:instrText>
             </w:r>
             <w:r>
               <w:rPr>
@@ -6246,7 +6246,7 @@
               <w:lang w:eastAsia="hu-HU"/>
             </w:rPr>
           </w:pPr>
-          <w:hyperlink w:anchor="_Toc227014059" w:history="1">
+          <w:hyperlink w:anchor="_Toc227014815" w:history="1">
             <w:r>
               <w:rPr>
                 <w:rStyle w:val="Hiperhivatkozs"/>
@@ -6273,7 +6273,7 @@
                 <w:noProof/>
                 <w:webHidden/>
               </w:rPr>
-              <w:instrText xml:space="preserve"> PAGEREF _Toc227014059 \h </w:instrText>
+              <w:instrText xml:space="preserve"> PAGEREF _Toc227014815 \h </w:instrText>
             </w:r>
             <w:r>
               <w:rPr>
@@ -6313,7 +6313,7 @@
               <w:lang w:eastAsia="hu-HU"/>
             </w:rPr>
           </w:pPr>
-          <w:hyperlink w:anchor="_Toc227014060" w:history="1">
+          <w:hyperlink w:anchor="_Toc227014816" w:history="1">
             <w:r>
               <w:rPr>
                 <w:rStyle w:val="Hiperhivatkozs"/>
@@ -6341,7 +6341,7 @@
                 <w:noProof/>
                 <w:webHidden/>
               </w:rPr>
-              <w:instrText xml:space="preserve"> PAGEREF _Toc227014060 \h </w:instrText>
+              <w:instrText xml:space="preserve"> PAGEREF _Toc227014816 \h </w:instrText>
             </w:r>
             <w:r>
               <w:rPr>
@@ -6384,7 +6384,7 @@
               <w:lang w:eastAsia="hu-HU"/>
             </w:rPr>
           </w:pPr>
-          <w:hyperlink w:anchor="_Toc227014061" w:history="1">
+          <w:hyperlink w:anchor="_Toc227014817" w:history="1">
             <w:r>
               <w:rPr>
                 <w:rStyle w:val="Hiperhivatkozs"/>
@@ -6430,7 +6430,7 @@
                 <w:noProof/>
                 <w:webHidden/>
               </w:rPr>
-              <w:instrText xml:space="preserve"> PAGEREF _Toc227014061 \h </w:instrText>
+              <w:instrText xml:space="preserve"> PAGEREF _Toc227014817 \h </w:instrText>
             </w:r>
             <w:r>
               <w:rPr>
@@ -6473,7 +6473,7 @@
               <w:lang w:eastAsia="hu-HU"/>
             </w:rPr>
           </w:pPr>
-          <w:hyperlink w:anchor="_Toc227014062" w:history="1">
+          <w:hyperlink w:anchor="_Toc227014818" w:history="1">
             <w:r>
               <w:rPr>
                 <w:rStyle w:val="Hiperhivatkozs"/>
@@ -6519,7 +6519,7 @@
                 <w:noProof/>
                 <w:webHidden/>
               </w:rPr>
-              <w:instrText xml:space="preserve"> PAGEREF _Toc227014062 \h </w:instrText>
+              <w:instrText xml:space="preserve"> PAGEREF _Toc227014818 \h </w:instrText>
             </w:r>
             <w:r>
               <w:rPr>
@@ -6559,7 +6559,7 @@
               <w:lang w:eastAsia="hu-HU"/>
             </w:rPr>
           </w:pPr>
-          <w:hyperlink w:anchor="_Toc227014063" w:history="1">
+          <w:hyperlink w:anchor="_Toc227014819" w:history="1">
             <w:r>
               <w:rPr>
                 <w:rStyle w:val="Hiperhivatkozs"/>
@@ -6588,7 +6588,7 @@
                 <w:noProof/>
                 <w:webHidden/>
               </w:rPr>
-              <w:instrText xml:space="preserve"> PAGEREF _Toc227014063 \h </w:instrText>
+              <w:instrText xml:space="preserve"> PAGEREF _Toc227014819 \h </w:instrText>
             </w:r>
             <w:r>
               <w:rPr>
@@ -6628,7 +6628,7 @@
               <w:lang w:eastAsia="hu-HU"/>
             </w:rPr>
           </w:pPr>
-          <w:hyperlink w:anchor="_Toc227014064" w:history="1">
+          <w:hyperlink w:anchor="_Toc227014820" w:history="1">
             <w:r>
               <w:rPr>
                 <w:rStyle w:val="Hiperhivatkozs"/>
@@ -6657,7 +6657,7 @@
                 <w:noProof/>
                 <w:webHidden/>
               </w:rPr>
-              <w:instrText xml:space="preserve"> PAGEREF _Toc227014064 \h </w:instrText>
+              <w:instrText xml:space="preserve"> PAGEREF _Toc227014820 \h </w:instrText>
             </w:r>
             <w:r>
               <w:rPr>
@@ -6697,7 +6697,7 @@
               <w:lang w:eastAsia="hu-HU"/>
             </w:rPr>
           </w:pPr>
-          <w:hyperlink w:anchor="_Toc227014065" w:history="1">
+          <w:hyperlink w:anchor="_Toc227014821" w:history="1">
             <w:r>
               <w:rPr>
                 <w:rStyle w:val="Hiperhivatkozs"/>
@@ -6726,7 +6726,7 @@
                 <w:noProof/>
                 <w:webHidden/>
               </w:rPr>
-              <w:instrText xml:space="preserve"> PAGEREF _Toc227014065 \h </w:instrText>
+              <w:instrText xml:space="preserve"> PAGEREF _Toc227014821 \h </w:instrText>
             </w:r>
             <w:r>
               <w:rPr>
@@ -6766,7 +6766,7 @@
               <w:lang w:eastAsia="hu-HU"/>
             </w:rPr>
           </w:pPr>
-          <w:hyperlink w:anchor="_Toc227014066" w:history="1">
+          <w:hyperlink w:anchor="_Toc227014822" w:history="1">
             <w:r>
               <w:rPr>
                 <w:rStyle w:val="Hiperhivatkozs"/>
@@ -6795,7 +6795,7 @@
                 <w:noProof/>
                 <w:webHidden/>
               </w:rPr>
-              <w:instrText xml:space="preserve"> PAGEREF _Toc227014066 \h </w:instrText>
+              <w:instrText xml:space="preserve"> PAGEREF _Toc227014822 \h </w:instrText>
             </w:r>
             <w:r>
               <w:rPr>
@@ -6835,7 +6835,7 @@
               <w:lang w:eastAsia="hu-HU"/>
             </w:rPr>
           </w:pPr>
-          <w:hyperlink w:anchor="_Toc227014067" w:history="1">
+          <w:hyperlink w:anchor="_Toc227014823" w:history="1">
             <w:r>
               <w:rPr>
                 <w:rStyle w:val="Hiperhivatkozs"/>
@@ -6864,7 +6864,7 @@
                 <w:noProof/>
                 <w:webHidden/>
               </w:rPr>
-              <w:instrText xml:space="preserve"> PAGEREF _Toc227014067 \h </w:instrText>
+              <w:instrText xml:space="preserve"> PAGEREF _Toc227014823 \h </w:instrText>
             </w:r>
             <w:r>
               <w:rPr>
@@ -6904,7 +6904,7 @@
               <w:lang w:eastAsia="hu-HU"/>
             </w:rPr>
           </w:pPr>
-          <w:hyperlink w:anchor="_Toc227014068" w:history="1">
+          <w:hyperlink w:anchor="_Toc227014824" w:history="1">
             <w:r>
               <w:rPr>
                 <w:rStyle w:val="Hiperhivatkozs"/>
@@ -6933,7 +6933,7 @@
                 <w:noProof/>
                 <w:webHidden/>
               </w:rPr>
-              <w:instrText xml:space="preserve"> PAGEREF _Toc227014068 \h </w:instrText>
+              <w:instrText xml:space="preserve"> PAGEREF _Toc227014824 \h </w:instrText>
             </w:r>
             <w:r>
               <w:rPr>
@@ -6973,7 +6973,7 @@
               <w:lang w:eastAsia="hu-HU"/>
             </w:rPr>
           </w:pPr>
-          <w:hyperlink w:anchor="_Toc227014069" w:history="1">
+          <w:hyperlink w:anchor="_Toc227014825" w:history="1">
             <w:r>
               <w:rPr>
                 <w:rStyle w:val="Hiperhivatkozs"/>
@@ -7002,7 +7002,7 @@
                 <w:noProof/>
                 <w:webHidden/>
               </w:rPr>
-              <w:instrText xml:space="preserve"> PAGEREF _Toc227014069 \h </w:instrText>
+              <w:instrText xml:space="preserve"> PAGEREF _Toc227014825 \h </w:instrText>
             </w:r>
             <w:r>
               <w:rPr>
@@ -7042,7 +7042,7 @@
               <w:lang w:eastAsia="hu-HU"/>
             </w:rPr>
           </w:pPr>
-          <w:hyperlink w:anchor="_Toc227014070" w:history="1">
+          <w:hyperlink w:anchor="_Toc227014826" w:history="1">
             <w:r>
               <w:rPr>
                 <w:rStyle w:val="Hiperhivatkozs"/>
@@ -7069,7 +7069,7 @@
                 <w:noProof/>
                 <w:webHidden/>
               </w:rPr>
-              <w:instrText xml:space="preserve"> PAGEREF _Toc227014070 \h </w:instrText>
+              <w:instrText xml:space="preserve"> PAGEREF _Toc227014826 \h </w:instrText>
             </w:r>
             <w:r>
               <w:rPr>
@@ -7109,7 +7109,7 @@
               <w:lang w:eastAsia="hu-HU"/>
             </w:rPr>
           </w:pPr>
-          <w:hyperlink w:anchor="_Toc227014071" w:history="1">
+          <w:hyperlink w:anchor="_Toc227014827" w:history="1">
             <w:r>
               <w:rPr>
                 <w:rStyle w:val="Hiperhivatkozs"/>
@@ -7136,7 +7136,7 @@
                 <w:noProof/>
                 <w:webHidden/>
               </w:rPr>
-              <w:instrText xml:space="preserve"> PAGEREF _Toc227014071 \h </w:instrText>
+              <w:instrText xml:space="preserve"> PAGEREF _Toc227014827 \h </w:instrText>
             </w:r>
             <w:r>
               <w:rPr>
@@ -7176,7 +7176,7 @@
               <w:lang w:eastAsia="hu-HU"/>
             </w:rPr>
           </w:pPr>
-          <w:hyperlink w:anchor="_Toc227014072" w:history="1">
+          <w:hyperlink w:anchor="_Toc227014828" w:history="1">
             <w:r>
               <w:rPr>
                 <w:rStyle w:val="Hiperhivatkozs"/>
@@ -7203,7 +7203,7 @@
                 <w:noProof/>
                 <w:webHidden/>
               </w:rPr>
-              <w:instrText xml:space="preserve"> PAGEREF _Toc227014072 \h </w:instrText>
+              <w:instrText xml:space="preserve"> PAGEREF _Toc227014828 \h </w:instrText>
             </w:r>
             <w:r>
               <w:rPr>
@@ -7243,7 +7243,7 @@
               <w:lang w:eastAsia="hu-HU"/>
             </w:rPr>
           </w:pPr>
-          <w:hyperlink w:anchor="_Toc227014073" w:history="1">
+          <w:hyperlink w:anchor="_Toc227014829" w:history="1">
             <w:r>
               <w:rPr>
                 <w:rStyle w:val="Hiperhivatkozs"/>
@@ -7270,7 +7270,7 @@
                 <w:noProof/>
                 <w:webHidden/>
               </w:rPr>
-              <w:instrText xml:space="preserve"> PAGEREF _Toc227014073 \h </w:instrText>
+              <w:instrText xml:space="preserve"> PAGEREF _Toc227014829 \h </w:instrText>
             </w:r>
             <w:r>
               <w:rPr>
@@ -7310,7 +7310,7 @@
               <w:lang w:eastAsia="hu-HU"/>
             </w:rPr>
           </w:pPr>
-          <w:hyperlink w:anchor="_Toc227014074" w:history="1">
+          <w:hyperlink w:anchor="_Toc227014830" w:history="1">
             <w:r>
               <w:rPr>
                 <w:rStyle w:val="Hiperhivatkozs"/>
@@ -7337,7 +7337,7 @@
                 <w:noProof/>
                 <w:webHidden/>
               </w:rPr>
-              <w:instrText xml:space="preserve"> PAGEREF _Toc227014074 \h </w:instrText>
+              <w:instrText xml:space="preserve"> PAGEREF _Toc227014830 \h </w:instrText>
             </w:r>
             <w:r>
               <w:rPr>
@@ -7377,7 +7377,7 @@
               <w:lang w:eastAsia="hu-HU"/>
             </w:rPr>
           </w:pPr>
-          <w:hyperlink w:anchor="_Toc227014075" w:history="1">
+          <w:hyperlink w:anchor="_Toc227014831" w:history="1">
             <w:r>
               <w:rPr>
                 <w:rStyle w:val="Hiperhivatkozs"/>
@@ -7404,7 +7404,7 @@
                 <w:noProof/>
                 <w:webHidden/>
               </w:rPr>
-              <w:instrText xml:space="preserve"> PAGEREF _Toc227014075 \h </w:instrText>
+              <w:instrText xml:space="preserve"> PAGEREF _Toc227014831 \h </w:instrText>
             </w:r>
             <w:r>
               <w:rPr>
@@ -7444,7 +7444,7 @@
               <w:lang w:eastAsia="hu-HU"/>
             </w:rPr>
           </w:pPr>
-          <w:hyperlink w:anchor="_Toc227014076" w:history="1">
+          <w:hyperlink w:anchor="_Toc227014832" w:history="1">
             <w:r>
               <w:rPr>
                 <w:rStyle w:val="Hiperhivatkozs"/>
@@ -7473,7 +7473,7 @@
                 <w:noProof/>
                 <w:webHidden/>
               </w:rPr>
-              <w:instrText xml:space="preserve"> PAGEREF _Toc227014076 \h </w:instrText>
+              <w:instrText xml:space="preserve"> PAGEREF _Toc227014832 \h </w:instrText>
             </w:r>
             <w:r>
               <w:rPr>
@@ -7516,13 +7516,13 @@
               <w:lang w:eastAsia="hu-HU"/>
             </w:rPr>
           </w:pPr>
-          <w:hyperlink w:anchor="_Toc227014077" w:history="1">
+          <w:hyperlink w:anchor="_Toc227014833" w:history="1">
             <w:r>
               <w:rPr>
                 <w:rStyle w:val="Hiperhivatkozs"/>
                 <w:noProof/>
               </w:rPr>
-              <w:t>3.</w:t>
+              <w:t>1.</w:t>
             </w:r>
             <w:r>
               <w:rPr>
@@ -7558,7 +7558,7 @@
                 <w:noProof/>
                 <w:webHidden/>
               </w:rPr>
-              <w:instrText xml:space="preserve"> PAGEREF _Toc227014077 \h </w:instrText>
+              <w:instrText xml:space="preserve"> PAGEREF _Toc227014833 \h </w:instrText>
             </w:r>
             <w:r>
               <w:rPr>
@@ -7601,13 +7601,13 @@
               <w:lang w:eastAsia="hu-HU"/>
             </w:rPr>
           </w:pPr>
-          <w:hyperlink w:anchor="_Toc227014078" w:history="1">
+          <w:hyperlink w:anchor="_Toc227014834" w:history="1">
             <w:r>
               <w:rPr>
                 <w:rStyle w:val="Hiperhivatkozs"/>
                 <w:noProof/>
               </w:rPr>
-              <w:t>4.</w:t>
+              <w:t>2.</w:t>
             </w:r>
             <w:r>
               <w:rPr>
@@ -7643,7 +7643,7 @@
                 <w:noProof/>
                 <w:webHidden/>
               </w:rPr>
-              <w:instrText xml:space="preserve"> PAGEREF _Toc227014078 \h </w:instrText>
+              <w:instrText xml:space="preserve"> PAGEREF _Toc227014834 \h </w:instrText>
             </w:r>
             <w:r>
               <w:rPr>
@@ -7686,13 +7686,13 @@
               <w:lang w:eastAsia="hu-HU"/>
             </w:rPr>
           </w:pPr>
-          <w:hyperlink w:anchor="_Toc227014079" w:history="1">
+          <w:hyperlink w:anchor="_Toc227014835" w:history="1">
             <w:r>
               <w:rPr>
                 <w:rStyle w:val="Hiperhivatkozs"/>
                 <w:noProof/>
               </w:rPr>
-              <w:t>5.</w:t>
+              <w:t>3.</w:t>
             </w:r>
             <w:r>
               <w:rPr>
@@ -7728,7 +7728,7 @@
                 <w:noProof/>
                 <w:webHidden/>
               </w:rPr>
-              <w:instrText xml:space="preserve"> PAGEREF _Toc227014079 \h </w:instrText>
+              <w:instrText xml:space="preserve"> PAGEREF _Toc227014835 \h </w:instrText>
             </w:r>
             <w:r>
               <w:rPr>
@@ -7771,13 +7771,13 @@
               <w:lang w:eastAsia="hu-HU"/>
             </w:rPr>
           </w:pPr>
-          <w:hyperlink w:anchor="_Toc227014080" w:history="1">
+          <w:hyperlink w:anchor="_Toc227014836" w:history="1">
             <w:r>
               <w:rPr>
                 <w:rStyle w:val="Hiperhivatkozs"/>
                 <w:noProof/>
               </w:rPr>
-              <w:t>6.</w:t>
+              <w:t>4.</w:t>
             </w:r>
             <w:r>
               <w:rPr>
@@ -7813,7 +7813,7 @@
                 <w:noProof/>
                 <w:webHidden/>
               </w:rPr>
-              <w:instrText xml:space="preserve"> PAGEREF _Toc227014080 \h </w:instrText>
+              <w:instrText xml:space="preserve"> PAGEREF _Toc227014836 \h </w:instrText>
             </w:r>
             <w:r>
               <w:rPr>
@@ -7856,7 +7856,7 @@
               <w:lang w:eastAsia="hu-HU"/>
             </w:rPr>
           </w:pPr>
-          <w:hyperlink w:anchor="_Toc227014081" w:history="1">
+          <w:hyperlink w:anchor="_Toc227014837" w:history="1">
             <w:r>
               <w:rPr>
                 <w:rStyle w:val="Hiperhivatkozs"/>
@@ -7898,7 +7898,7 @@
                 <w:noProof/>
                 <w:webHidden/>
               </w:rPr>
-              <w:instrText xml:space="preserve"> PAGEREF _Toc227014081 \h </w:instrText>
+              <w:instrText xml:space="preserve"> PAGEREF _Toc227014837 \h </w:instrText>
             </w:r>
             <w:r>
               <w:rPr>
@@ -7941,7 +7941,7 @@
               <w:lang w:eastAsia="hu-HU"/>
             </w:rPr>
           </w:pPr>
-          <w:hyperlink w:anchor="_Toc227014082" w:history="1">
+          <w:hyperlink w:anchor="_Toc227014838" w:history="1">
             <w:r>
               <w:rPr>
                 <w:rStyle w:val="Hiperhivatkozs"/>
@@ -7983,7 +7983,7 @@
                 <w:noProof/>
                 <w:webHidden/>
               </w:rPr>
-              <w:instrText xml:space="preserve"> PAGEREF _Toc227014082 \h </w:instrText>
+              <w:instrText xml:space="preserve"> PAGEREF _Toc227014838 \h </w:instrText>
             </w:r>
             <w:r>
               <w:rPr>
@@ -8026,7 +8026,7 @@
               <w:lang w:eastAsia="hu-HU"/>
             </w:rPr>
           </w:pPr>
-          <w:hyperlink w:anchor="_Toc227014083" w:history="1">
+          <w:hyperlink w:anchor="_Toc227014839" w:history="1">
             <w:r>
               <w:rPr>
                 <w:rStyle w:val="Hiperhivatkozs"/>
@@ -8068,7 +8068,7 @@
                 <w:noProof/>
                 <w:webHidden/>
               </w:rPr>
-              <w:instrText xml:space="preserve"> PAGEREF _Toc227014083 \h </w:instrText>
+              <w:instrText xml:space="preserve"> PAGEREF _Toc227014839 \h </w:instrText>
             </w:r>
             <w:r>
               <w:rPr>
@@ -8111,7 +8111,7 @@
               <w:lang w:eastAsia="hu-HU"/>
             </w:rPr>
           </w:pPr>
-          <w:hyperlink w:anchor="_Toc227014084" w:history="1">
+          <w:hyperlink w:anchor="_Toc227014840" w:history="1">
             <w:r>
               <w:rPr>
                 <w:rStyle w:val="Hiperhivatkozs"/>
@@ -8153,7 +8153,7 @@
                 <w:noProof/>
                 <w:webHidden/>
               </w:rPr>
-              <w:instrText xml:space="preserve"> PAGEREF _Toc227014084 \h </w:instrText>
+              <w:instrText xml:space="preserve"> PAGEREF _Toc227014840 \h </w:instrText>
             </w:r>
             <w:r>
               <w:rPr>
@@ -11540,7 +11540,7 @@
           <w:szCs w:val="44"/>
         </w:rPr>
       </w:pPr>
-      <w:bookmarkStart w:id="0" w:name="_Toc227013986"/>
+      <w:bookmarkStart w:id="0" w:name="_Toc227014742"/>
       <w:r>
         <w:rPr>
           <w:b/>
@@ -11588,7 +11588,7 @@
         </w:rPr>
       </w:pPr>
       <w:bookmarkStart w:id="1" w:name="_Toc225078597"/>
-      <w:bookmarkStart w:id="2" w:name="_Toc227013987"/>
+      <w:bookmarkStart w:id="2" w:name="_Toc227014743"/>
       <w:r>
         <w:rPr>
           <w:b/>
@@ -11692,7 +11692,7 @@
       </w:pPr>
       <w:bookmarkStart w:id="3" w:name="_Toc224845911"/>
       <w:bookmarkStart w:id="4" w:name="_Toc225078598"/>
-      <w:bookmarkStart w:id="5" w:name="_Toc227013988"/>
+      <w:bookmarkStart w:id="5" w:name="_Toc227014744"/>
       <w:r>
         <w:rPr>
           <w:rFonts w:eastAsia="Times New Roman"/>
@@ -11807,7 +11807,7 @@
       </w:pPr>
       <w:bookmarkStart w:id="6" w:name="_Toc224845912"/>
       <w:bookmarkStart w:id="7" w:name="_Toc225078599"/>
-      <w:bookmarkStart w:id="8" w:name="_Toc227013989"/>
+      <w:bookmarkStart w:id="8" w:name="_Toc227014745"/>
       <w:r>
         <w:rPr>
           <w:rFonts w:eastAsia="Times New Roman"/>
@@ -11838,7 +11838,7 @@
       </w:pPr>
       <w:bookmarkStart w:id="9" w:name="_Toc224845913"/>
       <w:bookmarkStart w:id="10" w:name="_Toc225078600"/>
-      <w:bookmarkStart w:id="11" w:name="_Toc227013990"/>
+      <w:bookmarkStart w:id="11" w:name="_Toc227014746"/>
       <w:r>
         <w:rPr>
           <w:rFonts w:eastAsia="Times New Roman" w:cs="Times New Roman"/>
@@ -11861,7 +11861,7 @@
       </w:pPr>
       <w:bookmarkStart w:id="12" w:name="_Toc224845914"/>
       <w:bookmarkStart w:id="13" w:name="_Toc225078601"/>
-      <w:bookmarkStart w:id="14" w:name="_Toc227013991"/>
+      <w:bookmarkStart w:id="14" w:name="_Toc227014747"/>
       <w:r>
         <w:rPr>
           <w:rFonts w:eastAsia="Times New Roman" w:cs="Times New Roman"/>
@@ -12136,7 +12136,7 @@
       </w:pPr>
       <w:bookmarkStart w:id="15" w:name="_Toc224845915"/>
       <w:bookmarkStart w:id="16" w:name="_Toc225078602"/>
-      <w:bookmarkStart w:id="17" w:name="_Toc227013992"/>
+      <w:bookmarkStart w:id="17" w:name="_Toc227014748"/>
       <w:r>
         <w:rPr>
           <w:rFonts w:eastAsia="Times New Roman" w:cs="Times New Roman"/>
@@ -12364,7 +12364,7 @@
       </w:pPr>
       <w:bookmarkStart w:id="18" w:name="_Toc224845916"/>
       <w:bookmarkStart w:id="19" w:name="_Toc225078603"/>
-      <w:bookmarkStart w:id="20" w:name="_Toc227013993"/>
+      <w:bookmarkStart w:id="20" w:name="_Toc227014749"/>
       <w:r>
         <w:rPr>
           <w:rFonts w:eastAsia="Times New Roman" w:cs="Times New Roman"/>
@@ -12797,7 +12797,7 @@
       </w:pPr>
       <w:bookmarkStart w:id="21" w:name="_Toc224845917"/>
       <w:bookmarkStart w:id="22" w:name="_Toc225078604"/>
-      <w:bookmarkStart w:id="23" w:name="_Toc227013994"/>
+      <w:bookmarkStart w:id="23" w:name="_Toc227014750"/>
       <w:r>
         <w:rPr>
           <w:rFonts w:eastAsia="Times New Roman" w:cs="Times New Roman"/>
@@ -12974,7 +12974,7 @@
       </w:pPr>
       <w:bookmarkStart w:id="24" w:name="_Toc224845918"/>
       <w:bookmarkStart w:id="25" w:name="_Toc225078605"/>
-      <w:bookmarkStart w:id="26" w:name="_Toc227013995"/>
+      <w:bookmarkStart w:id="26" w:name="_Toc227014751"/>
       <w:r>
         <w:rPr>
           <w:rFonts w:eastAsia="Times New Roman" w:cs="Times New Roman"/>
@@ -13174,7 +13174,7 @@
       </w:pPr>
       <w:bookmarkStart w:id="27" w:name="_Toc224845919"/>
       <w:bookmarkStart w:id="28" w:name="_Toc225078606"/>
-      <w:bookmarkStart w:id="29" w:name="_Toc227013996"/>
+      <w:bookmarkStart w:id="29" w:name="_Toc227014752"/>
       <w:r>
         <w:rPr>
           <w:rFonts w:eastAsia="Times New Roman" w:cs="Times New Roman"/>
@@ -13234,7 +13234,7 @@
       </w:pPr>
       <w:bookmarkStart w:id="30" w:name="_Toc224845926"/>
       <w:bookmarkStart w:id="31" w:name="_Toc225078613"/>
-      <w:bookmarkStart w:id="32" w:name="_Toc227013997"/>
+      <w:bookmarkStart w:id="32" w:name="_Toc227014753"/>
       <w:r>
         <w:rPr>
           <w:rFonts w:eastAsia="Times New Roman"/>
@@ -13318,7 +13318,7 @@
       </w:pPr>
       <w:bookmarkStart w:id="33" w:name="_Toc224845927"/>
       <w:bookmarkStart w:id="34" w:name="_Toc225078614"/>
-      <w:bookmarkStart w:id="35" w:name="_Toc227013998"/>
+      <w:bookmarkStart w:id="35" w:name="_Toc227014754"/>
       <w:r>
         <w:rPr>
           <w:rFonts w:eastAsia="Times New Roman" w:cs="Times New Roman"/>
@@ -13471,7 +13471,7 @@
       </w:pPr>
       <w:bookmarkStart w:id="36" w:name="_Toc224845928"/>
       <w:bookmarkStart w:id="37" w:name="_Toc225078615"/>
-      <w:bookmarkStart w:id="38" w:name="_Toc227013999"/>
+      <w:bookmarkStart w:id="38" w:name="_Toc227014755"/>
       <w:r>
         <w:rPr>
           <w:rFonts w:eastAsia="Times New Roman" w:cs="Times New Roman"/>
@@ -13680,7 +13680,7 @@
       </w:pPr>
       <w:bookmarkStart w:id="39" w:name="_Toc224845929"/>
       <w:bookmarkStart w:id="40" w:name="_Toc225078616"/>
-      <w:bookmarkStart w:id="41" w:name="_Toc227014000"/>
+      <w:bookmarkStart w:id="41" w:name="_Toc227014756"/>
       <w:r>
         <w:rPr>
           <w:rFonts w:eastAsia="Times New Roman" w:cs="Times New Roman"/>
@@ -13994,7 +13994,7 @@
       </w:pPr>
       <w:bookmarkStart w:id="42" w:name="_Toc224845930"/>
       <w:bookmarkStart w:id="43" w:name="_Toc225078617"/>
-      <w:bookmarkStart w:id="44" w:name="_Toc227014001"/>
+      <w:bookmarkStart w:id="44" w:name="_Toc227014757"/>
       <w:r>
         <w:rPr>
           <w:rFonts w:eastAsia="Times New Roman" w:cs="Times New Roman"/>
@@ -14163,7 +14163,7 @@
       </w:pPr>
       <w:bookmarkStart w:id="45" w:name="_Toc224845931"/>
       <w:bookmarkStart w:id="46" w:name="_Toc225078618"/>
-      <w:bookmarkStart w:id="47" w:name="_Toc227014002"/>
+      <w:bookmarkStart w:id="47" w:name="_Toc227014758"/>
       <w:r>
         <w:rPr>
           <w:rFonts w:eastAsia="Times New Roman" w:cs="Times New Roman"/>
@@ -14284,7 +14284,7 @@
       </w:pPr>
       <w:bookmarkStart w:id="48" w:name="_Toc224845932"/>
       <w:bookmarkStart w:id="49" w:name="_Toc225078619"/>
-      <w:bookmarkStart w:id="50" w:name="_Toc227014003"/>
+      <w:bookmarkStart w:id="50" w:name="_Toc227014759"/>
       <w:r>
         <w:rPr>
           <w:rFonts w:eastAsia="Times New Roman" w:cs="Times New Roman"/>
@@ -14424,7 +14424,7 @@
       </w:pPr>
       <w:bookmarkStart w:id="51" w:name="_Toc224845933"/>
       <w:bookmarkStart w:id="52" w:name="_Toc225078620"/>
-      <w:bookmarkStart w:id="53" w:name="_Toc227014004"/>
+      <w:bookmarkStart w:id="53" w:name="_Toc227014760"/>
       <w:r>
         <w:rPr>
           <w:rFonts w:eastAsia="Times New Roman"/>
@@ -14476,7 +14476,7 @@
       </w:pPr>
       <w:bookmarkStart w:id="54" w:name="_Toc224845934"/>
       <w:bookmarkStart w:id="55" w:name="_Toc225078621"/>
-      <w:bookmarkStart w:id="56" w:name="_Toc227014005"/>
+      <w:bookmarkStart w:id="56" w:name="_Toc227014761"/>
       <w:r>
         <w:rPr>
           <w:rFonts w:eastAsia="Times New Roman" w:cs="Times New Roman"/>
@@ -14496,7 +14496,7 @@
       </w:pPr>
       <w:bookmarkStart w:id="57" w:name="_Toc224845935"/>
       <w:bookmarkStart w:id="58" w:name="_Toc225078622"/>
-      <w:bookmarkStart w:id="59" w:name="_Toc227014006"/>
+      <w:bookmarkStart w:id="59" w:name="_Toc227014762"/>
       <w:r>
         <w:rPr>
           <w:rFonts w:eastAsia="Times New Roman" w:cs="Times New Roman"/>
@@ -14566,7 +14566,7 @@
       </w:pPr>
       <w:bookmarkStart w:id="60" w:name="_Toc224845936"/>
       <w:bookmarkStart w:id="61" w:name="_Toc225078623"/>
-      <w:bookmarkStart w:id="62" w:name="_Toc227014007"/>
+      <w:bookmarkStart w:id="62" w:name="_Toc227014763"/>
       <w:r>
         <w:rPr>
           <w:rFonts w:eastAsia="Times New Roman" w:cs="Times New Roman"/>
@@ -14701,7 +14701,7 @@
       </w:pPr>
       <w:bookmarkStart w:id="63" w:name="_Toc224845937"/>
       <w:bookmarkStart w:id="64" w:name="_Toc225078624"/>
-      <w:bookmarkStart w:id="65" w:name="_Toc227014008"/>
+      <w:bookmarkStart w:id="65" w:name="_Toc227014764"/>
       <w:r>
         <w:rPr>
           <w:rFonts w:eastAsia="Times New Roman" w:cs="Times New Roman"/>
@@ -14766,7 +14766,7 @@
       </w:pPr>
       <w:bookmarkStart w:id="66" w:name="_Toc224845938"/>
       <w:bookmarkStart w:id="67" w:name="_Toc225078625"/>
-      <w:bookmarkStart w:id="68" w:name="_Toc227014009"/>
+      <w:bookmarkStart w:id="68" w:name="_Toc227014765"/>
       <w:r>
         <w:rPr>
           <w:rFonts w:eastAsia="Times New Roman" w:cs="Times New Roman"/>
@@ -14786,7 +14786,7 @@
       </w:pPr>
       <w:bookmarkStart w:id="69" w:name="_Toc224845939"/>
       <w:bookmarkStart w:id="70" w:name="_Toc225078626"/>
-      <w:bookmarkStart w:id="71" w:name="_Toc227014010"/>
+      <w:bookmarkStart w:id="71" w:name="_Toc227014766"/>
       <w:r>
         <w:rPr>
           <w:rFonts w:eastAsia="Times New Roman" w:cs="Times New Roman"/>
@@ -14891,7 +14891,7 @@
       </w:pPr>
       <w:bookmarkStart w:id="72" w:name="_Toc224845940"/>
       <w:bookmarkStart w:id="73" w:name="_Toc225078627"/>
-      <w:bookmarkStart w:id="74" w:name="_Toc227014011"/>
+      <w:bookmarkStart w:id="74" w:name="_Toc227014767"/>
       <w:r>
         <w:rPr>
           <w:rFonts w:eastAsia="Times New Roman" w:cs="Times New Roman"/>
@@ -14980,7 +14980,7 @@
       </w:pPr>
       <w:bookmarkStart w:id="75" w:name="_Toc224845941"/>
       <w:bookmarkStart w:id="76" w:name="_Toc225078628"/>
-      <w:bookmarkStart w:id="77" w:name="_Toc227014012"/>
+      <w:bookmarkStart w:id="77" w:name="_Toc227014768"/>
       <w:r>
         <w:rPr>
           <w:rFonts w:eastAsia="Times New Roman" w:cs="Times New Roman"/>
@@ -15000,7 +15000,7 @@
       </w:pPr>
       <w:bookmarkStart w:id="78" w:name="_Toc224845942"/>
       <w:bookmarkStart w:id="79" w:name="_Toc225078629"/>
-      <w:bookmarkStart w:id="80" w:name="_Toc227014013"/>
+      <w:bookmarkStart w:id="80" w:name="_Toc227014769"/>
       <w:r>
         <w:rPr>
           <w:rFonts w:eastAsia="Times New Roman" w:cs="Times New Roman"/>
@@ -15089,7 +15089,7 @@
       </w:pPr>
       <w:bookmarkStart w:id="81" w:name="_Toc224845943"/>
       <w:bookmarkStart w:id="82" w:name="_Toc225078630"/>
-      <w:bookmarkStart w:id="83" w:name="_Toc227014014"/>
+      <w:bookmarkStart w:id="83" w:name="_Toc227014770"/>
       <w:r>
         <w:rPr>
           <w:rFonts w:eastAsia="Times New Roman" w:cs="Times New Roman"/>
@@ -15109,7 +15109,7 @@
       </w:pPr>
       <w:bookmarkStart w:id="84" w:name="_Toc224845944"/>
       <w:bookmarkStart w:id="85" w:name="_Toc225078631"/>
-      <w:bookmarkStart w:id="86" w:name="_Toc227014015"/>
+      <w:bookmarkStart w:id="86" w:name="_Toc227014771"/>
       <w:r>
         <w:rPr>
           <w:rFonts w:eastAsia="Times New Roman" w:cs="Times New Roman"/>
@@ -15198,7 +15198,7 @@
       </w:pPr>
       <w:bookmarkStart w:id="87" w:name="_Toc224845945"/>
       <w:bookmarkStart w:id="88" w:name="_Toc225078632"/>
-      <w:bookmarkStart w:id="89" w:name="_Toc227014016"/>
+      <w:bookmarkStart w:id="89" w:name="_Toc227014772"/>
       <w:r>
         <w:rPr>
           <w:rFonts w:eastAsia="Times New Roman" w:cs="Times New Roman"/>
@@ -15218,7 +15218,7 @@
       </w:pPr>
       <w:bookmarkStart w:id="90" w:name="_Toc224845946"/>
       <w:bookmarkStart w:id="91" w:name="_Toc225078633"/>
-      <w:bookmarkStart w:id="92" w:name="_Toc227014017"/>
+      <w:bookmarkStart w:id="92" w:name="_Toc227014773"/>
       <w:r>
         <w:rPr>
           <w:rFonts w:eastAsia="Times New Roman" w:cs="Times New Roman"/>
@@ -15311,7 +15311,7 @@
       </w:pPr>
       <w:bookmarkStart w:id="93" w:name="_Toc224845947"/>
       <w:bookmarkStart w:id="94" w:name="_Toc225078634"/>
-      <w:bookmarkStart w:id="95" w:name="_Toc227014018"/>
+      <w:bookmarkStart w:id="95" w:name="_Toc227014774"/>
       <w:r>
         <w:rPr>
           <w:rFonts w:eastAsia="Times New Roman" w:cs="Times New Roman"/>
@@ -15392,7 +15392,7 @@
       </w:pPr>
       <w:bookmarkStart w:id="96" w:name="_Toc224845948"/>
       <w:bookmarkStart w:id="97" w:name="_Toc225078635"/>
-      <w:bookmarkStart w:id="98" w:name="_Toc227014019"/>
+      <w:bookmarkStart w:id="98" w:name="_Toc227014775"/>
       <w:r>
         <w:rPr>
           <w:rFonts w:eastAsia="Times New Roman" w:cs="Times New Roman"/>
@@ -15412,7 +15412,7 @@
       </w:pPr>
       <w:bookmarkStart w:id="99" w:name="_Toc224845949"/>
       <w:bookmarkStart w:id="100" w:name="_Toc225078636"/>
-      <w:bookmarkStart w:id="101" w:name="_Toc227014020"/>
+      <w:bookmarkStart w:id="101" w:name="_Toc227014776"/>
       <w:r>
         <w:rPr>
           <w:rFonts w:eastAsia="Times New Roman" w:cs="Times New Roman"/>
@@ -15474,7 +15474,7 @@
       </w:pPr>
       <w:bookmarkStart w:id="102" w:name="_Toc224845950"/>
       <w:bookmarkStart w:id="103" w:name="_Toc225078637"/>
-      <w:bookmarkStart w:id="104" w:name="_Toc227014021"/>
+      <w:bookmarkStart w:id="104" w:name="_Toc227014777"/>
       <w:r>
         <w:rPr>
           <w:rFonts w:eastAsia="Times New Roman" w:cs="Times New Roman"/>
@@ -15555,7 +15555,7 @@
       </w:pPr>
       <w:bookmarkStart w:id="105" w:name="_Toc224845951"/>
       <w:bookmarkStart w:id="106" w:name="_Toc225078638"/>
-      <w:bookmarkStart w:id="107" w:name="_Toc227014022"/>
+      <w:bookmarkStart w:id="107" w:name="_Toc227014778"/>
       <w:r>
         <w:rPr>
           <w:rFonts w:eastAsia="Times New Roman" w:cs="Times New Roman"/>
@@ -15575,7 +15575,7 @@
       </w:pPr>
       <w:bookmarkStart w:id="108" w:name="_Toc224845952"/>
       <w:bookmarkStart w:id="109" w:name="_Toc225078639"/>
-      <w:bookmarkStart w:id="110" w:name="_Toc227014023"/>
+      <w:bookmarkStart w:id="110" w:name="_Toc227014779"/>
       <w:r>
         <w:rPr>
           <w:rFonts w:eastAsia="Times New Roman" w:cs="Times New Roman"/>
@@ -15637,7 +15637,7 @@
       </w:pPr>
       <w:bookmarkStart w:id="111" w:name="_Toc224845953"/>
       <w:bookmarkStart w:id="112" w:name="_Toc225078640"/>
-      <w:bookmarkStart w:id="113" w:name="_Toc227014024"/>
+      <w:bookmarkStart w:id="113" w:name="_Toc227014780"/>
       <w:r>
         <w:rPr>
           <w:rFonts w:eastAsia="Times New Roman" w:cs="Times New Roman"/>
@@ -15700,7 +15700,7 @@
       </w:pPr>
       <w:bookmarkStart w:id="114" w:name="_Toc224845954"/>
       <w:bookmarkStart w:id="115" w:name="_Toc225078641"/>
-      <w:bookmarkStart w:id="116" w:name="_Toc227014025"/>
+      <w:bookmarkStart w:id="116" w:name="_Toc227014781"/>
       <w:r>
         <w:rPr>
           <w:rFonts w:eastAsia="Times New Roman" w:cs="Times New Roman"/>
@@ -15788,7 +15788,7 @@
       </w:pPr>
       <w:bookmarkStart w:id="117" w:name="_Toc224845962"/>
       <w:bookmarkStart w:id="118" w:name="_Toc225078649"/>
-      <w:bookmarkStart w:id="119" w:name="_Toc227014026"/>
+      <w:bookmarkStart w:id="119" w:name="_Toc227014782"/>
       <w:r>
         <w:rPr>
           <w:rFonts w:eastAsia="Times New Roman"/>
@@ -16008,7 +16008,7 @@
       </w:pPr>
       <w:bookmarkStart w:id="120" w:name="_Toc224845984"/>
       <w:bookmarkStart w:id="121" w:name="_Toc225078671"/>
-      <w:bookmarkStart w:id="122" w:name="_Toc227014027"/>
+      <w:bookmarkStart w:id="122" w:name="_Toc227014783"/>
       <w:r>
         <w:rPr>
           <w:rFonts w:eastAsia="Times New Roman"/>
@@ -16220,7 +16220,7 @@
           <w:bCs/>
         </w:rPr>
       </w:pPr>
-      <w:bookmarkStart w:id="123" w:name="_Toc227014028"/>
+      <w:bookmarkStart w:id="123" w:name="_Toc227014784"/>
       <w:r>
         <w:rPr>
           <w:b/>
@@ -18685,7 +18685,7 @@
       <w:bookmarkStart w:id="124" w:name="_Toc224735084"/>
       <w:bookmarkStart w:id="125" w:name="_Toc224845993"/>
       <w:bookmarkStart w:id="126" w:name="_Toc225078681"/>
-      <w:bookmarkStart w:id="127" w:name="_Toc227014029"/>
+      <w:bookmarkStart w:id="127" w:name="_Toc227014785"/>
       <w:r>
         <w:lastRenderedPageBreak/>
         <w:t>Bejelentkezés:</w:t>
@@ -19140,7 +19140,7 @@
       <w:bookmarkStart w:id="128" w:name="_Toc224735085"/>
       <w:bookmarkStart w:id="129" w:name="_Toc224845994"/>
       <w:bookmarkStart w:id="130" w:name="_Toc225078682"/>
-      <w:bookmarkStart w:id="131" w:name="_Toc227014030"/>
+      <w:bookmarkStart w:id="131" w:name="_Toc227014786"/>
       <w:r>
         <w:lastRenderedPageBreak/>
         <w:t>Regisztráció:</w:t>
@@ -19705,7 +19705,7 @@
       <w:bookmarkStart w:id="132" w:name="_Toc224735088"/>
       <w:bookmarkStart w:id="133" w:name="_Toc224845997"/>
       <w:bookmarkStart w:id="134" w:name="_Toc225078685"/>
-      <w:bookmarkStart w:id="135" w:name="_Toc227014031"/>
+      <w:bookmarkStart w:id="135" w:name="_Toc227014787"/>
       <w:r>
         <w:t>Időpontfoglalás:</w:t>
       </w:r>
@@ -20385,7 +20385,7 @@
       <w:bookmarkStart w:id="136" w:name="_Toc224735089"/>
       <w:bookmarkStart w:id="137" w:name="_Toc224845998"/>
       <w:bookmarkStart w:id="138" w:name="_Toc225078686"/>
-      <w:bookmarkStart w:id="139" w:name="_Toc227014032"/>
+      <w:bookmarkStart w:id="139" w:name="_Toc227014788"/>
       <w:r>
         <w:lastRenderedPageBreak/>
         <w:t>Megrendelés rögzítése:</w:t>
@@ -21537,7 +21537,7 @@
       <w:bookmarkStart w:id="140" w:name="_Toc224735097"/>
       <w:bookmarkStart w:id="141" w:name="_Toc224846006"/>
       <w:bookmarkStart w:id="142" w:name="_Toc225078694"/>
-      <w:bookmarkStart w:id="143" w:name="_Toc227014033"/>
+      <w:bookmarkStart w:id="143" w:name="_Toc227014789"/>
       <w:r>
         <w:lastRenderedPageBreak/>
         <w:t>Új termék feltöltése:</w:t>
@@ -22197,7 +22197,7 @@
           <w:bCs/>
         </w:rPr>
       </w:pPr>
-      <w:bookmarkStart w:id="144" w:name="_Toc227014034"/>
+      <w:bookmarkStart w:id="144" w:name="_Toc227014790"/>
       <w:r>
         <w:rPr>
           <w:b/>
@@ -22254,14 +22254,14 @@
       <w:pPr>
         <w:pStyle w:val="Cmsor2"/>
       </w:pPr>
-      <w:bookmarkStart w:id="145" w:name="_Toc227014035"/>
+      <w:bookmarkStart w:id="145" w:name="_Toc227014791"/>
       <w:r>
         <w:t>Táblák:</w:t>
       </w:r>
       <w:bookmarkEnd w:id="145"/>
     </w:p>
     <w:p>
-      <w:bookmarkStart w:id="146" w:name="_Toc227014036"/>
+      <w:bookmarkStart w:id="146" w:name="_Toc227014792"/>
       <w:proofErr w:type="spellStart"/>
       <w:r>
         <w:rPr>
@@ -22299,7 +22299,7 @@
       </w:r>
     </w:p>
     <w:p>
-      <w:bookmarkStart w:id="147" w:name="_Toc227014037"/>
+      <w:bookmarkStart w:id="147" w:name="_Toc227014793"/>
       <w:r>
         <w:rPr>
           <w:rStyle w:val="Cmsor3Char"/>
@@ -22313,7 +22313,7 @@
       </w:r>
     </w:p>
     <w:p>
-      <w:bookmarkStart w:id="148" w:name="_Toc227014038"/>
+      <w:bookmarkStart w:id="148" w:name="_Toc227014794"/>
       <w:proofErr w:type="spellStart"/>
       <w:r>
         <w:rPr>
@@ -22335,7 +22335,7 @@
       </w:r>
     </w:p>
     <w:p>
-      <w:bookmarkStart w:id="149" w:name="_Toc227014039"/>
+      <w:bookmarkStart w:id="149" w:name="_Toc227014795"/>
       <w:proofErr w:type="spellStart"/>
       <w:r>
         <w:rPr>
@@ -22358,7 +22358,7 @@
       </w:r>
     </w:p>
     <w:p>
-      <w:bookmarkStart w:id="150" w:name="_Toc227014040"/>
+      <w:bookmarkStart w:id="150" w:name="_Toc227014796"/>
       <w:proofErr w:type="spellStart"/>
       <w:r>
         <w:rPr>
@@ -22386,7 +22386,7 @@
       </w:r>
     </w:p>
     <w:p>
-      <w:bookmarkStart w:id="151" w:name="_Toc227014041"/>
+      <w:bookmarkStart w:id="151" w:name="_Toc227014797"/>
       <w:proofErr w:type="spellStart"/>
       <w:r>
         <w:rPr>
@@ -22421,14 +22421,14 @@
       <w:pPr>
         <w:pStyle w:val="Cmsor2"/>
       </w:pPr>
-      <w:bookmarkStart w:id="152" w:name="_Toc227014042"/>
+      <w:bookmarkStart w:id="152" w:name="_Toc227014798"/>
       <w:r>
         <w:t>Kapcsolatok:</w:t>
       </w:r>
       <w:bookmarkEnd w:id="152"/>
     </w:p>
     <w:p>
-      <w:bookmarkStart w:id="153" w:name="_Toc227014043"/>
+      <w:bookmarkStart w:id="153" w:name="_Toc227014799"/>
       <w:r>
         <w:rPr>
           <w:rStyle w:val="Cmsor3Char"/>
@@ -22463,7 +22463,7 @@
       </w:r>
     </w:p>
     <w:p>
-      <w:bookmarkStart w:id="154" w:name="_Toc227014044"/>
+      <w:bookmarkStart w:id="154" w:name="_Toc227014800"/>
       <w:proofErr w:type="spellStart"/>
       <w:r>
         <w:rPr>
@@ -22506,7 +22506,7 @@
       </w:r>
     </w:p>
     <w:p>
-      <w:bookmarkStart w:id="155" w:name="_Toc227014045"/>
+      <w:bookmarkStart w:id="155" w:name="_Toc227014801"/>
       <w:proofErr w:type="spellStart"/>
       <w:r>
         <w:rPr>
@@ -22541,7 +22541,7 @@
       </w:r>
     </w:p>
     <w:p>
-      <w:bookmarkStart w:id="156" w:name="_Toc227014046"/>
+      <w:bookmarkStart w:id="156" w:name="_Toc227014802"/>
       <w:proofErr w:type="spellStart"/>
       <w:r>
         <w:rPr>
@@ -22576,7 +22576,7 @@
       </w:r>
     </w:p>
     <w:p>
-      <w:bookmarkStart w:id="157" w:name="_Toc227014047"/>
+      <w:bookmarkStart w:id="157" w:name="_Toc227014803"/>
       <w:proofErr w:type="spellStart"/>
       <w:r>
         <w:rPr>
@@ -22611,7 +22611,7 @@
       </w:r>
     </w:p>
     <w:p>
-      <w:bookmarkStart w:id="158" w:name="_Toc227014048"/>
+      <w:bookmarkStart w:id="158" w:name="_Toc227014804"/>
       <w:proofErr w:type="spellStart"/>
       <w:r>
         <w:rPr>
@@ -22670,7 +22670,7 @@
           <w:color w:val="auto"/>
         </w:rPr>
       </w:pPr>
-      <w:bookmarkStart w:id="159" w:name="_Toc227014049"/>
+      <w:bookmarkStart w:id="159" w:name="_Toc227014805"/>
       <w:r>
         <w:rPr>
           <w:b/>
@@ -28172,7 +28172,7 @@
         <w:pStyle w:val="Cmsor1"/>
         <w:jc w:val="center"/>
       </w:pPr>
-      <w:bookmarkStart w:id="160" w:name="_Toc227014050"/>
+      <w:bookmarkStart w:id="160" w:name="_Toc227014806"/>
       <w:r>
         <w:lastRenderedPageBreak/>
         <w:t>Frontend t</w:t>
@@ -28195,7 +28195,7 @@
           <w:bCs/>
         </w:rPr>
       </w:pPr>
-      <w:bookmarkStart w:id="161" w:name="_Toc227014051"/>
+      <w:bookmarkStart w:id="161" w:name="_Toc227014807"/>
       <w:r>
         <w:rPr>
           <w:b/>
@@ -28422,7 +28422,7 @@
           <w:bCs/>
         </w:rPr>
       </w:pPr>
-      <w:bookmarkStart w:id="162" w:name="_Toc227014052"/>
+      <w:bookmarkStart w:id="162" w:name="_Toc227014808"/>
       <w:r>
         <w:rPr>
           <w:b/>
@@ -28619,7 +28619,7 @@
           <w:bCs/>
         </w:rPr>
       </w:pPr>
-      <w:bookmarkStart w:id="163" w:name="_Toc227014053"/>
+      <w:bookmarkStart w:id="163" w:name="_Toc227014809"/>
       <w:r>
         <w:rPr>
           <w:b/>
@@ -28664,7 +28664,7 @@
           <w:bCs/>
         </w:rPr>
       </w:pPr>
-      <w:bookmarkStart w:id="164" w:name="_Toc227014054"/>
+      <w:bookmarkStart w:id="164" w:name="_Toc227014810"/>
       <w:r>
         <w:rPr>
           <w:b/>
@@ -28898,7 +28898,7 @@
         </w:rPr>
         <w:t xml:space="preserve"> </w:t>
       </w:r>
-      <w:bookmarkStart w:id="165" w:name="_Toc227014055"/>
+      <w:bookmarkStart w:id="165" w:name="_Toc227014811"/>
       <w:r>
         <w:rPr>
           <w:b/>
@@ -29051,7 +29051,7 @@
         <w:lastRenderedPageBreak/>
         <w:t xml:space="preserve"> </w:t>
       </w:r>
-      <w:bookmarkStart w:id="166" w:name="_Toc227014056"/>
+      <w:bookmarkStart w:id="166" w:name="_Toc227014812"/>
       <w:proofErr w:type="spellStart"/>
       <w:r>
         <w:rPr>
@@ -29211,7 +29211,7 @@
           <w:bCs/>
         </w:rPr>
       </w:pPr>
-      <w:bookmarkStart w:id="167" w:name="_Toc227014057"/>
+      <w:bookmarkStart w:id="167" w:name="_Toc227014813"/>
       <w:r>
         <w:rPr>
           <w:b/>
@@ -29251,7 +29251,7 @@
       <w:pPr>
         <w:pStyle w:val="Cmsor3"/>
       </w:pPr>
-      <w:bookmarkStart w:id="168" w:name="_Toc227014058"/>
+      <w:bookmarkStart w:id="168" w:name="_Toc227014814"/>
       <w:r>
         <w:lastRenderedPageBreak/>
         <w:t>Részletes tesztelési táblázat (felhasználói felület)</w:t>
@@ -30085,7 +30085,7 @@
         <w:pStyle w:val="Cmsor3"/>
       </w:pPr>
       <w:bookmarkStart w:id="204" w:name="_Toc225078726"/>
-      <w:bookmarkStart w:id="205" w:name="_Toc227014059"/>
+      <w:bookmarkStart w:id="205" w:name="_Toc227014815"/>
       <w:r>
         <w:lastRenderedPageBreak/>
         <w:t>Részletes tesztelési táblázat (adminisztrátori felület)</w:t>
@@ -31085,7 +31085,7 @@
         </w:rPr>
       </w:pPr>
       <w:bookmarkStart w:id="241" w:name="_Toc225078727"/>
-      <w:bookmarkStart w:id="242" w:name="_Toc227014060"/>
+      <w:bookmarkStart w:id="242" w:name="_Toc227014816"/>
       <w:r>
         <w:rPr>
           <w:b/>
@@ -31144,7 +31144,7 @@
           <w:bCs/>
         </w:rPr>
       </w:pPr>
-      <w:bookmarkStart w:id="245" w:name="_Toc227014061"/>
+      <w:bookmarkStart w:id="245" w:name="_Toc227014817"/>
       <w:r>
         <w:rPr>
           <w:rFonts w:eastAsia="Times New Roman"/>
@@ -31199,7 +31199,7 @@
       </w:pPr>
       <w:bookmarkStart w:id="246" w:name="_Toc224846073"/>
       <w:bookmarkStart w:id="247" w:name="_Toc225078729"/>
-      <w:bookmarkStart w:id="248" w:name="_Toc227014062"/>
+      <w:bookmarkStart w:id="248" w:name="_Toc227014818"/>
       <w:r>
         <w:rPr>
           <w:rFonts w:eastAsia="Times New Roman"/>
@@ -31222,7 +31222,7 @@
       </w:pPr>
       <w:bookmarkStart w:id="249" w:name="_Toc224846074"/>
       <w:bookmarkStart w:id="250" w:name="_Toc225078730"/>
-      <w:bookmarkStart w:id="251" w:name="_Toc227014063"/>
+      <w:bookmarkStart w:id="251" w:name="_Toc227014819"/>
       <w:r>
         <w:rPr>
           <w:rFonts w:eastAsia="Times New Roman"/>
@@ -31516,7 +31516,7 @@
       </w:pPr>
       <w:bookmarkStart w:id="252" w:name="_Toc224846075"/>
       <w:bookmarkStart w:id="253" w:name="_Toc225078731"/>
-      <w:bookmarkStart w:id="254" w:name="_Toc227014064"/>
+      <w:bookmarkStart w:id="254" w:name="_Toc227014820"/>
       <w:r>
         <w:rPr>
           <w:rFonts w:eastAsia="Times New Roman"/>
@@ -32129,7 +32129,7 @@
       </w:pPr>
       <w:bookmarkStart w:id="255" w:name="_Toc224846077"/>
       <w:bookmarkStart w:id="256" w:name="_Toc225078733"/>
-      <w:bookmarkStart w:id="257" w:name="_Toc227014065"/>
+      <w:bookmarkStart w:id="257" w:name="_Toc227014821"/>
       <w:r>
         <w:rPr>
           <w:rFonts w:eastAsia="Times New Roman"/>
@@ -32655,7 +32655,7 @@
       </w:pPr>
       <w:bookmarkStart w:id="258" w:name="_Toc224846078"/>
       <w:bookmarkStart w:id="259" w:name="_Toc225078734"/>
-      <w:bookmarkStart w:id="260" w:name="_Toc227014066"/>
+      <w:bookmarkStart w:id="260" w:name="_Toc227014822"/>
       <w:r>
         <w:rPr>
           <w:rFonts w:eastAsia="Times New Roman"/>
@@ -32677,7 +32677,7 @@
       </w:pPr>
       <w:bookmarkStart w:id="261" w:name="_Toc224846079"/>
       <w:bookmarkStart w:id="262" w:name="_Toc225078735"/>
-      <w:bookmarkStart w:id="263" w:name="_Toc227014067"/>
+      <w:bookmarkStart w:id="263" w:name="_Toc227014823"/>
       <w:r>
         <w:rPr>
           <w:rFonts w:eastAsia="Times New Roman"/>
@@ -33040,7 +33040,7 @@
       </w:pPr>
       <w:bookmarkStart w:id="264" w:name="_Toc224846080"/>
       <w:bookmarkStart w:id="265" w:name="_Toc225078736"/>
-      <w:bookmarkStart w:id="266" w:name="_Toc227014068"/>
+      <w:bookmarkStart w:id="266" w:name="_Toc227014824"/>
       <w:r>
         <w:rPr>
           <w:rFonts w:eastAsia="Times New Roman"/>
@@ -33934,7 +33934,7 @@
           <w:bCs/>
         </w:rPr>
       </w:pPr>
-      <w:bookmarkStart w:id="267" w:name="_Toc227014069"/>
+      <w:bookmarkStart w:id="267" w:name="_Toc227014825"/>
       <w:r>
         <w:rPr>
           <w:b/>
@@ -34158,7 +34158,7 @@
       <w:pPr>
         <w:pStyle w:val="Cmsor2"/>
       </w:pPr>
-      <w:bookmarkStart w:id="268" w:name="_Toc227014070"/>
+      <w:bookmarkStart w:id="268" w:name="_Toc227014826"/>
       <w:proofErr w:type="spellStart"/>
       <w:r>
         <w:t>React</w:t>
@@ -34329,7 +34329,7 @@
       <w:pPr>
         <w:pStyle w:val="Cmsor2"/>
       </w:pPr>
-      <w:bookmarkStart w:id="269" w:name="_Toc227014071"/>
+      <w:bookmarkStart w:id="269" w:name="_Toc227014827"/>
       <w:proofErr w:type="spellStart"/>
       <w:r>
         <w:lastRenderedPageBreak/>
@@ -34411,7 +34411,7 @@
       <w:pPr>
         <w:pStyle w:val="Cmsor2"/>
       </w:pPr>
-      <w:bookmarkStart w:id="270" w:name="_Toc227014072"/>
+      <w:bookmarkStart w:id="270" w:name="_Toc227014828"/>
       <w:proofErr w:type="spellStart"/>
       <w:r>
         <w:t>React</w:t>
@@ -34517,7 +34517,7 @@
       <w:pPr>
         <w:pStyle w:val="Cmsor2"/>
       </w:pPr>
-      <w:bookmarkStart w:id="271" w:name="_Toc227014073"/>
+      <w:bookmarkStart w:id="271" w:name="_Toc227014829"/>
       <w:proofErr w:type="spellStart"/>
       <w:r>
         <w:t>Tailwind</w:t>
@@ -34596,7 +34596,7 @@
       <w:pPr>
         <w:pStyle w:val="Cmsor2"/>
       </w:pPr>
-      <w:bookmarkStart w:id="272" w:name="_Toc227014074"/>
+      <w:bookmarkStart w:id="272" w:name="_Toc227014830"/>
       <w:proofErr w:type="spellStart"/>
       <w:r>
         <w:t>Flowbite</w:t>
@@ -34719,7 +34719,7 @@
       <w:pPr>
         <w:pStyle w:val="Cmsor2"/>
       </w:pPr>
-      <w:bookmarkStart w:id="273" w:name="_Toc227014075"/>
+      <w:bookmarkStart w:id="273" w:name="_Toc227014831"/>
       <w:proofErr w:type="spellStart"/>
       <w:r>
         <w:t>Zod</w:t>
@@ -34827,7 +34827,7 @@
           <w:bCs/>
         </w:rPr>
       </w:pPr>
-      <w:bookmarkStart w:id="274" w:name="_Toc227014076"/>
+      <w:bookmarkStart w:id="274" w:name="_Toc227014832"/>
       <w:r>
         <w:rPr>
           <w:b/>
@@ -34868,11 +34868,11 @@
       <w:pPr>
         <w:pStyle w:val="Cmsor2"/>
         <w:numPr>
-          <w:ilvl w:val="2"/>
+          <w:ilvl w:val="3"/>
           <w:numId w:val="6"/>
         </w:numPr>
       </w:pPr>
-      <w:bookmarkStart w:id="275" w:name="_Toc227014077"/>
+      <w:bookmarkStart w:id="275" w:name="_Toc227014833"/>
       <w:r>
         <w:lastRenderedPageBreak/>
         <w:t>Melléklet -  ER Diagram és Táblák</w:t>
@@ -34956,11 +34956,11 @@
       <w:pPr>
         <w:pStyle w:val="Cmsor2"/>
         <w:numPr>
-          <w:ilvl w:val="2"/>
+          <w:ilvl w:val="3"/>
           <w:numId w:val="6"/>
         </w:numPr>
       </w:pPr>
-      <w:bookmarkStart w:id="276" w:name="_Toc227014078"/>
+      <w:bookmarkStart w:id="276" w:name="_Toc227014834"/>
       <w:r>
         <w:lastRenderedPageBreak/>
         <w:t>Melléklet – Frontend Architektúra</w:t>
@@ -35053,7 +35053,7 @@
           <w:numId w:val="6"/>
         </w:numPr>
       </w:pPr>
-      <w:bookmarkStart w:id="277" w:name="_Toc227014079"/>
+      <w:bookmarkStart w:id="277" w:name="_Toc227014835"/>
       <w:r>
         <w:lastRenderedPageBreak/>
         <w:t>Melléklet – Backend felépítése</w:t>
@@ -35202,7 +35202,7 @@
           <w:numId w:val="6"/>
         </w:numPr>
       </w:pPr>
-      <w:bookmarkStart w:id="278" w:name="_Toc227014080"/>
+      <w:bookmarkStart w:id="278" w:name="_Toc227014836"/>
       <w:r>
         <w:lastRenderedPageBreak/>
         <w:t>Melléklet – Szekvencia diagramok</w:t>
@@ -35218,7 +35218,7 @@
           <w:numId w:val="6"/>
         </w:numPr>
       </w:pPr>
-      <w:bookmarkStart w:id="279" w:name="_Toc227014081"/>
+      <w:bookmarkStart w:id="279" w:name="_Toc227014837"/>
       <w:r>
         <w:t>Bejelentkezés</w:t>
       </w:r>
@@ -35305,7 +35305,7 @@
           <w:numId w:val="6"/>
         </w:numPr>
       </w:pPr>
-      <w:bookmarkStart w:id="280" w:name="_Toc227014082"/>
+      <w:bookmarkStart w:id="280" w:name="_Toc227014838"/>
       <w:r>
         <w:t>Megrendelés indítása</w:t>
       </w:r>
@@ -35382,7 +35382,7 @@
           <w:numId w:val="6"/>
         </w:numPr>
       </w:pPr>
-      <w:bookmarkStart w:id="281" w:name="_Toc227014083"/>
+      <w:bookmarkStart w:id="281" w:name="_Toc227014839"/>
       <w:r>
         <w:t>Termék hozzáadása</w:t>
       </w:r>
@@ -35465,7 +35465,7 @@
           <w:numId w:val="6"/>
         </w:numPr>
       </w:pPr>
-      <w:bookmarkStart w:id="282" w:name="_Toc227014084"/>
+      <w:bookmarkStart w:id="282" w:name="_Toc227014840"/>
       <w:r>
         <w:lastRenderedPageBreak/>
         <w:t>Szervizidőpontfoglalás</w:t>
@@ -36741,7 +36741,7 @@
   <w:abstractNum w:abstractNumId="11" w15:restartNumberingAfterBreak="0">
     <w:nsid w:val="2E8C6C63"/>
     <w:multiLevelType w:val="hybridMultilevel"/>
-    <w:tmpl w:val="749E66EA"/>
+    <w:tmpl w:val="96BC1972"/>
     <w:lvl w:ilvl="0" w:tplc="040E000F">
       <w:start w:val="1"/>
       <w:numFmt w:val="decimal"/>

--- a/doc/kesz_doksi/uj_osszeallitott_doksi.docx
+++ b/doc/kesz_doksi/uj_osszeallitott_doksi.docx
@@ -15806,7 +15806,7 @@
         <w:ind w:firstLine="708"/>
       </w:pPr>
       <w:r>
-        <w:t xml:space="preserve">Az oldalréteg az alkalmazás navigálható nézeteit tartalmazza. Minden oldal egy </w:t>
+        <w:t xml:space="preserve">Az alkalmazás navigálható nézetei. Minden oldal egy </w:t>
       </w:r>
       <w:proofErr w:type="spellStart"/>
       <w:r>
@@ -16092,7 +16092,29 @@
       </w:r>
       <w:proofErr w:type="spellEnd"/>
       <w:r>
-        <w:t xml:space="preserve"> komponensből áll. A </w:t>
+        <w:t xml:space="preserve"> komponensből áll</w:t>
+      </w:r>
+      <w:r>
+        <w:t xml:space="preserve">, amelyek </w:t>
+      </w:r>
+      <w:proofErr w:type="spellStart"/>
+      <w:r>
+        <w:t>React</w:t>
+      </w:r>
+      <w:proofErr w:type="spellEnd"/>
+      <w:r>
+        <w:t xml:space="preserve"> Router struktúrának megfelelő </w:t>
+      </w:r>
+      <w:proofErr w:type="spellStart"/>
+      <w:r>
+        <w:t>loader</w:t>
+      </w:r>
+      <w:proofErr w:type="spellEnd"/>
+      <w:r>
+        <w:t xml:space="preserve"> függvények</w:t>
+      </w:r>
+      <w:r>
+        <w:t xml:space="preserve">. A </w:t>
       </w:r>
       <w:proofErr w:type="spellStart"/>
       <w:r>
@@ -16174,6 +16196,24 @@
       <w:r>
         <w:t xml:space="preserve"> hiányában vagy nem megfelelő jogosultság esetén azonnal visszairányítja a felhasználót a bejelentkezési oldalra.</w:t>
       </w:r>
+    </w:p>
+    <w:p>
+      <w:pPr>
+        <w:spacing w:after="120" w:line="360" w:lineRule="auto"/>
+        <w:jc w:val="both"/>
+      </w:pPr>
+    </w:p>
+    <w:p>
+      <w:pPr>
+        <w:spacing w:after="120" w:line="360" w:lineRule="auto"/>
+        <w:jc w:val="both"/>
+      </w:pPr>
+    </w:p>
+    <w:p>
+      <w:pPr>
+        <w:spacing w:after="120" w:line="360" w:lineRule="auto"/>
+        <w:jc w:val="both"/>
+      </w:pPr>
     </w:p>
     <w:p>
       <w:pPr>
@@ -16284,7 +16324,6 @@
         </w:rPr>
       </w:pPr>
       <w:r>
-        <w:lastRenderedPageBreak/>
         <w:fldChar w:fldCharType="begin"/>
       </w:r>
       <w:r>
@@ -22718,13 +22757,13 @@
     <w:p/>
     <w:p>
       <w:pPr>
+        <w:pStyle w:val="Cmsor2"/>
         <w:rPr>
           <w:b/>
           <w:bCs/>
           <w:lang w:val="en-GB"/>
         </w:rPr>
       </w:pPr>
-      <w:proofErr w:type="spellStart"/>
       <w:r>
         <w:rPr>
           <w:b/>
@@ -22732,587 +22771,67 @@
           <w:lang w:val="en-GB"/>
         </w:rPr>
         <w:lastRenderedPageBreak/>
-        <w:t>Teszt</w:t>
-      </w:r>
-      <w:proofErr w:type="spellEnd"/>
+        <w:t xml:space="preserve">1. </w:t>
+      </w:r>
+      <w:proofErr w:type="spellStart"/>
       <w:r>
         <w:rPr>
           <w:b/>
           <w:bCs/>
           <w:lang w:val="en-GB"/>
         </w:rPr>
+        <w:t>Bevezetés</w:t>
+      </w:r>
+      <w:proofErr w:type="spellEnd"/>
+    </w:p>
+    <w:p>
+      <w:pPr>
+        <w:rPr>
+          <w:lang w:val="en-GB"/>
+        </w:rPr>
+      </w:pPr>
+    </w:p>
+    <w:p>
+      <w:pPr>
+        <w:pStyle w:val="Cmsor3"/>
+        <w:rPr>
+          <w:lang w:val="en-GB"/>
+        </w:rPr>
+      </w:pPr>
+      <w:r>
+        <w:rPr>
+          <w:lang w:val="en-GB"/>
+        </w:rPr>
+        <w:t xml:space="preserve">1.1 A </w:t>
+      </w:r>
+      <w:proofErr w:type="spellStart"/>
+      <w:r>
+        <w:rPr>
+          <w:lang w:val="en-GB"/>
+        </w:rPr>
+        <w:t>tesztrendszer</w:t>
+      </w:r>
+      <w:proofErr w:type="spellEnd"/>
+      <w:r>
+        <w:rPr>
+          <w:lang w:val="en-GB"/>
+        </w:rPr>
         <w:t xml:space="preserve"> </w:t>
       </w:r>
       <w:proofErr w:type="spellStart"/>
       <w:r>
         <w:rPr>
-          <w:b/>
-          <w:bCs/>
-          <w:lang w:val="en-GB"/>
-        </w:rPr>
-        <w:t>Dokumentáció</w:t>
-      </w:r>
-      <w:proofErr w:type="spellEnd"/>
-    </w:p>
-    <w:p>
-      <w:pPr>
-        <w:rPr>
-          <w:lang w:val="en-GB"/>
-        </w:rPr>
-      </w:pPr>
-      <w:proofErr w:type="spellStart"/>
-      <w:r>
-        <w:rPr>
-          <w:b/>
-          <w:bCs/>
-          <w:lang w:val="en-GB"/>
-        </w:rPr>
-        <w:t>CrossCountryBuilds</w:t>
-      </w:r>
-      <w:proofErr w:type="spellEnd"/>
-      <w:r>
-        <w:rPr>
-          <w:b/>
-          <w:bCs/>
-          <w:lang w:val="en-GB"/>
-        </w:rPr>
-        <w:t xml:space="preserve"> </w:t>
-      </w:r>
-      <w:proofErr w:type="spellStart"/>
-      <w:r>
-        <w:rPr>
-          <w:b/>
-          <w:bCs/>
-          <w:lang w:val="en-GB"/>
-        </w:rPr>
-        <w:t>Webshop</w:t>
-      </w:r>
-      <w:proofErr w:type="spellEnd"/>
-      <w:r>
-        <w:rPr>
-          <w:b/>
-          <w:bCs/>
-          <w:lang w:val="en-GB"/>
-        </w:rPr>
-        <w:t xml:space="preserve"> - Backend API </w:t>
-      </w:r>
-      <w:proofErr w:type="spellStart"/>
-      <w:r>
-        <w:rPr>
-          <w:b/>
-          <w:bCs/>
-          <w:lang w:val="en-GB"/>
-        </w:rPr>
-        <w:t>Tesztek</w:t>
-      </w:r>
-      <w:proofErr w:type="spellEnd"/>
-    </w:p>
-    <w:p>
-      <w:pPr>
-        <w:rPr>
-          <w:lang w:val="en-GB"/>
-        </w:rPr>
-      </w:pPr>
-      <w:proofErr w:type="spellStart"/>
-      <w:r>
-        <w:rPr>
-          <w:lang w:val="en-GB"/>
-        </w:rPr>
-        <w:t>Készült</w:t>
-      </w:r>
-      <w:proofErr w:type="spellEnd"/>
-      <w:r>
-        <w:rPr>
-          <w:lang w:val="en-GB"/>
-        </w:rPr>
-        <w:t xml:space="preserve">: 2026. </w:t>
-      </w:r>
-      <w:proofErr w:type="spellStart"/>
-      <w:r>
-        <w:rPr>
-          <w:lang w:val="en-GB"/>
-        </w:rPr>
-        <w:t>március</w:t>
-      </w:r>
-      <w:proofErr w:type="spellEnd"/>
-      <w:r>
-        <w:rPr>
-          <w:lang w:val="en-GB"/>
-        </w:rPr>
-        <w:t xml:space="preserve"> 26.</w:t>
-      </w:r>
-    </w:p>
-    <w:p>
-      <w:pPr>
-        <w:rPr>
-          <w:b/>
-          <w:bCs/>
-          <w:lang w:val="en-GB"/>
-        </w:rPr>
-      </w:pPr>
-      <w:proofErr w:type="spellStart"/>
-      <w:r>
-        <w:rPr>
-          <w:b/>
-          <w:bCs/>
-          <w:lang w:val="en-GB"/>
-        </w:rPr>
-        <w:t>Tartalomjegyzék</w:t>
-      </w:r>
-      <w:proofErr w:type="spellEnd"/>
-    </w:p>
-    <w:p>
-      <w:pPr>
-        <w:numPr>
-          <w:ilvl w:val="0"/>
-          <w:numId w:val="16"/>
-        </w:numPr>
-        <w:rPr>
-          <w:lang w:val="en-GB"/>
-        </w:rPr>
-      </w:pPr>
-      <w:r>
-        <w:rPr>
-          <w:lang w:val="en-GB"/>
-        </w:rPr>
-        <w:t xml:space="preserve">1. </w:t>
-      </w:r>
-      <w:proofErr w:type="spellStart"/>
-      <w:r>
-        <w:rPr>
-          <w:lang w:val="en-GB"/>
-        </w:rPr>
-        <w:t>Bevezetés</w:t>
-      </w:r>
-      <w:proofErr w:type="spellEnd"/>
-    </w:p>
-    <w:p>
-      <w:pPr>
-        <w:numPr>
-          <w:ilvl w:val="0"/>
-          <w:numId w:val="16"/>
-        </w:numPr>
-        <w:rPr>
-          <w:lang w:val="en-GB"/>
-        </w:rPr>
-      </w:pPr>
-      <w:r>
-        <w:rPr>
-          <w:lang w:val="en-GB"/>
-        </w:rPr>
-        <w:t xml:space="preserve">2. </w:t>
-      </w:r>
-      <w:proofErr w:type="spellStart"/>
-      <w:r>
-        <w:rPr>
-          <w:lang w:val="en-GB"/>
-        </w:rPr>
-        <w:t>Tesztkörnyezet</w:t>
-      </w:r>
-      <w:proofErr w:type="spellEnd"/>
-      <w:r>
-        <w:rPr>
-          <w:lang w:val="en-GB"/>
-        </w:rPr>
-        <w:t xml:space="preserve"> </w:t>
-      </w:r>
-      <w:proofErr w:type="spellStart"/>
-      <w:r>
-        <w:rPr>
-          <w:lang w:val="en-GB"/>
-        </w:rPr>
-        <w:t>konfigurációja</w:t>
-      </w:r>
-      <w:proofErr w:type="spellEnd"/>
-    </w:p>
-    <w:p>
-      <w:pPr>
-        <w:numPr>
-          <w:ilvl w:val="0"/>
-          <w:numId w:val="16"/>
-        </w:numPr>
-        <w:rPr>
-          <w:lang w:val="en-GB"/>
-        </w:rPr>
-      </w:pPr>
-      <w:r>
-        <w:rPr>
-          <w:lang w:val="en-GB"/>
-        </w:rPr>
-        <w:t xml:space="preserve">3. API </w:t>
-      </w:r>
-      <w:proofErr w:type="spellStart"/>
-      <w:r>
-        <w:rPr>
-          <w:lang w:val="en-GB"/>
-        </w:rPr>
-        <w:t>Tesztek</w:t>
-      </w:r>
-      <w:proofErr w:type="spellEnd"/>
-      <w:r>
-        <w:rPr>
-          <w:lang w:val="en-GB"/>
-        </w:rPr>
-        <w:t xml:space="preserve"> </w:t>
-      </w:r>
-      <w:proofErr w:type="spellStart"/>
-      <w:r>
-        <w:rPr>
-          <w:lang w:val="en-GB"/>
-        </w:rPr>
-        <w:t>áttekintése</w:t>
-      </w:r>
-      <w:proofErr w:type="spellEnd"/>
-    </w:p>
-    <w:p>
-      <w:pPr>
-        <w:numPr>
-          <w:ilvl w:val="0"/>
-          <w:numId w:val="16"/>
-        </w:numPr>
-        <w:rPr>
-          <w:lang w:val="en-GB"/>
-        </w:rPr>
-      </w:pPr>
-      <w:r>
-        <w:rPr>
-          <w:lang w:val="en-GB"/>
-        </w:rPr>
-        <w:t xml:space="preserve">4. </w:t>
-      </w:r>
-      <w:proofErr w:type="spellStart"/>
-      <w:r>
-        <w:rPr>
-          <w:lang w:val="en-GB"/>
-        </w:rPr>
-        <w:t>Részletes</w:t>
-      </w:r>
-      <w:proofErr w:type="spellEnd"/>
-      <w:r>
-        <w:rPr>
-          <w:lang w:val="en-GB"/>
-        </w:rPr>
-        <w:t xml:space="preserve"> </w:t>
-      </w:r>
-      <w:proofErr w:type="spellStart"/>
-      <w:r>
-        <w:rPr>
-          <w:lang w:val="en-GB"/>
-        </w:rPr>
-        <w:t>tesztesetek</w:t>
-      </w:r>
-      <w:proofErr w:type="spellEnd"/>
-      <w:r>
-        <w:rPr>
-          <w:lang w:val="en-GB"/>
-        </w:rPr>
-        <w:t xml:space="preserve"> </w:t>
-      </w:r>
-      <w:proofErr w:type="spellStart"/>
-      <w:r>
-        <w:rPr>
-          <w:lang w:val="en-GB"/>
-        </w:rPr>
-        <w:t>leírása</w:t>
-      </w:r>
-      <w:proofErr w:type="spellEnd"/>
-    </w:p>
-    <w:p>
-      <w:pPr>
-        <w:numPr>
-          <w:ilvl w:val="1"/>
-          <w:numId w:val="16"/>
-        </w:numPr>
-        <w:rPr>
-          <w:lang w:val="en-GB"/>
-        </w:rPr>
-      </w:pPr>
-      <w:r>
-        <w:rPr>
-          <w:lang w:val="en-GB"/>
-        </w:rPr>
-        <w:t xml:space="preserve">4.1 </w:t>
-      </w:r>
-      <w:proofErr w:type="spellStart"/>
-      <w:r>
-        <w:rPr>
-          <w:lang w:val="en-GB"/>
-        </w:rPr>
-        <w:t>Hitelesítés</w:t>
-      </w:r>
-      <w:proofErr w:type="spellEnd"/>
-      <w:r>
-        <w:rPr>
-          <w:lang w:val="en-GB"/>
-        </w:rPr>
-        <w:t xml:space="preserve"> (auth.test.js)</w:t>
-      </w:r>
-    </w:p>
-    <w:p>
-      <w:pPr>
-        <w:numPr>
-          <w:ilvl w:val="1"/>
-          <w:numId w:val="16"/>
-        </w:numPr>
-        <w:rPr>
-          <w:lang w:val="en-GB"/>
-        </w:rPr>
-      </w:pPr>
-      <w:r>
-        <w:rPr>
-          <w:lang w:val="en-GB"/>
-        </w:rPr>
-        <w:t xml:space="preserve">4.2 </w:t>
-      </w:r>
-      <w:proofErr w:type="spellStart"/>
-      <w:r>
-        <w:rPr>
-          <w:lang w:val="en-GB"/>
-        </w:rPr>
-        <w:t>Termékek</w:t>
-      </w:r>
-      <w:proofErr w:type="spellEnd"/>
-      <w:r>
-        <w:rPr>
-          <w:lang w:val="en-GB"/>
-        </w:rPr>
-        <w:t xml:space="preserve"> (products.test.js)</w:t>
-      </w:r>
-    </w:p>
-    <w:p>
-      <w:pPr>
-        <w:numPr>
-          <w:ilvl w:val="1"/>
-          <w:numId w:val="16"/>
-        </w:numPr>
-        <w:rPr>
-          <w:lang w:val="en-GB"/>
-        </w:rPr>
-      </w:pPr>
-      <w:r>
-        <w:rPr>
-          <w:lang w:val="en-GB"/>
-        </w:rPr>
-        <w:t xml:space="preserve">4.3 </w:t>
-      </w:r>
-      <w:proofErr w:type="spellStart"/>
-      <w:r>
-        <w:rPr>
-          <w:lang w:val="en-GB"/>
-        </w:rPr>
-        <w:t>Megrendelések</w:t>
-      </w:r>
-      <w:proofErr w:type="spellEnd"/>
-      <w:r>
-        <w:rPr>
-          <w:lang w:val="en-GB"/>
-        </w:rPr>
-        <w:t xml:space="preserve"> (orders.test.js)</w:t>
-      </w:r>
-    </w:p>
-    <w:p>
-      <w:pPr>
-        <w:numPr>
-          <w:ilvl w:val="1"/>
-          <w:numId w:val="16"/>
-        </w:numPr>
-        <w:rPr>
-          <w:lang w:val="en-GB"/>
-        </w:rPr>
-      </w:pPr>
-      <w:r>
-        <w:rPr>
-          <w:lang w:val="en-GB"/>
-        </w:rPr>
-        <w:t xml:space="preserve">4.4 </w:t>
-      </w:r>
-      <w:proofErr w:type="spellStart"/>
-      <w:r>
-        <w:rPr>
-          <w:lang w:val="en-GB"/>
-        </w:rPr>
-        <w:t>Időpontok</w:t>
-      </w:r>
-      <w:proofErr w:type="spellEnd"/>
-      <w:r>
-        <w:rPr>
-          <w:lang w:val="en-GB"/>
-        </w:rPr>
-        <w:t xml:space="preserve"> (appointments.test.js)</w:t>
-      </w:r>
-    </w:p>
-    <w:p>
-      <w:pPr>
-        <w:numPr>
-          <w:ilvl w:val="1"/>
-          <w:numId w:val="16"/>
-        </w:numPr>
-        <w:rPr>
-          <w:lang w:val="en-GB"/>
-        </w:rPr>
-      </w:pPr>
-      <w:r>
-        <w:rPr>
-          <w:lang w:val="en-GB"/>
-        </w:rPr>
-        <w:t xml:space="preserve">4.5 </w:t>
-      </w:r>
-      <w:proofErr w:type="spellStart"/>
-      <w:r>
-        <w:rPr>
-          <w:lang w:val="en-GB"/>
-        </w:rPr>
-        <w:t>Felhasználók</w:t>
-      </w:r>
-      <w:proofErr w:type="spellEnd"/>
-      <w:r>
-        <w:rPr>
-          <w:lang w:val="en-GB"/>
-        </w:rPr>
-        <w:t xml:space="preserve"> (users.test.js)</w:t>
-      </w:r>
-    </w:p>
-    <w:p>
-      <w:pPr>
-        <w:numPr>
-          <w:ilvl w:val="1"/>
-          <w:numId w:val="16"/>
-        </w:numPr>
-        <w:rPr>
-          <w:lang w:val="en-GB"/>
-        </w:rPr>
-      </w:pPr>
-      <w:r>
-        <w:rPr>
-          <w:lang w:val="en-GB"/>
-        </w:rPr>
-        <w:t xml:space="preserve">4.6 </w:t>
-      </w:r>
-      <w:proofErr w:type="spellStart"/>
-      <w:r>
-        <w:rPr>
-          <w:lang w:val="en-GB"/>
-        </w:rPr>
-        <w:t>Egyéb</w:t>
-      </w:r>
-      <w:proofErr w:type="spellEnd"/>
-      <w:r>
-        <w:rPr>
-          <w:lang w:val="en-GB"/>
-        </w:rPr>
-        <w:t xml:space="preserve"> </w:t>
-      </w:r>
-      <w:proofErr w:type="spellStart"/>
-      <w:r>
-        <w:rPr>
-          <w:lang w:val="en-GB"/>
-        </w:rPr>
-        <w:t>tesztek</w:t>
-      </w:r>
-      <w:proofErr w:type="spellEnd"/>
-      <w:r>
-        <w:rPr>
-          <w:lang w:val="en-GB"/>
-        </w:rPr>
-        <w:t xml:space="preserve"> (misc.test.js)</w:t>
-      </w:r>
-    </w:p>
-    <w:p>
-      <w:pPr>
-        <w:numPr>
-          <w:ilvl w:val="0"/>
-          <w:numId w:val="16"/>
-        </w:numPr>
-        <w:rPr>
-          <w:lang w:val="en-GB"/>
-        </w:rPr>
-      </w:pPr>
-      <w:r>
-        <w:rPr>
-          <w:lang w:val="en-GB"/>
-        </w:rPr>
-        <w:t xml:space="preserve">5. </w:t>
-      </w:r>
-      <w:proofErr w:type="spellStart"/>
-      <w:r>
-        <w:rPr>
-          <w:lang w:val="en-GB"/>
-        </w:rPr>
-        <w:t>Összefoglalás</w:t>
-      </w:r>
-      <w:proofErr w:type="spellEnd"/>
-    </w:p>
-    <w:p>
-      <w:pPr>
-        <w:rPr>
-          <w:b/>
-          <w:bCs/>
-          <w:lang w:val="en-GB"/>
-        </w:rPr>
-      </w:pPr>
-      <w:r>
-        <w:rPr>
-          <w:b/>
-          <w:bCs/>
-          <w:lang w:val="en-GB"/>
-        </w:rPr>
-        <w:t xml:space="preserve">1. </w:t>
-      </w:r>
-      <w:proofErr w:type="spellStart"/>
-      <w:r>
-        <w:rPr>
-          <w:b/>
-          <w:bCs/>
-          <w:lang w:val="en-GB"/>
-        </w:rPr>
-        <w:t>Bevezetés</w:t>
-      </w:r>
-      <w:proofErr w:type="spellEnd"/>
-    </w:p>
-    <w:p>
-      <w:pPr>
-        <w:rPr>
-          <w:b/>
-          <w:bCs/>
-          <w:lang w:val="en-GB"/>
-        </w:rPr>
-      </w:pPr>
-      <w:r>
-        <w:rPr>
-          <w:b/>
-          <w:bCs/>
-          <w:lang w:val="en-GB"/>
-        </w:rPr>
-        <w:t xml:space="preserve">1.1 A </w:t>
-      </w:r>
-      <w:proofErr w:type="spellStart"/>
-      <w:r>
-        <w:rPr>
-          <w:b/>
-          <w:bCs/>
-          <w:lang w:val="en-GB"/>
-        </w:rPr>
-        <w:t>tesztrendszer</w:t>
-      </w:r>
-      <w:proofErr w:type="spellEnd"/>
-      <w:r>
-        <w:rPr>
-          <w:b/>
-          <w:bCs/>
-          <w:lang w:val="en-GB"/>
-        </w:rPr>
-        <w:t xml:space="preserve"> </w:t>
-      </w:r>
-      <w:proofErr w:type="spellStart"/>
-      <w:r>
-        <w:rPr>
-          <w:b/>
-          <w:bCs/>
           <w:lang w:val="en-GB"/>
         </w:rPr>
         <w:t>célja</w:t>
       </w:r>
       <w:proofErr w:type="spellEnd"/>
+      <w:r>
+        <w:rPr>
+          <w:lang w:val="en-GB"/>
+        </w:rPr>
+        <w:t>:</w:t>
+      </w:r>
     </w:p>
     <w:p>
       <w:pPr>
@@ -23906,26 +23425,20 @@
     </w:p>
     <w:p>
       <w:pPr>
-        <w:rPr>
-          <w:b/>
-          <w:bCs/>
-          <w:lang w:val="en-GB"/>
-        </w:rPr>
-      </w:pPr>
-      <w:r>
-        <w:rPr>
-          <w:b/>
-          <w:bCs/>
-          <w:lang w:val="en-GB"/>
-        </w:rPr>
-        <w:lastRenderedPageBreak/>
+        <w:pStyle w:val="Cmsor3"/>
+        <w:rPr>
+          <w:lang w:val="en-GB"/>
+        </w:rPr>
+      </w:pPr>
+      <w:r>
+        <w:rPr>
+          <w:lang w:val="en-GB"/>
+        </w:rPr>
         <w:t xml:space="preserve">1.2 </w:t>
       </w:r>
       <w:proofErr w:type="spellStart"/>
       <w:r>
         <w:rPr>
-          <w:b/>
-          <w:bCs/>
           <w:lang w:val="en-GB"/>
         </w:rPr>
         <w:t>Használt</w:t>
@@ -23933,8 +23446,6 @@
       <w:proofErr w:type="spellEnd"/>
       <w:r>
         <w:rPr>
-          <w:b/>
-          <w:bCs/>
           <w:lang w:val="en-GB"/>
         </w:rPr>
         <w:t xml:space="preserve"> </w:t>
@@ -23942,13 +23453,17 @@
       <w:proofErr w:type="spellStart"/>
       <w:r>
         <w:rPr>
-          <w:b/>
-          <w:bCs/>
           <w:lang w:val="en-GB"/>
         </w:rPr>
         <w:t>technológiák</w:t>
       </w:r>
       <w:proofErr w:type="spellEnd"/>
+      <w:r>
+        <w:rPr>
+          <w:lang w:val="en-GB"/>
+        </w:rPr>
+        <w:t>:</w:t>
+      </w:r>
     </w:p>
     <w:p>
       <w:pPr>
@@ -24079,6 +23594,223 @@
     </w:p>
     <w:p>
       <w:pPr>
+        <w:pStyle w:val="Cmsor3"/>
+        <w:rPr>
+          <w:lang w:val="en-GB"/>
+        </w:rPr>
+      </w:pPr>
+      <w:r>
+        <w:rPr>
+          <w:lang w:val="en-GB"/>
+        </w:rPr>
+        <w:t xml:space="preserve">1.3 </w:t>
+      </w:r>
+      <w:proofErr w:type="spellStart"/>
+      <w:r>
+        <w:rPr>
+          <w:lang w:val="en-GB"/>
+        </w:rPr>
+        <w:t>Teszt</w:t>
+      </w:r>
+      <w:proofErr w:type="spellEnd"/>
+      <w:r>
+        <w:rPr>
+          <w:lang w:val="en-GB"/>
+        </w:rPr>
+        <w:t xml:space="preserve"> </w:t>
+      </w:r>
+      <w:proofErr w:type="spellStart"/>
+      <w:r>
+        <w:rPr>
+          <w:lang w:val="en-GB"/>
+        </w:rPr>
+        <w:t>futtatás</w:t>
+      </w:r>
+      <w:proofErr w:type="spellEnd"/>
+      <w:r>
+        <w:rPr>
+          <w:lang w:val="en-GB"/>
+        </w:rPr>
+        <w:t>:</w:t>
+      </w:r>
+    </w:p>
+    <w:p>
+      <w:pPr>
+        <w:rPr>
+          <w:lang w:val="en-GB"/>
+        </w:rPr>
+      </w:pPr>
+      <w:r>
+        <w:rPr>
+          <w:lang w:val="en-GB"/>
+        </w:rPr>
+        <w:t>cd projekt_backend2/tests</w:t>
+      </w:r>
+    </w:p>
+    <w:p>
+      <w:pPr>
+        <w:rPr>
+          <w:lang w:val="en-GB"/>
+        </w:rPr>
+      </w:pPr>
+      <w:proofErr w:type="spellStart"/>
+      <w:r>
+        <w:rPr>
+          <w:lang w:val="en-GB"/>
+        </w:rPr>
+        <w:t>npm</w:t>
+      </w:r>
+      <w:proofErr w:type="spellEnd"/>
+      <w:r>
+        <w:rPr>
+          <w:lang w:val="en-GB"/>
+        </w:rPr>
+        <w:t xml:space="preserve"> test</w:t>
+      </w:r>
+    </w:p>
+    <w:p>
+      <w:pPr>
+        <w:rPr>
+          <w:lang w:val="en-GB"/>
+        </w:rPr>
+      </w:pPr>
+      <w:r>
+        <w:rPr>
+          <w:lang w:val="en-GB"/>
+        </w:rPr>
+        <w:t xml:space="preserve">A </w:t>
+      </w:r>
+      <w:proofErr w:type="spellStart"/>
+      <w:r>
+        <w:rPr>
+          <w:lang w:val="en-GB"/>
+        </w:rPr>
+        <w:t>tesztek</w:t>
+      </w:r>
+      <w:proofErr w:type="spellEnd"/>
+      <w:r>
+        <w:rPr>
+          <w:lang w:val="en-GB"/>
+        </w:rPr>
+        <w:t xml:space="preserve"> a BASE_URL </w:t>
+      </w:r>
+      <w:proofErr w:type="spellStart"/>
+      <w:r>
+        <w:rPr>
+          <w:lang w:val="en-GB"/>
+        </w:rPr>
+        <w:t>környezeti</w:t>
+      </w:r>
+      <w:proofErr w:type="spellEnd"/>
+      <w:r>
+        <w:rPr>
+          <w:lang w:val="en-GB"/>
+        </w:rPr>
+        <w:t xml:space="preserve"> </w:t>
+      </w:r>
+      <w:proofErr w:type="spellStart"/>
+      <w:r>
+        <w:rPr>
+          <w:lang w:val="en-GB"/>
+        </w:rPr>
+        <w:t>változóban</w:t>
+      </w:r>
+      <w:proofErr w:type="spellEnd"/>
+      <w:r>
+        <w:rPr>
+          <w:lang w:val="en-GB"/>
+        </w:rPr>
+        <w:t xml:space="preserve"> </w:t>
+      </w:r>
+      <w:proofErr w:type="spellStart"/>
+      <w:r>
+        <w:rPr>
+          <w:lang w:val="en-GB"/>
+        </w:rPr>
+        <w:t>megadott</w:t>
+      </w:r>
+      <w:proofErr w:type="spellEnd"/>
+      <w:r>
+        <w:rPr>
+          <w:lang w:val="en-GB"/>
+        </w:rPr>
+        <w:t xml:space="preserve"> </w:t>
+      </w:r>
+      <w:proofErr w:type="spellStart"/>
+      <w:r>
+        <w:rPr>
+          <w:lang w:val="en-GB"/>
+        </w:rPr>
+        <w:t>szerverre</w:t>
+      </w:r>
+      <w:proofErr w:type="spellEnd"/>
+      <w:r>
+        <w:rPr>
+          <w:lang w:val="en-GB"/>
+        </w:rPr>
+        <w:t xml:space="preserve"> </w:t>
+      </w:r>
+      <w:proofErr w:type="spellStart"/>
+      <w:r>
+        <w:rPr>
+          <w:lang w:val="en-GB"/>
+        </w:rPr>
+        <w:t>futnak</w:t>
+      </w:r>
+      <w:proofErr w:type="spellEnd"/>
+      <w:r>
+        <w:rPr>
+          <w:lang w:val="en-GB"/>
+        </w:rPr>
+        <w:t xml:space="preserve"> (</w:t>
+      </w:r>
+      <w:proofErr w:type="spellStart"/>
+      <w:r>
+        <w:rPr>
+          <w:lang w:val="en-GB"/>
+        </w:rPr>
+        <w:t>alapértelmezett</w:t>
+      </w:r>
+      <w:proofErr w:type="spellEnd"/>
+      <w:r>
+        <w:rPr>
+          <w:lang w:val="en-GB"/>
+        </w:rPr>
+        <w:t xml:space="preserve">: </w:t>
+      </w:r>
+      <w:hyperlink r:id="rId8" w:history="1">
+        <w:r>
+          <w:rPr>
+            <w:rStyle w:val="Hiperhivatkozs"/>
+            <w:lang w:val="en-GB"/>
+          </w:rPr>
+          <w:t>http://localhost:3000</w:t>
+        </w:r>
+      </w:hyperlink>
+      <w:r>
+        <w:rPr>
+          <w:lang w:val="en-GB"/>
+        </w:rPr>
+        <w:t>).</w:t>
+      </w:r>
+    </w:p>
+    <w:p>
+      <w:pPr>
+        <w:rPr>
+          <w:lang w:val="en-GB"/>
+        </w:rPr>
+      </w:pPr>
+    </w:p>
+    <w:p>
+      <w:pPr>
+        <w:rPr>
+          <w:lang w:val="en-GB"/>
+        </w:rPr>
+      </w:pPr>
+    </w:p>
+    <w:p>
+      <w:pPr>
+        <w:pStyle w:val="Cmsor2"/>
         <w:rPr>
           <w:b/>
           <w:bCs/>
@@ -24091,211 +23823,82 @@
           <w:bCs/>
           <w:lang w:val="en-GB"/>
         </w:rPr>
-        <w:t xml:space="preserve">1.3 </w:t>
-      </w:r>
-      <w:proofErr w:type="spellStart"/>
+        <w:t>2</w:t>
+      </w:r>
       <w:r>
         <w:rPr>
           <w:b/>
           <w:bCs/>
           <w:lang w:val="en-GB"/>
         </w:rPr>
-        <w:t>Teszt</w:t>
-      </w:r>
-      <w:proofErr w:type="spellEnd"/>
+        <w:t xml:space="preserve">. API </w:t>
+      </w:r>
+      <w:proofErr w:type="spellStart"/>
       <w:r>
         <w:rPr>
           <w:b/>
           <w:bCs/>
           <w:lang w:val="en-GB"/>
         </w:rPr>
-        <w:t xml:space="preserve"> </w:t>
-      </w:r>
-      <w:proofErr w:type="spellStart"/>
+        <w:t>Tesztek</w:t>
+      </w:r>
+      <w:proofErr w:type="spellEnd"/>
       <w:r>
         <w:rPr>
           <w:b/>
           <w:bCs/>
           <w:lang w:val="en-GB"/>
         </w:rPr>
-        <w:t>futtatás</w:t>
-      </w:r>
-      <w:proofErr w:type="spellEnd"/>
-    </w:p>
-    <w:p>
-      <w:pPr>
-        <w:rPr>
-          <w:lang w:val="en-GB"/>
-        </w:rPr>
-      </w:pPr>
-      <w:r>
-        <w:rPr>
-          <w:lang w:val="en-GB"/>
-        </w:rPr>
-        <w:t>cd projekt_backend2/tests</w:t>
-      </w:r>
-    </w:p>
-    <w:p>
-      <w:pPr>
-        <w:rPr>
-          <w:lang w:val="en-GB"/>
-        </w:rPr>
-      </w:pPr>
-      <w:proofErr w:type="spellStart"/>
-      <w:r>
-        <w:rPr>
-          <w:lang w:val="en-GB"/>
-        </w:rPr>
-        <w:t>npm</w:t>
-      </w:r>
-      <w:proofErr w:type="spellEnd"/>
-      <w:r>
-        <w:rPr>
-          <w:lang w:val="en-GB"/>
-        </w:rPr>
-        <w:t xml:space="preserve"> test</w:t>
-      </w:r>
-    </w:p>
-    <w:p>
-      <w:pPr>
-        <w:rPr>
-          <w:lang w:val="en-GB"/>
-        </w:rPr>
-      </w:pPr>
-      <w:r>
-        <w:rPr>
-          <w:lang w:val="en-GB"/>
-        </w:rPr>
-        <w:t xml:space="preserve">A </w:t>
-      </w:r>
-      <w:proofErr w:type="spellStart"/>
-      <w:r>
-        <w:rPr>
-          <w:lang w:val="en-GB"/>
-        </w:rPr>
-        <w:t>tesztek</w:t>
-      </w:r>
-      <w:proofErr w:type="spellEnd"/>
-      <w:r>
-        <w:rPr>
-          <w:lang w:val="en-GB"/>
-        </w:rPr>
-        <w:t xml:space="preserve"> a BASE_URL </w:t>
-      </w:r>
-      <w:proofErr w:type="spellStart"/>
-      <w:r>
-        <w:rPr>
-          <w:lang w:val="en-GB"/>
-        </w:rPr>
-        <w:t>környezeti</w:t>
-      </w:r>
-      <w:proofErr w:type="spellEnd"/>
-      <w:r>
-        <w:rPr>
-          <w:lang w:val="en-GB"/>
-        </w:rPr>
         <w:t xml:space="preserve"> </w:t>
       </w:r>
       <w:proofErr w:type="spellStart"/>
       <w:r>
-        <w:rPr>
-          <w:lang w:val="en-GB"/>
-        </w:rPr>
-        <w:t>változóban</w:t>
-      </w:r>
-      <w:proofErr w:type="spellEnd"/>
-      <w:r>
-        <w:rPr>
-          <w:lang w:val="en-GB"/>
-        </w:rPr>
-        <w:t xml:space="preserve"> </w:t>
-      </w:r>
-      <w:proofErr w:type="spellStart"/>
-      <w:r>
-        <w:rPr>
-          <w:lang w:val="en-GB"/>
-        </w:rPr>
-        <w:t>megadott</w:t>
-      </w:r>
-      <w:proofErr w:type="spellEnd"/>
-      <w:r>
-        <w:rPr>
-          <w:lang w:val="en-GB"/>
-        </w:rPr>
-        <w:t xml:space="preserve"> </w:t>
-      </w:r>
-      <w:proofErr w:type="spellStart"/>
-      <w:r>
-        <w:rPr>
-          <w:lang w:val="en-GB"/>
-        </w:rPr>
-        <w:t>szerverre</w:t>
-      </w:r>
-      <w:proofErr w:type="spellEnd"/>
-      <w:r>
-        <w:rPr>
-          <w:lang w:val="en-GB"/>
-        </w:rPr>
-        <w:t xml:space="preserve"> </w:t>
-      </w:r>
-      <w:proofErr w:type="spellStart"/>
-      <w:r>
-        <w:rPr>
-          <w:lang w:val="en-GB"/>
-        </w:rPr>
-        <w:t>futnak</w:t>
-      </w:r>
-      <w:proofErr w:type="spellEnd"/>
-      <w:r>
-        <w:rPr>
-          <w:lang w:val="en-GB"/>
-        </w:rPr>
-        <w:t xml:space="preserve"> (</w:t>
-      </w:r>
-      <w:proofErr w:type="spellStart"/>
-      <w:r>
-        <w:rPr>
-          <w:lang w:val="en-GB"/>
-        </w:rPr>
-        <w:t>alapértelmezett</w:t>
-      </w:r>
-      <w:proofErr w:type="spellEnd"/>
-      <w:r>
-        <w:rPr>
-          <w:lang w:val="en-GB"/>
-        </w:rPr>
-        <w:t>: http://localhost:3000).</w:t>
-      </w:r>
-    </w:p>
-    <w:p>
-      <w:pPr>
         <w:rPr>
           <w:b/>
           <w:bCs/>
           <w:lang w:val="en-GB"/>
         </w:rPr>
-      </w:pPr>
+        <w:t>áttekintése</w:t>
+      </w:r>
+      <w:proofErr w:type="spellEnd"/>
       <w:r>
         <w:rPr>
           <w:b/>
           <w:bCs/>
           <w:lang w:val="en-GB"/>
         </w:rPr>
+        <w:t>:</w:t>
+      </w:r>
+    </w:p>
+    <w:p>
+      <w:pPr>
+        <w:rPr>
+          <w:lang w:val="en-GB"/>
+        </w:rPr>
+      </w:pPr>
+    </w:p>
+    <w:p>
+      <w:pPr>
+        <w:pStyle w:val="Cmsor3"/>
+        <w:rPr>
+          <w:lang w:val="en-GB"/>
+        </w:rPr>
+      </w:pPr>
+      <w:r>
+        <w:rPr>
+          <w:lang w:val="en-GB"/>
+        </w:rPr>
         <w:t>2</w:t>
       </w:r>
       <w:r>
         <w:rPr>
-          <w:b/>
-          <w:bCs/>
-          <w:lang w:val="en-GB"/>
-        </w:rPr>
-        <w:t xml:space="preserve">. API </w:t>
-      </w:r>
-      <w:proofErr w:type="spellStart"/>
-      <w:r>
-        <w:rPr>
-          <w:b/>
-          <w:bCs/>
+          <w:lang w:val="en-GB"/>
+        </w:rPr>
+        <w:t xml:space="preserve">.1 </w:t>
+      </w:r>
+      <w:proofErr w:type="spellStart"/>
+      <w:r>
+        <w:rPr>
           <w:lang w:val="en-GB"/>
         </w:rPr>
         <w:t>Tesztek</w:t>
@@ -24303,8 +23906,6 @@
       <w:proofErr w:type="spellEnd"/>
       <w:r>
         <w:rPr>
-          <w:b/>
-          <w:bCs/>
           <w:lang w:val="en-GB"/>
         </w:rPr>
         <w:t xml:space="preserve"> </w:t>
@@ -24312,66 +23913,17 @@
       <w:proofErr w:type="spellStart"/>
       <w:r>
         <w:rPr>
-          <w:b/>
-          <w:bCs/>
-          <w:lang w:val="en-GB"/>
-        </w:rPr>
-        <w:t>áttekintése</w:t>
-      </w:r>
-      <w:proofErr w:type="spellEnd"/>
-    </w:p>
-    <w:p>
-      <w:pPr>
-        <w:rPr>
-          <w:b/>
-          <w:bCs/>
-          <w:lang w:val="en-GB"/>
-        </w:rPr>
-      </w:pPr>
-      <w:r>
-        <w:rPr>
-          <w:b/>
-          <w:bCs/>
-          <w:lang w:val="en-GB"/>
-        </w:rPr>
-        <w:t>2</w:t>
-      </w:r>
-      <w:r>
-        <w:rPr>
-          <w:b/>
-          <w:bCs/>
-          <w:lang w:val="en-GB"/>
-        </w:rPr>
-        <w:t xml:space="preserve">.1 </w:t>
-      </w:r>
-      <w:proofErr w:type="spellStart"/>
-      <w:r>
-        <w:rPr>
-          <w:b/>
-          <w:bCs/>
-          <w:lang w:val="en-GB"/>
-        </w:rPr>
-        <w:t>Tesztek</w:t>
-      </w:r>
-      <w:proofErr w:type="spellEnd"/>
-      <w:r>
-        <w:rPr>
-          <w:b/>
-          <w:bCs/>
-          <w:lang w:val="en-GB"/>
-        </w:rPr>
-        <w:t xml:space="preserve"> </w:t>
-      </w:r>
-      <w:proofErr w:type="spellStart"/>
-      <w:r>
-        <w:rPr>
-          <w:b/>
-          <w:bCs/>
           <w:lang w:val="en-GB"/>
         </w:rPr>
         <w:t>összesítése</w:t>
       </w:r>
       <w:proofErr w:type="spellEnd"/>
+      <w:r>
+        <w:rPr>
+          <w:lang w:val="en-GB"/>
+        </w:rPr>
+        <w:t>:</w:t>
+      </w:r>
     </w:p>
     <w:p>
       <w:pPr>
@@ -24450,6 +24002,7 @@
           <w:bCs/>
           <w:lang w:val="en-GB"/>
         </w:rPr>
+        <w:lastRenderedPageBreak/>
         <w:t>products.test.js</w:t>
       </w:r>
       <w:r>
@@ -24756,94 +24309,108 @@
     <w:p>
       <w:pPr>
         <w:rPr>
-          <w:lang w:val="en-GB"/>
-        </w:rPr>
-      </w:pPr>
-      <w:proofErr w:type="spellStart"/>
-      <w:r>
-        <w:rPr>
           <w:b/>
           <w:bCs/>
           <w:lang w:val="en-GB"/>
         </w:rPr>
-        <w:t>Összesen</w:t>
-      </w:r>
-      <w:proofErr w:type="spellEnd"/>
+      </w:pPr>
+      <w:proofErr w:type="spellStart"/>
       <w:r>
         <w:rPr>
           <w:b/>
           <w:bCs/>
           <w:lang w:val="en-GB"/>
         </w:rPr>
-        <w:t xml:space="preserve">: 83 </w:t>
-      </w:r>
-      <w:proofErr w:type="spellStart"/>
+        <w:t>Összesen</w:t>
+      </w:r>
+      <w:proofErr w:type="spellEnd"/>
       <w:r>
         <w:rPr>
           <w:b/>
           <w:bCs/>
           <w:lang w:val="en-GB"/>
         </w:rPr>
-        <w:t>teszt</w:t>
-      </w:r>
-      <w:proofErr w:type="spellEnd"/>
-    </w:p>
-    <w:p>
-      <w:pPr>
+        <w:t xml:space="preserve">: 83 </w:t>
+      </w:r>
+      <w:proofErr w:type="spellStart"/>
+      <w:r>
         <w:rPr>
           <w:b/>
           <w:bCs/>
           <w:lang w:val="en-GB"/>
         </w:rPr>
-      </w:pPr>
-      <w:r>
+        <w:t>teszt</w:t>
+      </w:r>
+      <w:proofErr w:type="spellEnd"/>
+    </w:p>
+    <w:p>
+      <w:pPr>
+        <w:rPr>
+          <w:lang w:val="en-GB"/>
+        </w:rPr>
+      </w:pPr>
+    </w:p>
+    <w:p>
+      <w:pPr>
+        <w:pStyle w:val="Cmsor3"/>
+        <w:rPr>
+          <w:lang w:val="en-GB"/>
+        </w:rPr>
+      </w:pPr>
+      <w:r>
+        <w:rPr>
+          <w:lang w:val="en-GB"/>
+        </w:rPr>
+        <w:t>2</w:t>
+      </w:r>
+      <w:r>
+        <w:rPr>
+          <w:lang w:val="en-GB"/>
+        </w:rPr>
+        <w:t xml:space="preserve">.2 </w:t>
+      </w:r>
+      <w:proofErr w:type="spellStart"/>
+      <w:r>
+        <w:rPr>
+          <w:lang w:val="en-GB"/>
+        </w:rPr>
+        <w:t>Végpontok</w:t>
+      </w:r>
+      <w:proofErr w:type="spellEnd"/>
+      <w:r>
+        <w:rPr>
+          <w:lang w:val="en-GB"/>
+        </w:rPr>
+        <w:t xml:space="preserve"> </w:t>
+      </w:r>
+      <w:proofErr w:type="spellStart"/>
+      <w:r>
+        <w:rPr>
+          <w:lang w:val="en-GB"/>
+        </w:rPr>
+        <w:t>lefedettsége</w:t>
+      </w:r>
+      <w:proofErr w:type="spellEnd"/>
+      <w:r>
+        <w:rPr>
+          <w:lang w:val="en-GB"/>
+        </w:rPr>
+        <w:t>:</w:t>
+      </w:r>
+    </w:p>
+    <w:p>
+      <w:pPr>
+        <w:rPr>
+          <w:lang w:val="en-GB"/>
+        </w:rPr>
+      </w:pPr>
+    </w:p>
+    <w:p>
+      <w:pPr>
+        <w:pStyle w:val="Cmsor4"/>
         <w:rPr>
           <w:b/>
           <w:bCs/>
-          <w:lang w:val="en-GB"/>
-        </w:rPr>
-        <w:t>2</w:t>
-      </w:r>
-      <w:r>
-        <w:rPr>
-          <w:b/>
-          <w:bCs/>
-          <w:lang w:val="en-GB"/>
-        </w:rPr>
-        <w:t xml:space="preserve">.2 </w:t>
-      </w:r>
-      <w:proofErr w:type="spellStart"/>
-      <w:r>
-        <w:rPr>
-          <w:b/>
-          <w:bCs/>
-          <w:lang w:val="en-GB"/>
-        </w:rPr>
-        <w:t>Végpontok</w:t>
-      </w:r>
-      <w:proofErr w:type="spellEnd"/>
-      <w:r>
-        <w:rPr>
-          <w:b/>
-          <w:bCs/>
-          <w:lang w:val="en-GB"/>
-        </w:rPr>
-        <w:t xml:space="preserve"> </w:t>
-      </w:r>
-      <w:proofErr w:type="spellStart"/>
-      <w:r>
-        <w:rPr>
-          <w:b/>
-          <w:bCs/>
-          <w:lang w:val="en-GB"/>
-        </w:rPr>
-        <w:t>lefedettsége</w:t>
-      </w:r>
-      <w:proofErr w:type="spellEnd"/>
-    </w:p>
-    <w:p>
-      <w:pPr>
-        <w:rPr>
           <w:lang w:val="en-GB"/>
         </w:rPr>
       </w:pPr>
@@ -25120,7 +24687,10 @@
     </w:p>
     <w:p>
       <w:pPr>
-        <w:rPr>
+        <w:pStyle w:val="Cmsor4"/>
+        <w:rPr>
+          <w:b/>
+          <w:bCs/>
           <w:lang w:val="en-GB"/>
         </w:rPr>
       </w:pPr>
@@ -25264,7 +24834,6 @@
         <w:rPr>
           <w:lang w:val="en-GB"/>
         </w:rPr>
-        <w:lastRenderedPageBreak/>
         <w:t>POST /</w:t>
       </w:r>
       <w:proofErr w:type="spellStart"/>
@@ -25359,7 +24928,10 @@
     </w:p>
     <w:p>
       <w:pPr>
-        <w:rPr>
+        <w:pStyle w:val="Cmsor4"/>
+        <w:rPr>
+          <w:b/>
+          <w:bCs/>
           <w:lang w:val="en-GB"/>
         </w:rPr>
       </w:pPr>
@@ -25853,6 +25425,7 @@
         <w:rPr>
           <w:lang w:val="en-GB"/>
         </w:rPr>
+        <w:lastRenderedPageBreak/>
         <w:t>GET /</w:t>
       </w:r>
       <w:proofErr w:type="spellStart"/>
@@ -26134,6 +25707,7 @@
     </w:p>
     <w:p>
       <w:pPr>
+        <w:pStyle w:val="Cmsor2"/>
         <w:rPr>
           <w:b/>
           <w:bCs/>
@@ -26166,27 +25740,37 @@
         <w:t>Összefoglalás</w:t>
       </w:r>
       <w:proofErr w:type="spellEnd"/>
-    </w:p>
-    <w:p>
-      <w:pPr>
+      <w:r>
         <w:rPr>
           <w:b/>
           <w:bCs/>
           <w:lang w:val="en-GB"/>
         </w:rPr>
-      </w:pPr>
-      <w:r>
-        <w:rPr>
-          <w:b/>
-          <w:bCs/>
+        <w:t>:</w:t>
+      </w:r>
+    </w:p>
+    <w:p>
+      <w:pPr>
+        <w:rPr>
+          <w:lang w:val="en-GB"/>
+        </w:rPr>
+      </w:pPr>
+    </w:p>
+    <w:p>
+      <w:pPr>
+        <w:pStyle w:val="Cmsor3"/>
+        <w:rPr>
+          <w:lang w:val="en-GB"/>
+        </w:rPr>
+      </w:pPr>
+      <w:r>
+        <w:rPr>
           <w:lang w:val="en-GB"/>
         </w:rPr>
         <w:t>3</w:t>
       </w:r>
       <w:r>
         <w:rPr>
-          <w:b/>
-          <w:bCs/>
           <w:lang w:val="en-GB"/>
         </w:rPr>
         <w:t xml:space="preserve">.1 </w:t>
@@ -26194,8 +25778,6 @@
       <w:proofErr w:type="spellStart"/>
       <w:r>
         <w:rPr>
-          <w:b/>
-          <w:bCs/>
           <w:lang w:val="en-GB"/>
         </w:rPr>
         <w:t>Teszt</w:t>
@@ -26203,8 +25785,6 @@
       <w:proofErr w:type="spellEnd"/>
       <w:r>
         <w:rPr>
-          <w:b/>
-          <w:bCs/>
           <w:lang w:val="en-GB"/>
         </w:rPr>
         <w:t xml:space="preserve"> </w:t>
@@ -26212,13 +25792,17 @@
       <w:proofErr w:type="spellStart"/>
       <w:r>
         <w:rPr>
-          <w:b/>
-          <w:bCs/>
           <w:lang w:val="en-GB"/>
         </w:rPr>
         <w:t>statisztikák</w:t>
       </w:r>
       <w:proofErr w:type="spellEnd"/>
+      <w:r>
+        <w:rPr>
+          <w:lang w:val="en-GB"/>
+        </w:rPr>
+        <w:t>:</w:t>
+      </w:r>
     </w:p>
     <w:p>
       <w:pPr>
@@ -26371,24 +25955,27 @@
     </w:p>
     <w:p>
       <w:pPr>
-        <w:rPr>
-          <w:b/>
-          <w:bCs/>
-          <w:lang w:val="en-GB"/>
-        </w:rPr>
-      </w:pPr>
-      <w:r>
-        <w:rPr>
-          <w:b/>
-          <w:bCs/>
+        <w:ind w:left="709"/>
+        <w:rPr>
+          <w:lang w:val="en-GB"/>
+        </w:rPr>
+      </w:pPr>
+    </w:p>
+    <w:p>
+      <w:pPr>
+        <w:pStyle w:val="Cmsor3"/>
+        <w:rPr>
+          <w:lang w:val="en-GB"/>
+        </w:rPr>
+      </w:pPr>
+      <w:r>
+        <w:rPr>
           <w:lang w:val="en-GB"/>
         </w:rPr>
         <w:t>3</w:t>
       </w:r>
       <w:r>
         <w:rPr>
-          <w:b/>
-          <w:bCs/>
           <w:lang w:val="en-GB"/>
         </w:rPr>
         <w:t xml:space="preserve">.2 HTTP </w:t>
@@ -26396,8 +25983,6 @@
       <w:proofErr w:type="spellStart"/>
       <w:r>
         <w:rPr>
-          <w:b/>
-          <w:bCs/>
           <w:lang w:val="en-GB"/>
         </w:rPr>
         <w:t>státuszkódok</w:t>
@@ -26405,8 +25990,6 @@
       <w:proofErr w:type="spellEnd"/>
       <w:r>
         <w:rPr>
-          <w:b/>
-          <w:bCs/>
           <w:lang w:val="en-GB"/>
         </w:rPr>
         <w:t xml:space="preserve"> </w:t>
@@ -26414,13 +25997,17 @@
       <w:proofErr w:type="spellStart"/>
       <w:r>
         <w:rPr>
-          <w:b/>
-          <w:bCs/>
           <w:lang w:val="en-GB"/>
         </w:rPr>
         <w:t>összesítése</w:t>
       </w:r>
       <w:proofErr w:type="spellEnd"/>
+      <w:r>
+        <w:rPr>
+          <w:lang w:val="en-GB"/>
+        </w:rPr>
+        <w:t>:</w:t>
+      </w:r>
     </w:p>
     <w:p>
       <w:pPr>
@@ -26861,6 +26448,15 @@
     </w:p>
     <w:p>
       <w:pPr>
+        <w:ind w:left="709"/>
+        <w:rPr>
+          <w:lang w:val="en-GB"/>
+        </w:rPr>
+      </w:pPr>
+    </w:p>
+    <w:p>
+      <w:pPr>
+        <w:pStyle w:val="Cmsor3"/>
         <w:rPr>
           <w:b/>
           <w:bCs/>
@@ -26873,7 +26469,6 @@
           <w:bCs/>
           <w:lang w:val="en-GB"/>
         </w:rPr>
-        <w:lastRenderedPageBreak/>
         <w:t>3</w:t>
       </w:r>
       <w:r>
@@ -26884,20 +26479,212 @@
         </w:rPr>
         <w:t xml:space="preserve">.3 </w:t>
       </w:r>
-      <w:proofErr w:type="spellStart"/>
-      <w:r>
-        <w:rPr>
+      <w:r>
+        <w:rPr>
+          <w:rStyle w:val="Cmsor2Char"/>
+        </w:rPr>
+        <w:t xml:space="preserve">Tesztek eloszlása </w:t>
+      </w:r>
+      <w:proofErr w:type="spellStart"/>
+      <w:r>
+        <w:rPr>
+          <w:rStyle w:val="Cmsor2Char"/>
+        </w:rPr>
+        <w:t>funkciónként</w:t>
+      </w:r>
+      <w:proofErr w:type="spellEnd"/>
+      <w:r>
+        <w:rPr>
+          <w:rStyle w:val="Cmsor2Char"/>
+        </w:rPr>
+        <w:t>:</w:t>
+      </w:r>
+    </w:p>
+    <w:p>
+      <w:pPr>
+        <w:pStyle w:val="Cmsor4"/>
+        <w:rPr>
+          <w:lang w:val="en-GB"/>
+        </w:rPr>
+      </w:pPr>
+      <w:r>
+        <w:rPr>
+          <w:rStyle w:val="Cmsor3Char"/>
           <w:b/>
           <w:bCs/>
-          <w:lang w:val="en-GB"/>
-        </w:rPr>
-        <w:t>Tesztek</w:t>
-      </w:r>
-      <w:proofErr w:type="spellEnd"/>
-      <w:r>
-        <w:rPr>
+        </w:rPr>
+        <w:t>Hitelesítés:</w:t>
+      </w:r>
+      <w:r>
+        <w:rPr>
+          <w:lang w:val="en-GB"/>
+        </w:rPr>
+        <w:t xml:space="preserve"> </w:t>
+      </w:r>
+    </w:p>
+    <w:p>
+      <w:pPr>
+        <w:ind w:left="709"/>
+        <w:rPr>
+          <w:lang w:val="en-GB"/>
+        </w:rPr>
+      </w:pPr>
+      <w:r>
+        <w:rPr>
+          <w:lang w:val="en-GB"/>
+        </w:rPr>
+        <w:t xml:space="preserve">12 </w:t>
+      </w:r>
+      <w:proofErr w:type="spellStart"/>
+      <w:r>
+        <w:rPr>
+          <w:lang w:val="en-GB"/>
+        </w:rPr>
+        <w:t>teszt</w:t>
+      </w:r>
+      <w:proofErr w:type="spellEnd"/>
+      <w:r>
+        <w:rPr>
+          <w:lang w:val="en-GB"/>
+        </w:rPr>
+        <w:t xml:space="preserve"> - </w:t>
+      </w:r>
+      <w:proofErr w:type="spellStart"/>
+      <w:r>
+        <w:rPr>
+          <w:lang w:val="en-GB"/>
+        </w:rPr>
+        <w:t>Bejelentkezés</w:t>
+      </w:r>
+      <w:proofErr w:type="spellEnd"/>
+      <w:r>
+        <w:rPr>
+          <w:lang w:val="en-GB"/>
+        </w:rPr>
+        <w:t xml:space="preserve">, </w:t>
+      </w:r>
+      <w:proofErr w:type="spellStart"/>
+      <w:r>
+        <w:rPr>
+          <w:lang w:val="en-GB"/>
+        </w:rPr>
+        <w:t>regisztráció</w:t>
+      </w:r>
+      <w:proofErr w:type="spellEnd"/>
+      <w:r>
+        <w:rPr>
+          <w:lang w:val="en-GB"/>
+        </w:rPr>
+        <w:t xml:space="preserve">, </w:t>
+      </w:r>
+      <w:proofErr w:type="spellStart"/>
+      <w:r>
+        <w:rPr>
+          <w:lang w:val="en-GB"/>
+        </w:rPr>
+        <w:t>kijelentkezés</w:t>
+      </w:r>
+      <w:proofErr w:type="spellEnd"/>
+      <w:r>
+        <w:rPr>
+          <w:lang w:val="en-GB"/>
+        </w:rPr>
+        <w:t xml:space="preserve">, </w:t>
+      </w:r>
+      <w:proofErr w:type="spellStart"/>
+      <w:r>
+        <w:rPr>
+          <w:lang w:val="en-GB"/>
+        </w:rPr>
+        <w:t>felhasználói</w:t>
+      </w:r>
+      <w:proofErr w:type="spellEnd"/>
+      <w:r>
+        <w:rPr>
+          <w:lang w:val="en-GB"/>
+        </w:rPr>
+        <w:t xml:space="preserve"> </w:t>
+      </w:r>
+      <w:proofErr w:type="spellStart"/>
+      <w:r>
+        <w:rPr>
+          <w:lang w:val="en-GB"/>
+        </w:rPr>
+        <w:t>adatok</w:t>
+      </w:r>
+      <w:proofErr w:type="spellEnd"/>
+    </w:p>
+    <w:p>
+      <w:pPr>
+        <w:pStyle w:val="Cmsor4"/>
+        <w:rPr>
+          <w:rStyle w:val="Cmsor3Char"/>
+          <w:rFonts w:eastAsiaTheme="minorHAnsi" w:cstheme="minorBidi"/>
+          <w:sz w:val="24"/>
+          <w:szCs w:val="22"/>
+          <w:lang w:val="en-GB"/>
+        </w:rPr>
+      </w:pPr>
+      <w:r>
+        <w:rPr>
+          <w:rStyle w:val="Cmsor3Char"/>
           <w:b/>
           <w:bCs/>
+        </w:rPr>
+        <w:t>Termékek:</w:t>
+      </w:r>
+    </w:p>
+    <w:p>
+      <w:pPr>
+        <w:ind w:left="709"/>
+        <w:rPr>
+          <w:lang w:val="en-GB"/>
+        </w:rPr>
+      </w:pPr>
+      <w:r>
+        <w:rPr>
+          <w:lang w:val="en-GB"/>
+        </w:rPr>
+        <w:t xml:space="preserve">20 </w:t>
+      </w:r>
+      <w:proofErr w:type="spellStart"/>
+      <w:r>
+        <w:rPr>
+          <w:lang w:val="en-GB"/>
+        </w:rPr>
+        <w:t>teszt</w:t>
+      </w:r>
+      <w:proofErr w:type="spellEnd"/>
+      <w:r>
+        <w:rPr>
+          <w:lang w:val="en-GB"/>
+        </w:rPr>
+        <w:t xml:space="preserve"> - CRUD </w:t>
+      </w:r>
+      <w:proofErr w:type="spellStart"/>
+      <w:r>
+        <w:rPr>
+          <w:lang w:val="en-GB"/>
+        </w:rPr>
+        <w:t>műveletek</w:t>
+      </w:r>
+      <w:proofErr w:type="spellEnd"/>
+      <w:r>
+        <w:rPr>
+          <w:lang w:val="en-GB"/>
+        </w:rPr>
+        <w:t xml:space="preserve">, </w:t>
+      </w:r>
+      <w:proofErr w:type="spellStart"/>
+      <w:r>
+        <w:rPr>
+          <w:lang w:val="en-GB"/>
+        </w:rPr>
+        <w:t>lista</w:t>
+      </w:r>
+      <w:proofErr w:type="spellEnd"/>
+      <w:r>
+        <w:rPr>
           <w:lang w:val="en-GB"/>
         </w:rPr>
         <w:t xml:space="preserve"> </w:t>
@@ -26905,128 +26692,439 @@
       <w:proofErr w:type="spellStart"/>
       <w:r>
         <w:rPr>
+          <w:lang w:val="en-GB"/>
+        </w:rPr>
+        <w:t>lekérése</w:t>
+      </w:r>
+      <w:proofErr w:type="spellEnd"/>
+      <w:r>
+        <w:rPr>
+          <w:lang w:val="en-GB"/>
+        </w:rPr>
+        <w:t xml:space="preserve">, </w:t>
+      </w:r>
+      <w:proofErr w:type="spellStart"/>
+      <w:r>
+        <w:rPr>
+          <w:lang w:val="en-GB"/>
+        </w:rPr>
+        <w:t>szűrés</w:t>
+      </w:r>
+      <w:proofErr w:type="spellEnd"/>
+    </w:p>
+    <w:p>
+      <w:pPr>
+        <w:ind w:left="709"/>
+        <w:rPr>
+          <w:lang w:val="en-GB"/>
+        </w:rPr>
+      </w:pPr>
+    </w:p>
+    <w:p>
+      <w:pPr>
+        <w:pStyle w:val="Cmsor4"/>
+        <w:rPr>
+          <w:lang w:val="en-GB"/>
+        </w:rPr>
+      </w:pPr>
+      <w:r>
+        <w:rPr>
+          <w:rStyle w:val="Cmsor3Char"/>
           <w:b/>
           <w:bCs/>
-          <w:lang w:val="en-GB"/>
-        </w:rPr>
-        <w:t>eloszlása</w:t>
-      </w:r>
-      <w:proofErr w:type="spellEnd"/>
-      <w:r>
-        <w:rPr>
+        </w:rPr>
+        <w:lastRenderedPageBreak/>
+        <w:t>Megrendelések:</w:t>
+      </w:r>
+      <w:r>
+        <w:rPr>
+          <w:lang w:val="en-GB"/>
+        </w:rPr>
+        <w:t xml:space="preserve"> </w:t>
+      </w:r>
+    </w:p>
+    <w:p>
+      <w:pPr>
+        <w:ind w:left="709"/>
+        <w:rPr>
+          <w:lang w:val="en-GB"/>
+        </w:rPr>
+      </w:pPr>
+      <w:r>
+        <w:rPr>
+          <w:lang w:val="en-GB"/>
+        </w:rPr>
+        <w:t xml:space="preserve">14 </w:t>
+      </w:r>
+      <w:proofErr w:type="spellStart"/>
+      <w:r>
+        <w:rPr>
+          <w:lang w:val="en-GB"/>
+        </w:rPr>
+        <w:t>teszt</w:t>
+      </w:r>
+      <w:proofErr w:type="spellEnd"/>
+      <w:r>
+        <w:rPr>
+          <w:lang w:val="en-GB"/>
+        </w:rPr>
+        <w:t xml:space="preserve"> - </w:t>
+      </w:r>
+      <w:proofErr w:type="spellStart"/>
+      <w:r>
+        <w:rPr>
+          <w:lang w:val="en-GB"/>
+        </w:rPr>
+        <w:t>Rendelés</w:t>
+      </w:r>
+      <w:proofErr w:type="spellEnd"/>
+      <w:r>
+        <w:rPr>
+          <w:lang w:val="en-GB"/>
+        </w:rPr>
+        <w:t xml:space="preserve"> </w:t>
+      </w:r>
+      <w:proofErr w:type="spellStart"/>
+      <w:r>
+        <w:rPr>
+          <w:lang w:val="en-GB"/>
+        </w:rPr>
+        <w:t>létrehozás</w:t>
+      </w:r>
+      <w:proofErr w:type="spellEnd"/>
+      <w:r>
+        <w:rPr>
+          <w:lang w:val="en-GB"/>
+        </w:rPr>
+        <w:t xml:space="preserve">, </w:t>
+      </w:r>
+      <w:proofErr w:type="spellStart"/>
+      <w:r>
+        <w:rPr>
+          <w:lang w:val="en-GB"/>
+        </w:rPr>
+        <w:t>lista</w:t>
+      </w:r>
+      <w:proofErr w:type="spellEnd"/>
+      <w:r>
+        <w:rPr>
+          <w:lang w:val="en-GB"/>
+        </w:rPr>
+        <w:t xml:space="preserve">, </w:t>
+      </w:r>
+      <w:proofErr w:type="spellStart"/>
+      <w:r>
+        <w:rPr>
+          <w:lang w:val="en-GB"/>
+        </w:rPr>
+        <w:t>státusz</w:t>
+      </w:r>
+      <w:proofErr w:type="spellEnd"/>
+      <w:r>
+        <w:rPr>
+          <w:lang w:val="en-GB"/>
+        </w:rPr>
+        <w:t xml:space="preserve"> </w:t>
+      </w:r>
+      <w:proofErr w:type="spellStart"/>
+      <w:r>
+        <w:rPr>
+          <w:lang w:val="en-GB"/>
+        </w:rPr>
+        <w:t>módosítás</w:t>
+      </w:r>
+      <w:proofErr w:type="spellEnd"/>
+      <w:r>
+        <w:rPr>
+          <w:lang w:val="en-GB"/>
+        </w:rPr>
+        <w:t xml:space="preserve">, </w:t>
+      </w:r>
+      <w:proofErr w:type="spellStart"/>
+      <w:r>
+        <w:rPr>
+          <w:lang w:val="en-GB"/>
+        </w:rPr>
+        <w:t>törlés</w:t>
+      </w:r>
+      <w:proofErr w:type="spellEnd"/>
+    </w:p>
+    <w:p>
+      <w:pPr>
+        <w:pStyle w:val="Cmsor4"/>
+        <w:rPr>
+          <w:lang w:val="en-GB"/>
+        </w:rPr>
+      </w:pPr>
+      <w:r>
+        <w:rPr>
+          <w:rStyle w:val="Cmsor3Char"/>
           <w:b/>
           <w:bCs/>
-          <w:lang w:val="en-GB"/>
-        </w:rPr>
-        <w:t xml:space="preserve"> </w:t>
-      </w:r>
-      <w:proofErr w:type="spellStart"/>
-      <w:r>
-        <w:rPr>
+        </w:rPr>
+        <w:t>Időpontok</w:t>
+      </w:r>
+      <w:r>
+        <w:rPr>
+          <w:lang w:val="en-GB"/>
+        </w:rPr>
+        <w:t xml:space="preserve">: </w:t>
+      </w:r>
+    </w:p>
+    <w:p>
+      <w:pPr>
+        <w:ind w:left="709"/>
+        <w:rPr>
+          <w:lang w:val="en-GB"/>
+        </w:rPr>
+      </w:pPr>
+      <w:r>
+        <w:rPr>
+          <w:lang w:val="en-GB"/>
+        </w:rPr>
+        <w:t xml:space="preserve">20 </w:t>
+      </w:r>
+      <w:proofErr w:type="spellStart"/>
+      <w:r>
+        <w:rPr>
+          <w:lang w:val="en-GB"/>
+        </w:rPr>
+        <w:t>teszt</w:t>
+      </w:r>
+      <w:proofErr w:type="spellEnd"/>
+      <w:r>
+        <w:rPr>
+          <w:lang w:val="en-GB"/>
+        </w:rPr>
+        <w:t xml:space="preserve"> - </w:t>
+      </w:r>
+      <w:proofErr w:type="spellStart"/>
+      <w:r>
+        <w:rPr>
+          <w:lang w:val="en-GB"/>
+        </w:rPr>
+        <w:t>Időpont</w:t>
+      </w:r>
+      <w:proofErr w:type="spellEnd"/>
+      <w:r>
+        <w:rPr>
+          <w:lang w:val="en-GB"/>
+        </w:rPr>
+        <w:t xml:space="preserve"> CRUD, </w:t>
+      </w:r>
+      <w:proofErr w:type="spellStart"/>
+      <w:r>
+        <w:rPr>
+          <w:lang w:val="en-GB"/>
+        </w:rPr>
+        <w:t>foglalás</w:t>
+      </w:r>
+      <w:proofErr w:type="spellEnd"/>
+      <w:r>
+        <w:rPr>
+          <w:lang w:val="en-GB"/>
+        </w:rPr>
+        <w:t xml:space="preserve">, </w:t>
+      </w:r>
+      <w:proofErr w:type="spellStart"/>
+      <w:r>
+        <w:rPr>
+          <w:lang w:val="en-GB"/>
+        </w:rPr>
+        <w:t>véglegesítés</w:t>
+      </w:r>
+      <w:proofErr w:type="spellEnd"/>
+    </w:p>
+    <w:p>
+      <w:pPr>
+        <w:pStyle w:val="Cmsor4"/>
+        <w:rPr>
+          <w:lang w:val="en-GB"/>
+        </w:rPr>
+      </w:pPr>
+      <w:r>
+        <w:rPr>
+          <w:rStyle w:val="Cmsor3Char"/>
           <w:b/>
           <w:bCs/>
-          <w:lang w:val="en-GB"/>
-        </w:rPr>
-        <w:t>funkciónként</w:t>
-      </w:r>
-      <w:proofErr w:type="spellEnd"/>
-    </w:p>
-    <w:p>
-      <w:pPr>
-        <w:numPr>
-          <w:ilvl w:val="0"/>
-          <w:numId w:val="27"/>
-        </w:numPr>
-        <w:rPr>
-          <w:lang w:val="en-GB"/>
-        </w:rPr>
-      </w:pPr>
-      <w:proofErr w:type="spellStart"/>
-      <w:r>
-        <w:rPr>
+        </w:rPr>
+        <w:t>Felhasználók:</w:t>
+      </w:r>
+      <w:r>
+        <w:rPr>
+          <w:lang w:val="en-GB"/>
+        </w:rPr>
+        <w:t xml:space="preserve"> </w:t>
+      </w:r>
+    </w:p>
+    <w:p>
+      <w:pPr>
+        <w:ind w:left="709"/>
+        <w:rPr>
+          <w:lang w:val="en-GB"/>
+        </w:rPr>
+      </w:pPr>
+      <w:r>
+        <w:rPr>
+          <w:lang w:val="en-GB"/>
+        </w:rPr>
+        <w:t xml:space="preserve">8 </w:t>
+      </w:r>
+      <w:proofErr w:type="spellStart"/>
+      <w:r>
+        <w:rPr>
+          <w:lang w:val="en-GB"/>
+        </w:rPr>
+        <w:t>teszt</w:t>
+      </w:r>
+      <w:proofErr w:type="spellEnd"/>
+      <w:r>
+        <w:rPr>
+          <w:lang w:val="en-GB"/>
+        </w:rPr>
+        <w:t xml:space="preserve"> - Admin </w:t>
+      </w:r>
+      <w:proofErr w:type="spellStart"/>
+      <w:r>
+        <w:rPr>
+          <w:lang w:val="en-GB"/>
+        </w:rPr>
+        <w:t>felhasználó</w:t>
+      </w:r>
+      <w:proofErr w:type="spellEnd"/>
+      <w:r>
+        <w:rPr>
+          <w:lang w:val="en-GB"/>
+        </w:rPr>
+        <w:t xml:space="preserve"> </w:t>
+      </w:r>
+      <w:proofErr w:type="spellStart"/>
+      <w:r>
+        <w:rPr>
+          <w:lang w:val="en-GB"/>
+        </w:rPr>
+        <w:t>kezelés</w:t>
+      </w:r>
+      <w:proofErr w:type="spellEnd"/>
+    </w:p>
+    <w:p>
+      <w:pPr>
+        <w:pStyle w:val="Cmsor4"/>
+        <w:rPr>
+          <w:rStyle w:val="Cmsor3Char"/>
+          <w:rFonts w:eastAsiaTheme="minorHAnsi" w:cstheme="minorBidi"/>
+          <w:sz w:val="24"/>
+          <w:szCs w:val="22"/>
+          <w:lang w:val="en-GB"/>
+        </w:rPr>
+      </w:pPr>
+      <w:r>
+        <w:rPr>
+          <w:rStyle w:val="Cmsor3Char"/>
           <w:b/>
           <w:bCs/>
-          <w:lang w:val="en-GB"/>
-        </w:rPr>
-        <w:t>Hitelesítés</w:t>
-      </w:r>
-      <w:proofErr w:type="spellEnd"/>
-      <w:r>
-        <w:rPr>
-          <w:b/>
-          <w:bCs/>
+        </w:rPr>
+        <w:t>Egyéb:</w:t>
+      </w:r>
+    </w:p>
+    <w:p>
+      <w:pPr>
+        <w:ind w:left="709"/>
+        <w:rPr>
+          <w:lang w:val="en-GB"/>
+        </w:rPr>
+      </w:pPr>
+      <w:r>
+        <w:rPr>
+          <w:lang w:val="en-GB"/>
+        </w:rPr>
+        <w:t xml:space="preserve"> 9 </w:t>
+      </w:r>
+      <w:proofErr w:type="spellStart"/>
+      <w:r>
+        <w:rPr>
+          <w:lang w:val="en-GB"/>
+        </w:rPr>
+        <w:t>teszt</w:t>
+      </w:r>
+      <w:proofErr w:type="spellEnd"/>
+      <w:r>
+        <w:rPr>
+          <w:lang w:val="en-GB"/>
+        </w:rPr>
+        <w:t xml:space="preserve"> - CORS, 404, token </w:t>
+      </w:r>
+      <w:proofErr w:type="spellStart"/>
+      <w:r>
+        <w:rPr>
+          <w:lang w:val="en-GB"/>
+        </w:rPr>
+        <w:t>validáció</w:t>
+      </w:r>
+      <w:proofErr w:type="spellEnd"/>
+    </w:p>
+    <w:p>
+      <w:pPr>
+        <w:ind w:left="709"/>
+        <w:rPr>
+          <w:lang w:val="en-GB"/>
+        </w:rPr>
+      </w:pPr>
+    </w:p>
+    <w:p>
+      <w:pPr>
+        <w:pStyle w:val="Cmsor2"/>
+        <w:rPr>
+          <w:lang w:val="en-GB"/>
+        </w:rPr>
+      </w:pPr>
+      <w:r>
+        <w:rPr>
+          <w:lang w:val="en-GB"/>
+        </w:rPr>
+        <w:t>3</w:t>
+      </w:r>
+      <w:r>
+        <w:rPr>
+          <w:lang w:val="en-GB"/>
+        </w:rPr>
+        <w:t xml:space="preserve">.4 </w:t>
+      </w:r>
+      <w:proofErr w:type="spellStart"/>
+      <w:r>
+        <w:rPr>
+          <w:lang w:val="en-GB"/>
+        </w:rPr>
+        <w:t>Megállapítások</w:t>
+      </w:r>
+      <w:proofErr w:type="spellEnd"/>
+      <w:r>
+        <w:rPr>
           <w:lang w:val="en-GB"/>
         </w:rPr>
         <w:t>:</w:t>
       </w:r>
-      <w:r>
-        <w:rPr>
-          <w:lang w:val="en-GB"/>
-        </w:rPr>
-        <w:t xml:space="preserve"> 12 </w:t>
-      </w:r>
-      <w:proofErr w:type="spellStart"/>
-      <w:r>
-        <w:rPr>
-          <w:lang w:val="en-GB"/>
-        </w:rPr>
-        <w:t>teszt</w:t>
-      </w:r>
-      <w:proofErr w:type="spellEnd"/>
-      <w:r>
-        <w:rPr>
-          <w:lang w:val="en-GB"/>
-        </w:rPr>
-        <w:t xml:space="preserve"> - </w:t>
-      </w:r>
-      <w:proofErr w:type="spellStart"/>
-      <w:r>
-        <w:rPr>
-          <w:lang w:val="en-GB"/>
-        </w:rPr>
-        <w:t>Bejelentkezés</w:t>
-      </w:r>
-      <w:proofErr w:type="spellEnd"/>
-      <w:r>
-        <w:rPr>
-          <w:lang w:val="en-GB"/>
-        </w:rPr>
-        <w:t xml:space="preserve">, </w:t>
-      </w:r>
-      <w:proofErr w:type="spellStart"/>
-      <w:r>
-        <w:rPr>
-          <w:lang w:val="en-GB"/>
-        </w:rPr>
-        <w:t>regisztráció</w:t>
-      </w:r>
-      <w:proofErr w:type="spellEnd"/>
-      <w:r>
-        <w:rPr>
-          <w:lang w:val="en-GB"/>
-        </w:rPr>
-        <w:t xml:space="preserve">, </w:t>
-      </w:r>
-      <w:proofErr w:type="spellStart"/>
-      <w:r>
-        <w:rPr>
-          <w:lang w:val="en-GB"/>
-        </w:rPr>
-        <w:t>kijelentkezés</w:t>
-      </w:r>
-      <w:proofErr w:type="spellEnd"/>
-      <w:r>
-        <w:rPr>
-          <w:lang w:val="en-GB"/>
-        </w:rPr>
-        <w:t xml:space="preserve">, </w:t>
-      </w:r>
-      <w:proofErr w:type="spellStart"/>
-      <w:r>
-        <w:rPr>
-          <w:lang w:val="en-GB"/>
-        </w:rPr>
-        <w:t>felhasználói</w:t>
+    </w:p>
+    <w:p>
+      <w:pPr>
+        <w:rPr>
+          <w:lang w:val="en-GB"/>
+        </w:rPr>
+      </w:pPr>
+    </w:p>
+    <w:p>
+      <w:pPr>
+        <w:pStyle w:val="Cmsor3"/>
+        <w:rPr>
+          <w:lang w:val="en-GB"/>
+        </w:rPr>
+      </w:pPr>
+      <w:proofErr w:type="spellStart"/>
+      <w:r>
+        <w:rPr>
+          <w:lang w:val="en-GB"/>
+        </w:rPr>
+        <w:t>Pozitív</w:t>
       </w:r>
       <w:proofErr w:type="spellEnd"/>
       <w:r>
@@ -27040,522 +27138,11 @@
         <w:rPr>
           <w:lang w:val="en-GB"/>
         </w:rPr>
-        <w:t>adatok</w:t>
-      </w:r>
-      <w:proofErr w:type="spellEnd"/>
-    </w:p>
-    <w:p>
-      <w:pPr>
-        <w:numPr>
-          <w:ilvl w:val="0"/>
-          <w:numId w:val="27"/>
-        </w:numPr>
-        <w:rPr>
-          <w:lang w:val="en-GB"/>
-        </w:rPr>
-      </w:pPr>
-      <w:proofErr w:type="spellStart"/>
-      <w:r>
-        <w:rPr>
-          <w:b/>
-          <w:bCs/>
-          <w:lang w:val="en-GB"/>
-        </w:rPr>
-        <w:t>Termékek</w:t>
-      </w:r>
-      <w:proofErr w:type="spellEnd"/>
-      <w:r>
-        <w:rPr>
-          <w:b/>
-          <w:bCs/>
-          <w:lang w:val="en-GB"/>
-        </w:rPr>
-        <w:t>:</w:t>
-      </w:r>
-      <w:r>
-        <w:rPr>
-          <w:lang w:val="en-GB"/>
-        </w:rPr>
-        <w:t xml:space="preserve"> 20 </w:t>
-      </w:r>
-      <w:proofErr w:type="spellStart"/>
-      <w:r>
-        <w:rPr>
-          <w:lang w:val="en-GB"/>
-        </w:rPr>
-        <w:t>teszt</w:t>
-      </w:r>
-      <w:proofErr w:type="spellEnd"/>
-      <w:r>
-        <w:rPr>
-          <w:lang w:val="en-GB"/>
-        </w:rPr>
-        <w:t xml:space="preserve"> - CRUD </w:t>
-      </w:r>
-      <w:proofErr w:type="spellStart"/>
-      <w:r>
-        <w:rPr>
-          <w:lang w:val="en-GB"/>
-        </w:rPr>
-        <w:t>műveletek</w:t>
-      </w:r>
-      <w:proofErr w:type="spellEnd"/>
-      <w:r>
-        <w:rPr>
-          <w:lang w:val="en-GB"/>
-        </w:rPr>
-        <w:t xml:space="preserve">, </w:t>
-      </w:r>
-      <w:proofErr w:type="spellStart"/>
-      <w:r>
-        <w:rPr>
-          <w:lang w:val="en-GB"/>
-        </w:rPr>
-        <w:t>lista</w:t>
-      </w:r>
-      <w:proofErr w:type="spellEnd"/>
-      <w:r>
-        <w:rPr>
-          <w:lang w:val="en-GB"/>
-        </w:rPr>
-        <w:t xml:space="preserve"> </w:t>
-      </w:r>
-      <w:proofErr w:type="spellStart"/>
-      <w:r>
-        <w:rPr>
-          <w:lang w:val="en-GB"/>
-        </w:rPr>
-        <w:t>lekérése</w:t>
-      </w:r>
-      <w:proofErr w:type="spellEnd"/>
-      <w:r>
-        <w:rPr>
-          <w:lang w:val="en-GB"/>
-        </w:rPr>
-        <w:t xml:space="preserve">, </w:t>
-      </w:r>
-      <w:proofErr w:type="spellStart"/>
-      <w:r>
-        <w:rPr>
-          <w:lang w:val="en-GB"/>
-        </w:rPr>
-        <w:t>szűrés</w:t>
-      </w:r>
-      <w:proofErr w:type="spellEnd"/>
-    </w:p>
-    <w:p>
-      <w:pPr>
-        <w:numPr>
-          <w:ilvl w:val="0"/>
-          <w:numId w:val="27"/>
-        </w:numPr>
-        <w:rPr>
-          <w:lang w:val="en-GB"/>
-        </w:rPr>
-      </w:pPr>
-      <w:proofErr w:type="spellStart"/>
-      <w:r>
-        <w:rPr>
-          <w:b/>
-          <w:bCs/>
-          <w:lang w:val="en-GB"/>
-        </w:rPr>
-        <w:t>Megrendelések</w:t>
-      </w:r>
-      <w:proofErr w:type="spellEnd"/>
-      <w:r>
-        <w:rPr>
-          <w:b/>
-          <w:bCs/>
-          <w:lang w:val="en-GB"/>
-        </w:rPr>
-        <w:t>:</w:t>
-      </w:r>
-      <w:r>
-        <w:rPr>
-          <w:lang w:val="en-GB"/>
-        </w:rPr>
-        <w:t xml:space="preserve"> 14 </w:t>
-      </w:r>
-      <w:proofErr w:type="spellStart"/>
-      <w:r>
-        <w:rPr>
-          <w:lang w:val="en-GB"/>
-        </w:rPr>
-        <w:t>teszt</w:t>
-      </w:r>
-      <w:proofErr w:type="spellEnd"/>
-      <w:r>
-        <w:rPr>
-          <w:lang w:val="en-GB"/>
-        </w:rPr>
-        <w:t xml:space="preserve"> - </w:t>
-      </w:r>
-      <w:proofErr w:type="spellStart"/>
-      <w:r>
-        <w:rPr>
-          <w:lang w:val="en-GB"/>
-        </w:rPr>
-        <w:t>Rendelés</w:t>
-      </w:r>
-      <w:proofErr w:type="spellEnd"/>
-      <w:r>
-        <w:rPr>
-          <w:lang w:val="en-GB"/>
-        </w:rPr>
-        <w:t xml:space="preserve"> </w:t>
-      </w:r>
-      <w:proofErr w:type="spellStart"/>
-      <w:r>
-        <w:rPr>
-          <w:lang w:val="en-GB"/>
-        </w:rPr>
-        <w:t>létrehozás</w:t>
-      </w:r>
-      <w:proofErr w:type="spellEnd"/>
-      <w:r>
-        <w:rPr>
-          <w:lang w:val="en-GB"/>
-        </w:rPr>
-        <w:t xml:space="preserve">, </w:t>
-      </w:r>
-      <w:proofErr w:type="spellStart"/>
-      <w:r>
-        <w:rPr>
-          <w:lang w:val="en-GB"/>
-        </w:rPr>
-        <w:t>lista</w:t>
-      </w:r>
-      <w:proofErr w:type="spellEnd"/>
-      <w:r>
-        <w:rPr>
-          <w:lang w:val="en-GB"/>
-        </w:rPr>
-        <w:t xml:space="preserve">, </w:t>
-      </w:r>
-      <w:proofErr w:type="spellStart"/>
-      <w:r>
-        <w:rPr>
-          <w:lang w:val="en-GB"/>
-        </w:rPr>
-        <w:t>státusz</w:t>
-      </w:r>
-      <w:proofErr w:type="spellEnd"/>
-      <w:r>
-        <w:rPr>
-          <w:lang w:val="en-GB"/>
-        </w:rPr>
-        <w:t xml:space="preserve"> </w:t>
-      </w:r>
-      <w:proofErr w:type="spellStart"/>
-      <w:r>
-        <w:rPr>
-          <w:lang w:val="en-GB"/>
-        </w:rPr>
-        <w:t>módosítás</w:t>
-      </w:r>
-      <w:proofErr w:type="spellEnd"/>
-      <w:r>
-        <w:rPr>
-          <w:lang w:val="en-GB"/>
-        </w:rPr>
-        <w:t xml:space="preserve">, </w:t>
-      </w:r>
-      <w:proofErr w:type="spellStart"/>
-      <w:r>
-        <w:rPr>
-          <w:lang w:val="en-GB"/>
-        </w:rPr>
-        <w:t>törlés</w:t>
-      </w:r>
-      <w:proofErr w:type="spellEnd"/>
-    </w:p>
-    <w:p>
-      <w:pPr>
-        <w:numPr>
-          <w:ilvl w:val="0"/>
-          <w:numId w:val="27"/>
-        </w:numPr>
-        <w:rPr>
-          <w:lang w:val="en-GB"/>
-        </w:rPr>
-      </w:pPr>
-      <w:proofErr w:type="spellStart"/>
-      <w:r>
-        <w:rPr>
-          <w:b/>
-          <w:bCs/>
-          <w:lang w:val="en-GB"/>
-        </w:rPr>
-        <w:t>Időpontok</w:t>
-      </w:r>
-      <w:proofErr w:type="spellEnd"/>
-      <w:r>
-        <w:rPr>
-          <w:b/>
-          <w:bCs/>
-          <w:lang w:val="en-GB"/>
-        </w:rPr>
-        <w:t>:</w:t>
-      </w:r>
-      <w:r>
-        <w:rPr>
-          <w:lang w:val="en-GB"/>
-        </w:rPr>
-        <w:t xml:space="preserve"> 20 </w:t>
-      </w:r>
-      <w:proofErr w:type="spellStart"/>
-      <w:r>
-        <w:rPr>
-          <w:lang w:val="en-GB"/>
-        </w:rPr>
-        <w:t>teszt</w:t>
-      </w:r>
-      <w:proofErr w:type="spellEnd"/>
-      <w:r>
-        <w:rPr>
-          <w:lang w:val="en-GB"/>
-        </w:rPr>
-        <w:t xml:space="preserve"> - </w:t>
-      </w:r>
-      <w:proofErr w:type="spellStart"/>
-      <w:r>
-        <w:rPr>
-          <w:lang w:val="en-GB"/>
-        </w:rPr>
-        <w:t>Időpont</w:t>
-      </w:r>
-      <w:proofErr w:type="spellEnd"/>
-      <w:r>
-        <w:rPr>
-          <w:lang w:val="en-GB"/>
-        </w:rPr>
-        <w:t xml:space="preserve"> CRUD, </w:t>
-      </w:r>
-      <w:proofErr w:type="spellStart"/>
-      <w:r>
-        <w:rPr>
-          <w:lang w:val="en-GB"/>
-        </w:rPr>
-        <w:t>foglalás</w:t>
-      </w:r>
-      <w:proofErr w:type="spellEnd"/>
-      <w:r>
-        <w:rPr>
-          <w:lang w:val="en-GB"/>
-        </w:rPr>
-        <w:t xml:space="preserve">, </w:t>
-      </w:r>
-      <w:proofErr w:type="spellStart"/>
-      <w:r>
-        <w:rPr>
-          <w:lang w:val="en-GB"/>
-        </w:rPr>
-        <w:t>véglegesítés</w:t>
-      </w:r>
-      <w:proofErr w:type="spellEnd"/>
-    </w:p>
-    <w:p>
-      <w:pPr>
-        <w:numPr>
-          <w:ilvl w:val="0"/>
-          <w:numId w:val="27"/>
-        </w:numPr>
-        <w:rPr>
-          <w:lang w:val="en-GB"/>
-        </w:rPr>
-      </w:pPr>
-      <w:proofErr w:type="spellStart"/>
-      <w:r>
-        <w:rPr>
-          <w:b/>
-          <w:bCs/>
-          <w:lang w:val="en-GB"/>
-        </w:rPr>
-        <w:t>Felhasználók</w:t>
-      </w:r>
-      <w:proofErr w:type="spellEnd"/>
-      <w:r>
-        <w:rPr>
-          <w:b/>
-          <w:bCs/>
-          <w:lang w:val="en-GB"/>
-        </w:rPr>
-        <w:t>:</w:t>
-      </w:r>
-      <w:r>
-        <w:rPr>
-          <w:lang w:val="en-GB"/>
-        </w:rPr>
-        <w:t xml:space="preserve"> 8 </w:t>
-      </w:r>
-      <w:proofErr w:type="spellStart"/>
-      <w:r>
-        <w:rPr>
-          <w:lang w:val="en-GB"/>
-        </w:rPr>
-        <w:t>teszt</w:t>
-      </w:r>
-      <w:proofErr w:type="spellEnd"/>
-      <w:r>
-        <w:rPr>
-          <w:lang w:val="en-GB"/>
-        </w:rPr>
-        <w:t xml:space="preserve"> - Admin </w:t>
-      </w:r>
-      <w:proofErr w:type="spellStart"/>
-      <w:r>
-        <w:rPr>
-          <w:lang w:val="en-GB"/>
-        </w:rPr>
-        <w:t>felhasználó</w:t>
-      </w:r>
-      <w:proofErr w:type="spellEnd"/>
-      <w:r>
-        <w:rPr>
-          <w:lang w:val="en-GB"/>
-        </w:rPr>
-        <w:t xml:space="preserve"> </w:t>
-      </w:r>
-      <w:proofErr w:type="spellStart"/>
-      <w:r>
-        <w:rPr>
-          <w:lang w:val="en-GB"/>
-        </w:rPr>
-        <w:t>kezelés</w:t>
-      </w:r>
-      <w:proofErr w:type="spellEnd"/>
-    </w:p>
-    <w:p>
-      <w:pPr>
-        <w:numPr>
-          <w:ilvl w:val="0"/>
-          <w:numId w:val="27"/>
-        </w:numPr>
-        <w:rPr>
-          <w:lang w:val="en-GB"/>
-        </w:rPr>
-      </w:pPr>
-      <w:proofErr w:type="spellStart"/>
-      <w:r>
-        <w:rPr>
-          <w:b/>
-          <w:bCs/>
-          <w:lang w:val="en-GB"/>
-        </w:rPr>
-        <w:t>Egyéb</w:t>
-      </w:r>
-      <w:proofErr w:type="spellEnd"/>
-      <w:r>
-        <w:rPr>
-          <w:b/>
-          <w:bCs/>
-          <w:lang w:val="en-GB"/>
-        </w:rPr>
-        <w:t>:</w:t>
-      </w:r>
-      <w:r>
-        <w:rPr>
-          <w:lang w:val="en-GB"/>
-        </w:rPr>
-        <w:t xml:space="preserve"> 9 </w:t>
-      </w:r>
-      <w:proofErr w:type="spellStart"/>
-      <w:r>
-        <w:rPr>
-          <w:lang w:val="en-GB"/>
-        </w:rPr>
-        <w:t>teszt</w:t>
-      </w:r>
-      <w:proofErr w:type="spellEnd"/>
-      <w:r>
-        <w:rPr>
-          <w:lang w:val="en-GB"/>
-        </w:rPr>
-        <w:t xml:space="preserve"> - CORS, 404, token </w:t>
-      </w:r>
-      <w:proofErr w:type="spellStart"/>
-      <w:r>
-        <w:rPr>
-          <w:lang w:val="en-GB"/>
-        </w:rPr>
-        <w:t>validáció</w:t>
-      </w:r>
-      <w:proofErr w:type="spellEnd"/>
-    </w:p>
-    <w:p>
-      <w:pPr>
-        <w:rPr>
-          <w:b/>
-          <w:bCs/>
-          <w:lang w:val="en-GB"/>
-        </w:rPr>
-      </w:pPr>
-      <w:r>
-        <w:rPr>
-          <w:b/>
-          <w:bCs/>
-          <w:lang w:val="en-GB"/>
-        </w:rPr>
-        <w:t>3</w:t>
-      </w:r>
-      <w:r>
-        <w:rPr>
-          <w:b/>
-          <w:bCs/>
-          <w:lang w:val="en-GB"/>
-        </w:rPr>
-        <w:t xml:space="preserve">.4 </w:t>
-      </w:r>
-      <w:proofErr w:type="spellStart"/>
-      <w:r>
-        <w:rPr>
-          <w:b/>
-          <w:bCs/>
-          <w:lang w:val="en-GB"/>
-        </w:rPr>
-        <w:t>Megállapítások</w:t>
-      </w:r>
-      <w:proofErr w:type="spellEnd"/>
-    </w:p>
-    <w:p>
-      <w:pPr>
-        <w:rPr>
-          <w:lang w:val="en-GB"/>
-        </w:rPr>
-      </w:pPr>
-      <w:proofErr w:type="spellStart"/>
-      <w:r>
-        <w:rPr>
-          <w:b/>
-          <w:bCs/>
-          <w:lang w:val="en-GB"/>
-        </w:rPr>
-        <w:t>Pozitív</w:t>
-      </w:r>
-      <w:proofErr w:type="spellEnd"/>
-      <w:r>
-        <w:rPr>
-          <w:b/>
-          <w:bCs/>
-          <w:lang w:val="en-GB"/>
-        </w:rPr>
-        <w:t xml:space="preserve"> </w:t>
-      </w:r>
-      <w:proofErr w:type="spellStart"/>
-      <w:r>
-        <w:rPr>
-          <w:b/>
-          <w:bCs/>
-          <w:lang w:val="en-GB"/>
-        </w:rPr>
         <w:t>megállapítások</w:t>
       </w:r>
       <w:proofErr w:type="spellEnd"/>
       <w:r>
         <w:rPr>
-          <w:b/>
-          <w:bCs/>
           <w:lang w:val="en-GB"/>
         </w:rPr>
         <w:t>:</w:t>
@@ -27873,15 +27460,14 @@
     </w:p>
     <w:p>
       <w:pPr>
-        <w:rPr>
-          <w:lang w:val="en-GB"/>
-        </w:rPr>
-      </w:pPr>
-      <w:proofErr w:type="spellStart"/>
-      <w:r>
-        <w:rPr>
-          <w:b/>
-          <w:bCs/>
+        <w:pStyle w:val="Cmsor3"/>
+        <w:rPr>
+          <w:lang w:val="en-GB"/>
+        </w:rPr>
+      </w:pPr>
+      <w:proofErr w:type="spellStart"/>
+      <w:r>
+        <w:rPr>
           <w:lang w:val="en-GB"/>
         </w:rPr>
         <w:t>Javaslatok</w:t>
@@ -27889,8 +27475,6 @@
       <w:proofErr w:type="spellEnd"/>
       <w:r>
         <w:rPr>
-          <w:b/>
-          <w:bCs/>
           <w:lang w:val="en-GB"/>
         </w:rPr>
         <w:t>:</w:t>
@@ -28133,9 +27717,6 @@
       </w:r>
       <w:proofErr w:type="spellEnd"/>
     </w:p>
-    <w:p/>
-    <w:p/>
-    <w:p/>
     <w:p/>
     <w:p/>
     <w:p/>
@@ -31298,7 +30879,7 @@
                     <pic:cNvPicPr/>
                   </pic:nvPicPr>
                   <pic:blipFill>
-                    <a:blip r:embed="rId8"/>
+                    <a:blip r:embed="rId9"/>
                     <a:stretch>
                       <a:fillRect/>
                     </a:stretch>
@@ -31346,7 +30927,7 @@
                     <pic:cNvPicPr/>
                   </pic:nvPicPr>
                   <pic:blipFill>
-                    <a:blip r:embed="rId9"/>
+                    <a:blip r:embed="rId10"/>
                     <a:stretch>
                       <a:fillRect/>
                     </a:stretch>
@@ -31407,7 +30988,7 @@
                     <pic:cNvPicPr/>
                   </pic:nvPicPr>
                   <pic:blipFill>
-                    <a:blip r:embed="rId10"/>
+                    <a:blip r:embed="rId11"/>
                     <a:stretch>
                       <a:fillRect/>
                     </a:stretch>
@@ -31583,7 +31164,7 @@
                     <pic:cNvPicPr/>
                   </pic:nvPicPr>
                   <pic:blipFill>
-                    <a:blip r:embed="rId11"/>
+                    <a:blip r:embed="rId12"/>
                     <a:stretch>
                       <a:fillRect/>
                     </a:stretch>
@@ -31647,7 +31228,7 @@
                     <pic:cNvPicPr/>
                   </pic:nvPicPr>
                   <pic:blipFill>
-                    <a:blip r:embed="rId12"/>
+                    <a:blip r:embed="rId13"/>
                     <a:stretch>
                       <a:fillRect/>
                     </a:stretch>
@@ -31709,7 +31290,7 @@
                     <pic:cNvPicPr/>
                   </pic:nvPicPr>
                   <pic:blipFill>
-                    <a:blip r:embed="rId13"/>
+                    <a:blip r:embed="rId14"/>
                     <a:stretch>
                       <a:fillRect/>
                     </a:stretch>
@@ -31772,7 +31353,7 @@
                     <pic:cNvPicPr/>
                   </pic:nvPicPr>
                   <pic:blipFill>
-                    <a:blip r:embed="rId14"/>
+                    <a:blip r:embed="rId15"/>
                     <a:stretch>
                       <a:fillRect/>
                     </a:stretch>
@@ -31827,7 +31408,7 @@
                     <pic:cNvPicPr/>
                   </pic:nvPicPr>
                   <pic:blipFill>
-                    <a:blip r:embed="rId15"/>
+                    <a:blip r:embed="rId16"/>
                     <a:stretch>
                       <a:fillRect/>
                     </a:stretch>
@@ -31889,7 +31470,7 @@
                     <pic:cNvPicPr/>
                   </pic:nvPicPr>
                   <pic:blipFill>
-                    <a:blip r:embed="rId16"/>
+                    <a:blip r:embed="rId17"/>
                     <a:stretch>
                       <a:fillRect/>
                     </a:stretch>
@@ -32002,7 +31583,7 @@
                     <pic:cNvPicPr/>
                   </pic:nvPicPr>
                   <pic:blipFill>
-                    <a:blip r:embed="rId17"/>
+                    <a:blip r:embed="rId18"/>
                     <a:stretch>
                       <a:fillRect/>
                     </a:stretch>
@@ -32052,7 +31633,7 @@
                     <pic:cNvPicPr/>
                   </pic:nvPicPr>
                   <pic:blipFill>
-                    <a:blip r:embed="rId18"/>
+                    <a:blip r:embed="rId19"/>
                     <a:stretch>
                       <a:fillRect/>
                     </a:stretch>
@@ -32223,7 +31804,7 @@
                     <pic:cNvPicPr/>
                   </pic:nvPicPr>
                   <pic:blipFill>
-                    <a:blip r:embed="rId19"/>
+                    <a:blip r:embed="rId20"/>
                     <a:stretch>
                       <a:fillRect/>
                     </a:stretch>
@@ -32289,7 +31870,7 @@
                     <pic:cNvPicPr/>
                   </pic:nvPicPr>
                   <pic:blipFill>
-                    <a:blip r:embed="rId20"/>
+                    <a:blip r:embed="rId21"/>
                     <a:stretch>
                       <a:fillRect/>
                     </a:stretch>
@@ -32356,7 +31937,7 @@
                     <pic:cNvPicPr/>
                   </pic:nvPicPr>
                   <pic:blipFill>
-                    <a:blip r:embed="rId21"/>
+                    <a:blip r:embed="rId22"/>
                     <a:stretch>
                       <a:fillRect/>
                     </a:stretch>
@@ -32419,7 +32000,7 @@
                     <pic:cNvPicPr/>
                   </pic:nvPicPr>
                   <pic:blipFill>
-                    <a:blip r:embed="rId22"/>
+                    <a:blip r:embed="rId23"/>
                     <a:stretch>
                       <a:fillRect/>
                     </a:stretch>
@@ -32515,7 +32096,7 @@
                     <pic:cNvPicPr/>
                   </pic:nvPicPr>
                   <pic:blipFill>
-                    <a:blip r:embed="rId23"/>
+                    <a:blip r:embed="rId24"/>
                     <a:stretch>
                       <a:fillRect/>
                     </a:stretch>
@@ -32569,7 +32150,7 @@
                     <pic:cNvPicPr/>
                   </pic:nvPicPr>
                   <pic:blipFill>
-                    <a:blip r:embed="rId24"/>
+                    <a:blip r:embed="rId25"/>
                     <a:stretch>
                       <a:fillRect/>
                     </a:stretch>
@@ -32738,7 +32319,7 @@
                     <pic:cNvPicPr/>
                   </pic:nvPicPr>
                   <pic:blipFill>
-                    <a:blip r:embed="rId25"/>
+                    <a:blip r:embed="rId26"/>
                     <a:stretch>
                       <a:fillRect/>
                     </a:stretch>
@@ -32794,7 +32375,7 @@
                     <pic:cNvPicPr/>
                   </pic:nvPicPr>
                   <pic:blipFill>
-                    <a:blip r:embed="rId26"/>
+                    <a:blip r:embed="rId27"/>
                     <a:stretch>
                       <a:fillRect/>
                     </a:stretch>
@@ -32857,7 +32438,7 @@
                     <pic:cNvPicPr/>
                   </pic:nvPicPr>
                   <pic:blipFill>
-                    <a:blip r:embed="rId27"/>
+                    <a:blip r:embed="rId28"/>
                     <a:stretch>
                       <a:fillRect/>
                     </a:stretch>
@@ -32919,7 +32500,7 @@
                     <pic:cNvPicPr/>
                   </pic:nvPicPr>
                   <pic:blipFill>
-                    <a:blip r:embed="rId28"/>
+                    <a:blip r:embed="rId29"/>
                     <a:stretch>
                       <a:fillRect/>
                     </a:stretch>
@@ -33112,7 +32693,7 @@
                     <pic:cNvPicPr/>
                   </pic:nvPicPr>
                   <pic:blipFill>
-                    <a:blip r:embed="rId29"/>
+                    <a:blip r:embed="rId30"/>
                     <a:stretch>
                       <a:fillRect/>
                     </a:stretch>
@@ -33176,7 +32757,7 @@
                     <pic:cNvPicPr/>
                   </pic:nvPicPr>
                   <pic:blipFill>
-                    <a:blip r:embed="rId30"/>
+                    <a:blip r:embed="rId31"/>
                     <a:stretch>
                       <a:fillRect/>
                     </a:stretch>
@@ -33263,7 +32844,7 @@
                     <pic:cNvPicPr/>
                   </pic:nvPicPr>
                   <pic:blipFill>
-                    <a:blip r:embed="rId31"/>
+                    <a:blip r:embed="rId32"/>
                     <a:stretch>
                       <a:fillRect/>
                     </a:stretch>
@@ -33327,7 +32908,7 @@
                     <pic:cNvPicPr/>
                   </pic:nvPicPr>
                   <pic:blipFill>
-                    <a:blip r:embed="rId32"/>
+                    <a:blip r:embed="rId33"/>
                     <a:stretch>
                       <a:fillRect/>
                     </a:stretch>
@@ -33390,7 +32971,7 @@
                     <pic:cNvPicPr/>
                   </pic:nvPicPr>
                   <pic:blipFill>
-                    <a:blip r:embed="rId33"/>
+                    <a:blip r:embed="rId34"/>
                     <a:stretch>
                       <a:fillRect/>
                     </a:stretch>
@@ -33471,7 +33052,7 @@
                     <pic:cNvPicPr/>
                   </pic:nvPicPr>
                   <pic:blipFill>
-                    <a:blip r:embed="rId34"/>
+                    <a:blip r:embed="rId35"/>
                     <a:stretch>
                       <a:fillRect/>
                     </a:stretch>
@@ -33534,7 +33115,7 @@
                     <pic:cNvPicPr/>
                   </pic:nvPicPr>
                   <pic:blipFill>
-                    <a:blip r:embed="rId35"/>
+                    <a:blip r:embed="rId36"/>
                     <a:stretch>
                       <a:fillRect/>
                     </a:stretch>
@@ -33607,7 +33188,7 @@
                     <pic:cNvPicPr/>
                   </pic:nvPicPr>
                   <pic:blipFill>
-                    <a:blip r:embed="rId29"/>
+                    <a:blip r:embed="rId30"/>
                     <a:stretch>
                       <a:fillRect/>
                     </a:stretch>
@@ -33671,7 +33252,7 @@
                     <pic:cNvPicPr/>
                   </pic:nvPicPr>
                   <pic:blipFill>
-                    <a:blip r:embed="rId30"/>
+                    <a:blip r:embed="rId31"/>
                     <a:stretch>
                       <a:fillRect/>
                     </a:stretch>
@@ -33783,63 +33364,6 @@
                 <pic:pic xmlns:pic="http://schemas.openxmlformats.org/drawingml/2006/picture">
                   <pic:nvPicPr>
                     <pic:cNvPr id="1044114452" name=""/>
-                    <pic:cNvPicPr/>
-                  </pic:nvPicPr>
-                  <pic:blipFill>
-                    <a:blip r:embed="rId36"/>
-                    <a:stretch>
-                      <a:fillRect/>
-                    </a:stretch>
-                  </pic:blipFill>
-                  <pic:spPr>
-                    <a:xfrm>
-                      <a:off x="0" y="0"/>
-                      <a:ext cx="5219700" cy="2428875"/>
-                    </a:xfrm>
-                    <a:prstGeom prst="rect">
-                      <a:avLst/>
-                    </a:prstGeom>
-                  </pic:spPr>
-                </pic:pic>
-              </a:graphicData>
-            </a:graphic>
-          </wp:inline>
-        </w:drawing>
-      </w:r>
-    </w:p>
-    <w:p>
-      <w:pPr>
-        <w:pStyle w:val="Listaszerbekezds"/>
-        <w:ind w:left="567"/>
-        <w:contextualSpacing w:val="0"/>
-      </w:pPr>
-      <w:r>
-        <w:t>az űrlap kitöltése után pedig a „Hozzáad!” gombra kattintva,</w:t>
-      </w:r>
-    </w:p>
-    <w:p>
-      <w:pPr>
-        <w:pStyle w:val="Listaszerbekezds"/>
-        <w:ind w:left="567"/>
-        <w:contextualSpacing w:val="0"/>
-      </w:pPr>
-      <w:r>
-        <w:rPr>
-          <w:noProof/>
-        </w:rPr>
-        <w:drawing>
-          <wp:inline distT="0" distB="0" distL="0" distR="0" wp14:anchorId="6EC1B856" wp14:editId="18C9B993">
-            <wp:extent cx="5219700" cy="2428875"/>
-            <wp:effectExtent l="0" t="0" r="0" b="9525"/>
-            <wp:docPr id="150282080" name="Kép 1"/>
-            <wp:cNvGraphicFramePr>
-              <a:graphicFrameLocks xmlns:a="http://schemas.openxmlformats.org/drawingml/2006/main" noChangeAspect="1"/>
-            </wp:cNvGraphicFramePr>
-            <a:graphic xmlns:a="http://schemas.openxmlformats.org/drawingml/2006/main">
-              <a:graphicData uri="http://schemas.openxmlformats.org/drawingml/2006/picture">
-                <pic:pic xmlns:pic="http://schemas.openxmlformats.org/drawingml/2006/picture">
-                  <pic:nvPicPr>
-                    <pic:cNvPr id="150282080" name=""/>
                     <pic:cNvPicPr/>
                   </pic:nvPicPr>
                   <pic:blipFill>
@@ -33863,6 +33387,63 @@
           </wp:inline>
         </w:drawing>
       </w:r>
+    </w:p>
+    <w:p>
+      <w:pPr>
+        <w:pStyle w:val="Listaszerbekezds"/>
+        <w:ind w:left="567"/>
+        <w:contextualSpacing w:val="0"/>
+      </w:pPr>
+      <w:r>
+        <w:t>az űrlap kitöltése után pedig a „Hozzáad!” gombra kattintva,</w:t>
+      </w:r>
+    </w:p>
+    <w:p>
+      <w:pPr>
+        <w:pStyle w:val="Listaszerbekezds"/>
+        <w:ind w:left="567"/>
+        <w:contextualSpacing w:val="0"/>
+      </w:pPr>
+      <w:r>
+        <w:rPr>
+          <w:noProof/>
+        </w:rPr>
+        <w:drawing>
+          <wp:inline distT="0" distB="0" distL="0" distR="0" wp14:anchorId="6EC1B856" wp14:editId="18C9B993">
+            <wp:extent cx="5219700" cy="2428875"/>
+            <wp:effectExtent l="0" t="0" r="0" b="9525"/>
+            <wp:docPr id="150282080" name="Kép 1"/>
+            <wp:cNvGraphicFramePr>
+              <a:graphicFrameLocks xmlns:a="http://schemas.openxmlformats.org/drawingml/2006/main" noChangeAspect="1"/>
+            </wp:cNvGraphicFramePr>
+            <a:graphic xmlns:a="http://schemas.openxmlformats.org/drawingml/2006/main">
+              <a:graphicData uri="http://schemas.openxmlformats.org/drawingml/2006/picture">
+                <pic:pic xmlns:pic="http://schemas.openxmlformats.org/drawingml/2006/picture">
+                  <pic:nvPicPr>
+                    <pic:cNvPr id="150282080" name=""/>
+                    <pic:cNvPicPr/>
+                  </pic:nvPicPr>
+                  <pic:blipFill>
+                    <a:blip r:embed="rId38"/>
+                    <a:stretch>
+                      <a:fillRect/>
+                    </a:stretch>
+                  </pic:blipFill>
+                  <pic:spPr>
+                    <a:xfrm>
+                      <a:off x="0" y="0"/>
+                      <a:ext cx="5219700" cy="2428875"/>
+                    </a:xfrm>
+                    <a:prstGeom prst="rect">
+                      <a:avLst/>
+                    </a:prstGeom>
+                  </pic:spPr>
+                </pic:pic>
+              </a:graphicData>
+            </a:graphic>
+          </wp:inline>
+        </w:drawing>
+      </w:r>
       <w:r>
         <w:br/>
         <w:t>a termék bekerül a listába.</w:t>
@@ -33887,7 +33468,7 @@
                     <pic:cNvPicPr/>
                   </pic:nvPicPr>
                   <pic:blipFill>
-                    <a:blip r:embed="rId38"/>
+                    <a:blip r:embed="rId39"/>
                     <a:stretch>
                       <a:fillRect/>
                     </a:stretch>
@@ -34903,7 +34484,7 @@
                     </pic:cNvPicPr>
                   </pic:nvPicPr>
                   <pic:blipFill>
-                    <a:blip r:embed="rId39">
+                    <a:blip r:embed="rId40">
                       <a:extLst>
                         <a:ext uri="{28A0092B-C50C-407E-A947-70E740481C1C}">
                           <a14:useLocalDpi xmlns:a14="http://schemas.microsoft.com/office/drawing/2010/main" val="0"/>
@@ -34994,7 +34575,7 @@
                     </pic:cNvPicPr>
                   </pic:nvPicPr>
                   <pic:blipFill>
-                    <a:blip r:embed="rId40" cstate="print">
+                    <a:blip r:embed="rId41" cstate="print">
                       <a:extLst>
                         <a:ext uri="{28A0092B-C50C-407E-A947-70E740481C1C}">
                           <a14:useLocalDpi xmlns:a14="http://schemas.microsoft.com/office/drawing/2010/main" val="0"/>
@@ -35087,7 +34668,7 @@
                     </pic:cNvPicPr>
                   </pic:nvPicPr>
                   <pic:blipFill>
-                    <a:blip r:embed="rId41">
+                    <a:blip r:embed="rId42">
                       <a:extLst>
                         <a:ext uri="{28A0092B-C50C-407E-A947-70E740481C1C}">
                           <a14:useLocalDpi xmlns:a14="http://schemas.microsoft.com/office/drawing/2010/main" val="0"/>
@@ -35251,7 +34832,7 @@
                     </pic:cNvPicPr>
                   </pic:nvPicPr>
                   <pic:blipFill>
-                    <a:blip r:embed="rId42">
+                    <a:blip r:embed="rId43">
                       <a:extLst>
                         <a:ext uri="{28A0092B-C50C-407E-A947-70E740481C1C}">
                           <a14:useLocalDpi xmlns:a14="http://schemas.microsoft.com/office/drawing/2010/main" val="0"/>
@@ -35335,7 +34916,7 @@
                     </pic:cNvPicPr>
                   </pic:nvPicPr>
                   <pic:blipFill>
-                    <a:blip r:embed="rId43">
+                    <a:blip r:embed="rId44">
                       <a:extLst>
                         <a:ext uri="{28A0092B-C50C-407E-A947-70E740481C1C}">
                           <a14:useLocalDpi xmlns:a14="http://schemas.microsoft.com/office/drawing/2010/main" val="0"/>
@@ -35412,7 +34993,7 @@
                     </pic:cNvPicPr>
                   </pic:nvPicPr>
                   <pic:blipFill>
-                    <a:blip r:embed="rId44">
+                    <a:blip r:embed="rId45">
                       <a:extLst>
                         <a:ext uri="{28A0092B-C50C-407E-A947-70E740481C1C}">
                           <a14:useLocalDpi xmlns:a14="http://schemas.microsoft.com/office/drawing/2010/main" val="0"/>
@@ -35467,7 +35048,6 @@
       </w:pPr>
       <w:bookmarkStart w:id="282" w:name="_Toc227014840"/>
       <w:r>
-        <w:lastRenderedPageBreak/>
         <w:t>Szervizidőpontfoglalás</w:t>
       </w:r>
       <w:bookmarkEnd w:id="282"/>
@@ -35496,7 +35076,7 @@
                     </pic:cNvPicPr>
                   </pic:nvPicPr>
                   <pic:blipFill>
-                    <a:blip r:embed="rId45">
+                    <a:blip r:embed="rId46">
                       <a:extLst>
                         <a:ext uri="{28A0092B-C50C-407E-A947-70E740481C1C}">
                           <a14:useLocalDpi xmlns:a14="http://schemas.microsoft.com/office/drawing/2010/main" val="0"/>
@@ -39420,7 +39000,7 @@
     <w:uiPriority w:val="9"/>
     <w:unhideWhenUsed/>
     <w:qFormat/>
-    <w:rsid w:val="00E54A53"/>
+    <w:rsid w:val="007630F5"/>
     <w:pPr>
       <w:keepNext/>
       <w:keepLines/>
@@ -39430,7 +39010,7 @@
     <w:rPr>
       <w:rFonts w:eastAsiaTheme="majorEastAsia" w:cstheme="majorBidi"/>
       <w:color w:val="000000" w:themeColor="text1"/>
-      <w:sz w:val="32"/>
+      <w:sz w:val="36"/>
       <w:szCs w:val="32"/>
     </w:rPr>
   </w:style>
@@ -39461,10 +39041,9 @@
     <w:next w:val="Norml"/>
     <w:link w:val="Cmsor4Char"/>
     <w:uiPriority w:val="9"/>
-    <w:semiHidden/>
     <w:unhideWhenUsed/>
     <w:qFormat/>
-    <w:rsid w:val="00B217E8"/>
+    <w:rsid w:val="007630F5"/>
     <w:pPr>
       <w:keepNext/>
       <w:keepLines/>
@@ -39473,8 +39052,8 @@
     </w:pPr>
     <w:rPr>
       <w:rFonts w:eastAsiaTheme="majorEastAsia" w:cstheme="majorBidi"/>
-      <w:i/>
       <w:iCs/>
+      <w:sz w:val="28"/>
     </w:rPr>
   </w:style>
   <w:style w:type="paragraph" w:styleId="Cmsor5">
@@ -39633,12 +39212,12 @@
     <w:basedOn w:val="Bekezdsalapbettpusa"/>
     <w:link w:val="Cmsor2"/>
     <w:uiPriority w:val="9"/>
-    <w:rsid w:val="00E54A53"/>
+    <w:rsid w:val="007630F5"/>
     <w:rPr>
       <w:rFonts w:ascii="Times New Roman" w:eastAsiaTheme="majorEastAsia" w:hAnsi="Times New Roman" w:cstheme="majorBidi"/>
       <w:color w:val="000000" w:themeColor="text1"/>
       <w:kern w:val="0"/>
-      <w:sz w:val="32"/>
+      <w:sz w:val="36"/>
       <w:szCs w:val="32"/>
       <w14:ligatures w14:val="none"/>
     </w:rPr>
@@ -39662,13 +39241,12 @@
     <w:basedOn w:val="Bekezdsalapbettpusa"/>
     <w:link w:val="Cmsor4"/>
     <w:uiPriority w:val="9"/>
-    <w:semiHidden/>
-    <w:rsid w:val="00B217E8"/>
+    <w:rsid w:val="007630F5"/>
     <w:rPr>
       <w:rFonts w:ascii="Times New Roman" w:eastAsiaTheme="majorEastAsia" w:hAnsi="Times New Roman" w:cstheme="majorBidi"/>
-      <w:i/>
       <w:iCs/>
       <w:kern w:val="0"/>
+      <w:sz w:val="28"/>
       <w:szCs w:val="22"/>
       <w14:ligatures w14:val="none"/>
     </w:rPr>

--- a/doc/kesz_doksi/uj_osszeallitott_doksi.docx
+++ b/doc/kesz_doksi/uj_osszeallitott_doksi.docx
@@ -16138,15 +16138,7 @@
       </w:r>
       <w:proofErr w:type="spellEnd"/>
       <w:r>
-        <w:t xml:space="preserve"> </w:t>
-      </w:r>
-      <w:proofErr w:type="gramStart"/>
-      <w:r>
-        <w:t>megakadályozza</w:t>
-      </w:r>
-      <w:proofErr w:type="gramEnd"/>
-      <w:r>
-        <w:t xml:space="preserve"> hogy bejelentkezett felhasználók elérjék a bejelentkezési oldalakat, a </w:t>
+        <w:t xml:space="preserve"> megakadályozza hogy bejelentkezett felhasználók elérjék a bejelentkezési oldalakat, a </w:t>
       </w:r>
       <w:proofErr w:type="spellStart"/>
       <w:r>
@@ -16154,15 +16146,7 @@
       </w:r>
       <w:proofErr w:type="spellEnd"/>
       <w:r>
-        <w:t xml:space="preserve"> pedig </w:t>
-      </w:r>
-      <w:proofErr w:type="gramStart"/>
-      <w:r>
-        <w:t>biztosítja</w:t>
-      </w:r>
-      <w:proofErr w:type="gramEnd"/>
-      <w:r>
-        <w:t xml:space="preserve"> hogy a rendelési folyamat csak nem üres kosárral indítható el. Az </w:t>
+        <w:t xml:space="preserve"> pedig biztosítja hogy a rendelési folyamat csak nem üres kosárral indítható el. Az </w:t>
       </w:r>
       <w:proofErr w:type="spellStart"/>
       <w:r>
@@ -16294,2431 +16278,12 @@
     <w:p/>
     <w:p/>
     <w:p/>
-    <w:p/>
-    <w:p/>
-    <w:p/>
-    <w:p>
-      <w:pPr>
-        <w:pStyle w:val="Tartalomjegyzkcmsora"/>
-        <w:rPr>
-          <w:b w:val="0"/>
-        </w:rPr>
-      </w:pPr>
-      <w:r>
-        <w:rPr>
-          <w:b w:val="0"/>
-        </w:rPr>
-        <w:t>Tartalomjegyzék</w:t>
-      </w:r>
-    </w:p>
-    <w:p>
-      <w:pPr>
-        <w:pStyle w:val="TJ1"/>
-        <w:tabs>
-          <w:tab w:val="left" w:pos="480"/>
-        </w:tabs>
-        <w:rPr>
-          <w:rFonts w:asciiTheme="minorHAnsi" w:eastAsiaTheme="minorEastAsia" w:hAnsiTheme="minorHAnsi" w:cstheme="minorBidi"/>
-          <w:noProof/>
-          <w:lang w:eastAsia="hu-HU"/>
-        </w:rPr>
-      </w:pPr>
-      <w:r>
-        <w:fldChar w:fldCharType="begin"/>
-      </w:r>
-      <w:r>
-        <w:instrText xml:space="preserve"> TOC \o "1-3" \h \z \t "Cmsor1,1,Cmsor2,2" </w:instrText>
-      </w:r>
-      <w:r>
-        <w:fldChar w:fldCharType="separate"/>
-      </w:r>
-      <w:hyperlink w:anchor="_Toc224735084" w:history="1">
-        <w:r>
-          <w:rPr>
-            <w:rStyle w:val="Hiperhivatkozs"/>
-            <w:noProof/>
-          </w:rPr>
-          <w:t>1.</w:t>
-        </w:r>
-        <w:r>
-          <w:rPr>
-            <w:rFonts w:asciiTheme="minorHAnsi" w:eastAsiaTheme="minorEastAsia" w:hAnsiTheme="minorHAnsi" w:cstheme="minorBidi"/>
-            <w:noProof/>
-            <w:lang w:eastAsia="hu-HU"/>
-          </w:rPr>
-          <w:tab/>
-        </w:r>
-        <w:r>
-          <w:rPr>
-            <w:rStyle w:val="Hiperhivatkozs"/>
-            <w:noProof/>
-          </w:rPr>
-          <w:t>Bejelentkezés:</w:t>
-        </w:r>
-        <w:r>
-          <w:rPr>
-            <w:noProof/>
-            <w:webHidden/>
-          </w:rPr>
-          <w:tab/>
-        </w:r>
-        <w:r>
-          <w:rPr>
-            <w:noProof/>
-            <w:webHidden/>
-          </w:rPr>
-          <w:fldChar w:fldCharType="begin"/>
-        </w:r>
-        <w:r>
-          <w:rPr>
-            <w:noProof/>
-            <w:webHidden/>
-          </w:rPr>
-          <w:instrText xml:space="preserve"> PAGEREF _Toc224735084 \h </w:instrText>
-        </w:r>
-        <w:r>
-          <w:rPr>
-            <w:noProof/>
-            <w:webHidden/>
-          </w:rPr>
-        </w:r>
-        <w:r>
-          <w:rPr>
-            <w:noProof/>
-            <w:webHidden/>
-          </w:rPr>
-          <w:fldChar w:fldCharType="separate"/>
-        </w:r>
-        <w:r>
-          <w:rPr>
-            <w:noProof/>
-            <w:webHidden/>
-          </w:rPr>
-          <w:t>2</w:t>
-        </w:r>
-        <w:r>
-          <w:rPr>
-            <w:noProof/>
-            <w:webHidden/>
-          </w:rPr>
-          <w:fldChar w:fldCharType="end"/>
-        </w:r>
-      </w:hyperlink>
-    </w:p>
-    <w:p>
-      <w:pPr>
-        <w:pStyle w:val="TJ1"/>
-        <w:tabs>
-          <w:tab w:val="left" w:pos="480"/>
-        </w:tabs>
-        <w:rPr>
-          <w:rFonts w:asciiTheme="minorHAnsi" w:eastAsiaTheme="minorEastAsia" w:hAnsiTheme="minorHAnsi" w:cstheme="minorBidi"/>
-          <w:noProof/>
-          <w:lang w:eastAsia="hu-HU"/>
-        </w:rPr>
-      </w:pPr>
-      <w:hyperlink w:anchor="_Toc224735085" w:history="1">
-        <w:r>
-          <w:rPr>
-            <w:rStyle w:val="Hiperhivatkozs"/>
-            <w:noProof/>
-          </w:rPr>
-          <w:t>2.</w:t>
-        </w:r>
-        <w:r>
-          <w:rPr>
-            <w:rFonts w:asciiTheme="minorHAnsi" w:eastAsiaTheme="minorEastAsia" w:hAnsiTheme="minorHAnsi" w:cstheme="minorBidi"/>
-            <w:noProof/>
-            <w:lang w:eastAsia="hu-HU"/>
-          </w:rPr>
-          <w:tab/>
-        </w:r>
-        <w:r>
-          <w:rPr>
-            <w:rStyle w:val="Hiperhivatkozs"/>
-            <w:noProof/>
-          </w:rPr>
-          <w:t>Regisztráció:</w:t>
-        </w:r>
-        <w:r>
-          <w:rPr>
-            <w:noProof/>
-            <w:webHidden/>
-          </w:rPr>
-          <w:tab/>
-        </w:r>
-        <w:r>
-          <w:rPr>
-            <w:noProof/>
-            <w:webHidden/>
-          </w:rPr>
-          <w:fldChar w:fldCharType="begin"/>
-        </w:r>
-        <w:r>
-          <w:rPr>
-            <w:noProof/>
-            <w:webHidden/>
-          </w:rPr>
-          <w:instrText xml:space="preserve"> PAGEREF _Toc224735085 \h </w:instrText>
-        </w:r>
-        <w:r>
-          <w:rPr>
-            <w:noProof/>
-            <w:webHidden/>
-          </w:rPr>
-        </w:r>
-        <w:r>
-          <w:rPr>
-            <w:noProof/>
-            <w:webHidden/>
-          </w:rPr>
-          <w:fldChar w:fldCharType="separate"/>
-        </w:r>
-        <w:r>
-          <w:rPr>
-            <w:noProof/>
-            <w:webHidden/>
-          </w:rPr>
-          <w:t>3</w:t>
-        </w:r>
-        <w:r>
-          <w:rPr>
-            <w:noProof/>
-            <w:webHidden/>
-          </w:rPr>
-          <w:fldChar w:fldCharType="end"/>
-        </w:r>
-      </w:hyperlink>
-    </w:p>
-    <w:p>
-      <w:pPr>
-        <w:pStyle w:val="TJ1"/>
-        <w:tabs>
-          <w:tab w:val="left" w:pos="480"/>
-        </w:tabs>
-        <w:rPr>
-          <w:rFonts w:asciiTheme="minorHAnsi" w:eastAsiaTheme="minorEastAsia" w:hAnsiTheme="minorHAnsi" w:cstheme="minorBidi"/>
-          <w:noProof/>
-          <w:lang w:eastAsia="hu-HU"/>
-        </w:rPr>
-      </w:pPr>
-      <w:hyperlink w:anchor="_Toc224735086" w:history="1">
-        <w:r>
-          <w:rPr>
-            <w:rStyle w:val="Hiperhivatkozs"/>
-            <w:noProof/>
-          </w:rPr>
-          <w:t>3.</w:t>
-        </w:r>
-        <w:r>
-          <w:rPr>
-            <w:rFonts w:asciiTheme="minorHAnsi" w:eastAsiaTheme="minorEastAsia" w:hAnsiTheme="minorHAnsi" w:cstheme="minorBidi"/>
-            <w:noProof/>
-            <w:lang w:eastAsia="hu-HU"/>
-          </w:rPr>
-          <w:tab/>
-        </w:r>
-        <w:r>
-          <w:rPr>
-            <w:rStyle w:val="Hiperhivatkozs"/>
-            <w:noProof/>
-          </w:rPr>
-          <w:t>Kijelentkezés:</w:t>
-        </w:r>
-        <w:r>
-          <w:rPr>
-            <w:noProof/>
-            <w:webHidden/>
-          </w:rPr>
-          <w:tab/>
-        </w:r>
-        <w:r>
-          <w:rPr>
-            <w:noProof/>
-            <w:webHidden/>
-          </w:rPr>
-          <w:fldChar w:fldCharType="begin"/>
-        </w:r>
-        <w:r>
-          <w:rPr>
-            <w:noProof/>
-            <w:webHidden/>
-          </w:rPr>
-          <w:instrText xml:space="preserve"> PAGEREF _Toc224735086 \h </w:instrText>
-        </w:r>
-        <w:r>
-          <w:rPr>
-            <w:noProof/>
-            <w:webHidden/>
-          </w:rPr>
-        </w:r>
-        <w:r>
-          <w:rPr>
-            <w:noProof/>
-            <w:webHidden/>
-          </w:rPr>
-          <w:fldChar w:fldCharType="separate"/>
-        </w:r>
-        <w:r>
-          <w:rPr>
-            <w:noProof/>
-            <w:webHidden/>
-          </w:rPr>
-          <w:t>4</w:t>
-        </w:r>
-        <w:r>
-          <w:rPr>
-            <w:noProof/>
-            <w:webHidden/>
-          </w:rPr>
-          <w:fldChar w:fldCharType="end"/>
-        </w:r>
-      </w:hyperlink>
-    </w:p>
-    <w:p>
-      <w:pPr>
-        <w:pStyle w:val="TJ1"/>
-        <w:tabs>
-          <w:tab w:val="left" w:pos="480"/>
-        </w:tabs>
-        <w:rPr>
-          <w:rFonts w:asciiTheme="minorHAnsi" w:eastAsiaTheme="minorEastAsia" w:hAnsiTheme="minorHAnsi" w:cstheme="minorBidi"/>
-          <w:noProof/>
-          <w:lang w:eastAsia="hu-HU"/>
-        </w:rPr>
-      </w:pPr>
-      <w:hyperlink w:anchor="_Toc224735087" w:history="1">
-        <w:r>
-          <w:rPr>
-            <w:rStyle w:val="Hiperhivatkozs"/>
-            <w:noProof/>
-          </w:rPr>
-          <w:t>4.</w:t>
-        </w:r>
-        <w:r>
-          <w:rPr>
-            <w:rFonts w:asciiTheme="minorHAnsi" w:eastAsiaTheme="minorEastAsia" w:hAnsiTheme="minorHAnsi" w:cstheme="minorBidi"/>
-            <w:noProof/>
-            <w:lang w:eastAsia="hu-HU"/>
-          </w:rPr>
-          <w:tab/>
-        </w:r>
-        <w:r>
-          <w:rPr>
-            <w:rStyle w:val="Hiperhivatkozs"/>
-            <w:noProof/>
-          </w:rPr>
-          <w:t>Felhasználó saját adatai:</w:t>
-        </w:r>
-        <w:r>
-          <w:rPr>
-            <w:noProof/>
-            <w:webHidden/>
-          </w:rPr>
-          <w:tab/>
-        </w:r>
-        <w:r>
-          <w:rPr>
-            <w:noProof/>
-            <w:webHidden/>
-          </w:rPr>
-          <w:fldChar w:fldCharType="begin"/>
-        </w:r>
-        <w:r>
-          <w:rPr>
-            <w:noProof/>
-            <w:webHidden/>
-          </w:rPr>
-          <w:instrText xml:space="preserve"> PAGEREF _Toc224735087 \h </w:instrText>
-        </w:r>
-        <w:r>
-          <w:rPr>
-            <w:noProof/>
-            <w:webHidden/>
-          </w:rPr>
-        </w:r>
-        <w:r>
-          <w:rPr>
-            <w:noProof/>
-            <w:webHidden/>
-          </w:rPr>
-          <w:fldChar w:fldCharType="separate"/>
-        </w:r>
-        <w:r>
-          <w:rPr>
-            <w:noProof/>
-            <w:webHidden/>
-          </w:rPr>
-          <w:t>5</w:t>
-        </w:r>
-        <w:r>
-          <w:rPr>
-            <w:noProof/>
-            <w:webHidden/>
-          </w:rPr>
-          <w:fldChar w:fldCharType="end"/>
-        </w:r>
-      </w:hyperlink>
-    </w:p>
-    <w:p>
-      <w:pPr>
-        <w:pStyle w:val="TJ1"/>
-        <w:tabs>
-          <w:tab w:val="left" w:pos="480"/>
-        </w:tabs>
-        <w:rPr>
-          <w:rFonts w:asciiTheme="minorHAnsi" w:eastAsiaTheme="minorEastAsia" w:hAnsiTheme="minorHAnsi" w:cstheme="minorBidi"/>
-          <w:noProof/>
-          <w:lang w:eastAsia="hu-HU"/>
-        </w:rPr>
-      </w:pPr>
-      <w:hyperlink w:anchor="_Toc224735088" w:history="1">
-        <w:r>
-          <w:rPr>
-            <w:rStyle w:val="Hiperhivatkozs"/>
-            <w:noProof/>
-          </w:rPr>
-          <w:t>5.</w:t>
-        </w:r>
-        <w:r>
-          <w:rPr>
-            <w:rFonts w:asciiTheme="minorHAnsi" w:eastAsiaTheme="minorEastAsia" w:hAnsiTheme="minorHAnsi" w:cstheme="minorBidi"/>
-            <w:noProof/>
-            <w:lang w:eastAsia="hu-HU"/>
-          </w:rPr>
-          <w:tab/>
-        </w:r>
-        <w:r>
-          <w:rPr>
-            <w:rStyle w:val="Hiperhivatkozs"/>
-            <w:noProof/>
-          </w:rPr>
-          <w:t>Időpontfoglalás:</w:t>
-        </w:r>
-        <w:r>
-          <w:rPr>
-            <w:noProof/>
-            <w:webHidden/>
-          </w:rPr>
-          <w:tab/>
-        </w:r>
-        <w:r>
-          <w:rPr>
-            <w:noProof/>
-            <w:webHidden/>
-          </w:rPr>
-          <w:fldChar w:fldCharType="begin"/>
-        </w:r>
-        <w:r>
-          <w:rPr>
-            <w:noProof/>
-            <w:webHidden/>
-          </w:rPr>
-          <w:instrText xml:space="preserve"> PAGEREF _Toc224735088 \h </w:instrText>
-        </w:r>
-        <w:r>
-          <w:rPr>
-            <w:noProof/>
-            <w:webHidden/>
-          </w:rPr>
-        </w:r>
-        <w:r>
-          <w:rPr>
-            <w:noProof/>
-            <w:webHidden/>
-          </w:rPr>
-          <w:fldChar w:fldCharType="separate"/>
-        </w:r>
-        <w:r>
-          <w:rPr>
-            <w:noProof/>
-            <w:webHidden/>
-          </w:rPr>
-          <w:t>5</w:t>
-        </w:r>
-        <w:r>
-          <w:rPr>
-            <w:noProof/>
-            <w:webHidden/>
-          </w:rPr>
-          <w:fldChar w:fldCharType="end"/>
-        </w:r>
-      </w:hyperlink>
-    </w:p>
-    <w:p>
-      <w:pPr>
-        <w:pStyle w:val="TJ1"/>
-        <w:tabs>
-          <w:tab w:val="left" w:pos="480"/>
-        </w:tabs>
-        <w:rPr>
-          <w:rFonts w:asciiTheme="minorHAnsi" w:eastAsiaTheme="minorEastAsia" w:hAnsiTheme="minorHAnsi" w:cstheme="minorBidi"/>
-          <w:noProof/>
-          <w:lang w:eastAsia="hu-HU"/>
-        </w:rPr>
-      </w:pPr>
-      <w:hyperlink w:anchor="_Toc224735089" w:history="1">
-        <w:r>
-          <w:rPr>
-            <w:rStyle w:val="Hiperhivatkozs"/>
-            <w:noProof/>
-          </w:rPr>
-          <w:t>6.</w:t>
-        </w:r>
-        <w:r>
-          <w:rPr>
-            <w:rFonts w:asciiTheme="minorHAnsi" w:eastAsiaTheme="minorEastAsia" w:hAnsiTheme="minorHAnsi" w:cstheme="minorBidi"/>
-            <w:noProof/>
-            <w:lang w:eastAsia="hu-HU"/>
-          </w:rPr>
-          <w:tab/>
-        </w:r>
-        <w:r>
-          <w:rPr>
-            <w:rStyle w:val="Hiperhivatkozs"/>
-            <w:noProof/>
-          </w:rPr>
-          <w:t>Megrendelés rögzítése:</w:t>
-        </w:r>
-        <w:r>
-          <w:rPr>
-            <w:noProof/>
-            <w:webHidden/>
-          </w:rPr>
-          <w:tab/>
-        </w:r>
-        <w:r>
-          <w:rPr>
-            <w:noProof/>
-            <w:webHidden/>
-          </w:rPr>
-          <w:fldChar w:fldCharType="begin"/>
-        </w:r>
-        <w:r>
-          <w:rPr>
-            <w:noProof/>
-            <w:webHidden/>
-          </w:rPr>
-          <w:instrText xml:space="preserve"> PAGEREF _Toc224735089 \h </w:instrText>
-        </w:r>
-        <w:r>
-          <w:rPr>
-            <w:noProof/>
-            <w:webHidden/>
-          </w:rPr>
-        </w:r>
-        <w:r>
-          <w:rPr>
-            <w:noProof/>
-            <w:webHidden/>
-          </w:rPr>
-          <w:fldChar w:fldCharType="separate"/>
-        </w:r>
-        <w:r>
-          <w:rPr>
-            <w:noProof/>
-            <w:webHidden/>
-          </w:rPr>
-          <w:t>7</w:t>
-        </w:r>
-        <w:r>
-          <w:rPr>
-            <w:noProof/>
-            <w:webHidden/>
-          </w:rPr>
-          <w:fldChar w:fldCharType="end"/>
-        </w:r>
-      </w:hyperlink>
-    </w:p>
-    <w:p>
-      <w:pPr>
-        <w:pStyle w:val="TJ1"/>
-        <w:tabs>
-          <w:tab w:val="left" w:pos="480"/>
-        </w:tabs>
-        <w:rPr>
-          <w:rFonts w:asciiTheme="minorHAnsi" w:eastAsiaTheme="minorEastAsia" w:hAnsiTheme="minorHAnsi" w:cstheme="minorBidi"/>
-          <w:noProof/>
-          <w:lang w:eastAsia="hu-HU"/>
-        </w:rPr>
-      </w:pPr>
-      <w:hyperlink w:anchor="_Toc224735090" w:history="1">
-        <w:r>
-          <w:rPr>
-            <w:rStyle w:val="Hiperhivatkozs"/>
-            <w:noProof/>
-          </w:rPr>
-          <w:t>7.</w:t>
-        </w:r>
-        <w:r>
-          <w:rPr>
-            <w:rFonts w:asciiTheme="minorHAnsi" w:eastAsiaTheme="minorEastAsia" w:hAnsiTheme="minorHAnsi" w:cstheme="minorBidi"/>
-            <w:noProof/>
-            <w:lang w:eastAsia="hu-HU"/>
-          </w:rPr>
-          <w:tab/>
-        </w:r>
-        <w:r>
-          <w:rPr>
-            <w:rStyle w:val="Hiperhivatkozs"/>
-            <w:noProof/>
-          </w:rPr>
-          <w:t>Adott termék lekérése:</w:t>
-        </w:r>
-        <w:r>
-          <w:rPr>
-            <w:noProof/>
-            <w:webHidden/>
-          </w:rPr>
-          <w:tab/>
-        </w:r>
-        <w:r>
-          <w:rPr>
-            <w:noProof/>
-            <w:webHidden/>
-          </w:rPr>
-          <w:fldChar w:fldCharType="begin"/>
-        </w:r>
-        <w:r>
-          <w:rPr>
-            <w:noProof/>
-            <w:webHidden/>
-          </w:rPr>
-          <w:instrText xml:space="preserve"> PAGEREF _Toc224735090 \h </w:instrText>
-        </w:r>
-        <w:r>
-          <w:rPr>
-            <w:noProof/>
-            <w:webHidden/>
-          </w:rPr>
-        </w:r>
-        <w:r>
-          <w:rPr>
-            <w:noProof/>
-            <w:webHidden/>
-          </w:rPr>
-          <w:fldChar w:fldCharType="separate"/>
-        </w:r>
-        <w:r>
-          <w:rPr>
-            <w:noProof/>
-            <w:webHidden/>
-          </w:rPr>
-          <w:t>9</w:t>
-        </w:r>
-        <w:r>
-          <w:rPr>
-            <w:noProof/>
-            <w:webHidden/>
-          </w:rPr>
-          <w:fldChar w:fldCharType="end"/>
-        </w:r>
-      </w:hyperlink>
-    </w:p>
-    <w:p>
-      <w:pPr>
-        <w:pStyle w:val="TJ1"/>
-        <w:tabs>
-          <w:tab w:val="left" w:pos="480"/>
-        </w:tabs>
-        <w:rPr>
-          <w:rFonts w:asciiTheme="minorHAnsi" w:eastAsiaTheme="minorEastAsia" w:hAnsiTheme="minorHAnsi" w:cstheme="minorBidi"/>
-          <w:noProof/>
-          <w:lang w:eastAsia="hu-HU"/>
-        </w:rPr>
-      </w:pPr>
-      <w:hyperlink w:anchor="_Toc224735091" w:history="1">
-        <w:r>
-          <w:rPr>
-            <w:rStyle w:val="Hiperhivatkozs"/>
-            <w:noProof/>
-          </w:rPr>
-          <w:t>8.</w:t>
-        </w:r>
-        <w:r>
-          <w:rPr>
-            <w:rFonts w:asciiTheme="minorHAnsi" w:eastAsiaTheme="minorEastAsia" w:hAnsiTheme="minorHAnsi" w:cstheme="minorBidi"/>
-            <w:noProof/>
-            <w:lang w:eastAsia="hu-HU"/>
-          </w:rPr>
-          <w:tab/>
-        </w:r>
-        <w:r>
-          <w:rPr>
-            <w:rStyle w:val="Hiperhivatkozs"/>
-            <w:noProof/>
-          </w:rPr>
-          <w:t>Termékek listázása:</w:t>
-        </w:r>
-        <w:r>
-          <w:rPr>
-            <w:noProof/>
-            <w:webHidden/>
-          </w:rPr>
-          <w:tab/>
-        </w:r>
-        <w:r>
-          <w:rPr>
-            <w:noProof/>
-            <w:webHidden/>
-          </w:rPr>
-          <w:fldChar w:fldCharType="begin"/>
-        </w:r>
-        <w:r>
-          <w:rPr>
-            <w:noProof/>
-            <w:webHidden/>
-          </w:rPr>
-          <w:instrText xml:space="preserve"> PAGEREF _Toc224735091 \h </w:instrText>
-        </w:r>
-        <w:r>
-          <w:rPr>
-            <w:noProof/>
-            <w:webHidden/>
-          </w:rPr>
-        </w:r>
-        <w:r>
-          <w:rPr>
-            <w:noProof/>
-            <w:webHidden/>
-          </w:rPr>
-          <w:fldChar w:fldCharType="separate"/>
-        </w:r>
-        <w:r>
-          <w:rPr>
-            <w:noProof/>
-            <w:webHidden/>
-          </w:rPr>
-          <w:t>11</w:t>
-        </w:r>
-        <w:r>
-          <w:rPr>
-            <w:noProof/>
-            <w:webHidden/>
-          </w:rPr>
-          <w:fldChar w:fldCharType="end"/>
-        </w:r>
-      </w:hyperlink>
-    </w:p>
-    <w:p>
-      <w:pPr>
-        <w:pStyle w:val="TJ1"/>
-        <w:tabs>
-          <w:tab w:val="left" w:pos="480"/>
-        </w:tabs>
-        <w:rPr>
-          <w:rFonts w:asciiTheme="minorHAnsi" w:eastAsiaTheme="minorEastAsia" w:hAnsiTheme="minorHAnsi" w:cstheme="minorBidi"/>
-          <w:noProof/>
-          <w:lang w:eastAsia="hu-HU"/>
-        </w:rPr>
-      </w:pPr>
-      <w:hyperlink w:anchor="_Toc224735092" w:history="1">
-        <w:r>
-          <w:rPr>
-            <w:rStyle w:val="Hiperhivatkozs"/>
-            <w:noProof/>
-          </w:rPr>
-          <w:t>9.</w:t>
-        </w:r>
-        <w:r>
-          <w:rPr>
-            <w:rFonts w:asciiTheme="minorHAnsi" w:eastAsiaTheme="minorEastAsia" w:hAnsiTheme="minorHAnsi" w:cstheme="minorBidi"/>
-            <w:noProof/>
-            <w:lang w:eastAsia="hu-HU"/>
-          </w:rPr>
-          <w:tab/>
-        </w:r>
-        <w:r>
-          <w:rPr>
-            <w:rStyle w:val="Hiperhivatkozs"/>
-            <w:noProof/>
-          </w:rPr>
-          <w:t>Jelszó visszaállítás:</w:t>
-        </w:r>
-        <w:r>
-          <w:rPr>
-            <w:noProof/>
-            <w:webHidden/>
-          </w:rPr>
-          <w:tab/>
-        </w:r>
-        <w:r>
-          <w:rPr>
-            <w:noProof/>
-            <w:webHidden/>
-          </w:rPr>
-          <w:fldChar w:fldCharType="begin"/>
-        </w:r>
-        <w:r>
-          <w:rPr>
-            <w:noProof/>
-            <w:webHidden/>
-          </w:rPr>
-          <w:instrText xml:space="preserve"> PAGEREF _Toc224735092 \h </w:instrText>
-        </w:r>
-        <w:r>
-          <w:rPr>
-            <w:noProof/>
-            <w:webHidden/>
-          </w:rPr>
-        </w:r>
-        <w:r>
-          <w:rPr>
-            <w:noProof/>
-            <w:webHidden/>
-          </w:rPr>
-          <w:fldChar w:fldCharType="separate"/>
-        </w:r>
-        <w:r>
-          <w:rPr>
-            <w:noProof/>
-            <w:webHidden/>
-          </w:rPr>
-          <w:t>12</w:t>
-        </w:r>
-        <w:r>
-          <w:rPr>
-            <w:noProof/>
-            <w:webHidden/>
-          </w:rPr>
-          <w:fldChar w:fldCharType="end"/>
-        </w:r>
-      </w:hyperlink>
-    </w:p>
-    <w:p>
-      <w:pPr>
-        <w:pStyle w:val="TJ1"/>
-        <w:tabs>
-          <w:tab w:val="left" w:pos="720"/>
-        </w:tabs>
-        <w:rPr>
-          <w:rFonts w:asciiTheme="minorHAnsi" w:eastAsiaTheme="minorEastAsia" w:hAnsiTheme="minorHAnsi" w:cstheme="minorBidi"/>
-          <w:noProof/>
-          <w:lang w:eastAsia="hu-HU"/>
-        </w:rPr>
-      </w:pPr>
-      <w:hyperlink w:anchor="_Toc224735093" w:history="1">
-        <w:r>
-          <w:rPr>
-            <w:rStyle w:val="Hiperhivatkozs"/>
-            <w:noProof/>
-          </w:rPr>
-          <w:t>10.</w:t>
-        </w:r>
-        <w:r>
-          <w:rPr>
-            <w:rFonts w:asciiTheme="minorHAnsi" w:eastAsiaTheme="minorEastAsia" w:hAnsiTheme="minorHAnsi" w:cstheme="minorBidi"/>
-            <w:noProof/>
-            <w:lang w:eastAsia="hu-HU"/>
-          </w:rPr>
-          <w:tab/>
-        </w:r>
-        <w:r>
-          <w:rPr>
-            <w:rStyle w:val="Hiperhivatkozs"/>
-            <w:noProof/>
-          </w:rPr>
-          <w:t>Új jelszó létrehozása:</w:t>
-        </w:r>
-        <w:r>
-          <w:rPr>
-            <w:noProof/>
-            <w:webHidden/>
-          </w:rPr>
-          <w:tab/>
-        </w:r>
-        <w:r>
-          <w:rPr>
-            <w:noProof/>
-            <w:webHidden/>
-          </w:rPr>
-          <w:fldChar w:fldCharType="begin"/>
-        </w:r>
-        <w:r>
-          <w:rPr>
-            <w:noProof/>
-            <w:webHidden/>
-          </w:rPr>
-          <w:instrText xml:space="preserve"> PAGEREF _Toc224735093 \h </w:instrText>
-        </w:r>
-        <w:r>
-          <w:rPr>
-            <w:noProof/>
-            <w:webHidden/>
-          </w:rPr>
-        </w:r>
-        <w:r>
-          <w:rPr>
-            <w:noProof/>
-            <w:webHidden/>
-          </w:rPr>
-          <w:fldChar w:fldCharType="separate"/>
-        </w:r>
-        <w:r>
-          <w:rPr>
-            <w:noProof/>
-            <w:webHidden/>
-          </w:rPr>
-          <w:t>12</w:t>
-        </w:r>
-        <w:r>
-          <w:rPr>
-            <w:noProof/>
-            <w:webHidden/>
-          </w:rPr>
-          <w:fldChar w:fldCharType="end"/>
-        </w:r>
-      </w:hyperlink>
-    </w:p>
-    <w:p>
-      <w:pPr>
-        <w:pStyle w:val="TJ1"/>
-        <w:tabs>
-          <w:tab w:val="left" w:pos="720"/>
-        </w:tabs>
-        <w:rPr>
-          <w:rFonts w:asciiTheme="minorHAnsi" w:eastAsiaTheme="minorEastAsia" w:hAnsiTheme="minorHAnsi" w:cstheme="minorBidi"/>
-          <w:noProof/>
-          <w:lang w:eastAsia="hu-HU"/>
-        </w:rPr>
-      </w:pPr>
-      <w:hyperlink w:anchor="_Toc224735094" w:history="1">
-        <w:r>
-          <w:rPr>
-            <w:rStyle w:val="Hiperhivatkozs"/>
-            <w:noProof/>
-          </w:rPr>
-          <w:t>11.</w:t>
-        </w:r>
-        <w:r>
-          <w:rPr>
-            <w:rFonts w:asciiTheme="minorHAnsi" w:eastAsiaTheme="minorEastAsia" w:hAnsiTheme="minorHAnsi" w:cstheme="minorBidi"/>
-            <w:noProof/>
-            <w:lang w:eastAsia="hu-HU"/>
-          </w:rPr>
-          <w:tab/>
-        </w:r>
-        <w:r>
-          <w:rPr>
-            <w:rStyle w:val="Hiperhivatkozs"/>
-            <w:noProof/>
-          </w:rPr>
-          <w:t>Termékekkel kapcsolatos műveletek:</w:t>
-        </w:r>
-        <w:r>
-          <w:rPr>
-            <w:noProof/>
-            <w:webHidden/>
-          </w:rPr>
-          <w:tab/>
-        </w:r>
-        <w:r>
-          <w:rPr>
-            <w:noProof/>
-            <w:webHidden/>
-          </w:rPr>
-          <w:fldChar w:fldCharType="begin"/>
-        </w:r>
-        <w:r>
-          <w:rPr>
-            <w:noProof/>
-            <w:webHidden/>
-          </w:rPr>
-          <w:instrText xml:space="preserve"> PAGEREF _Toc224735094 \h </w:instrText>
-        </w:r>
-        <w:r>
-          <w:rPr>
-            <w:noProof/>
-            <w:webHidden/>
-          </w:rPr>
-        </w:r>
-        <w:r>
-          <w:rPr>
-            <w:noProof/>
-            <w:webHidden/>
-          </w:rPr>
-          <w:fldChar w:fldCharType="separate"/>
-        </w:r>
-        <w:r>
-          <w:rPr>
-            <w:noProof/>
-            <w:webHidden/>
-          </w:rPr>
-          <w:t>14</w:t>
-        </w:r>
-        <w:r>
-          <w:rPr>
-            <w:noProof/>
-            <w:webHidden/>
-          </w:rPr>
-          <w:fldChar w:fldCharType="end"/>
-        </w:r>
-      </w:hyperlink>
-    </w:p>
-    <w:p>
-      <w:pPr>
-        <w:pStyle w:val="TJ2"/>
-        <w:tabs>
-          <w:tab w:val="left" w:pos="1200"/>
-        </w:tabs>
-        <w:rPr>
-          <w:rFonts w:asciiTheme="minorHAnsi" w:eastAsiaTheme="minorEastAsia" w:hAnsiTheme="minorHAnsi" w:cstheme="minorBidi"/>
-          <w:noProof/>
-          <w:lang w:eastAsia="hu-HU"/>
-        </w:rPr>
-      </w:pPr>
-      <w:hyperlink w:anchor="_Toc224735095" w:history="1">
-        <w:r>
-          <w:rPr>
-            <w:rStyle w:val="Hiperhivatkozs"/>
-            <w:noProof/>
-          </w:rPr>
-          <w:t>11.1</w:t>
-        </w:r>
-        <w:r>
-          <w:rPr>
-            <w:rFonts w:asciiTheme="minorHAnsi" w:eastAsiaTheme="minorEastAsia" w:hAnsiTheme="minorHAnsi" w:cstheme="minorBidi"/>
-            <w:noProof/>
-            <w:lang w:eastAsia="hu-HU"/>
-          </w:rPr>
-          <w:tab/>
-        </w:r>
-        <w:r>
-          <w:rPr>
-            <w:rStyle w:val="Hiperhivatkozs"/>
-            <w:noProof/>
-          </w:rPr>
-          <w:t>Termékek lekérése:</w:t>
-        </w:r>
-        <w:r>
-          <w:rPr>
-            <w:noProof/>
-            <w:webHidden/>
-          </w:rPr>
-          <w:tab/>
-        </w:r>
-        <w:r>
-          <w:rPr>
-            <w:noProof/>
-            <w:webHidden/>
-          </w:rPr>
-          <w:fldChar w:fldCharType="begin"/>
-        </w:r>
-        <w:r>
-          <w:rPr>
-            <w:noProof/>
-            <w:webHidden/>
-          </w:rPr>
-          <w:instrText xml:space="preserve"> PAGEREF _Toc224735095 \h </w:instrText>
-        </w:r>
-        <w:r>
-          <w:rPr>
-            <w:noProof/>
-            <w:webHidden/>
-          </w:rPr>
-        </w:r>
-        <w:r>
-          <w:rPr>
-            <w:noProof/>
-            <w:webHidden/>
-          </w:rPr>
-          <w:fldChar w:fldCharType="separate"/>
-        </w:r>
-        <w:r>
-          <w:rPr>
-            <w:noProof/>
-            <w:webHidden/>
-          </w:rPr>
-          <w:t>14</w:t>
-        </w:r>
-        <w:r>
-          <w:rPr>
-            <w:noProof/>
-            <w:webHidden/>
-          </w:rPr>
-          <w:fldChar w:fldCharType="end"/>
-        </w:r>
-      </w:hyperlink>
-    </w:p>
-    <w:p>
-      <w:pPr>
-        <w:pStyle w:val="TJ2"/>
-        <w:tabs>
-          <w:tab w:val="left" w:pos="1200"/>
-        </w:tabs>
-        <w:rPr>
-          <w:rFonts w:asciiTheme="minorHAnsi" w:eastAsiaTheme="minorEastAsia" w:hAnsiTheme="minorHAnsi" w:cstheme="minorBidi"/>
-          <w:noProof/>
-          <w:lang w:eastAsia="hu-HU"/>
-        </w:rPr>
-      </w:pPr>
-      <w:hyperlink w:anchor="_Toc224735096" w:history="1">
-        <w:r>
-          <w:rPr>
-            <w:rStyle w:val="Hiperhivatkozs"/>
-            <w:noProof/>
-          </w:rPr>
-          <w:t>11.2</w:t>
-        </w:r>
-        <w:r>
-          <w:rPr>
-            <w:rFonts w:asciiTheme="minorHAnsi" w:eastAsiaTheme="minorEastAsia" w:hAnsiTheme="minorHAnsi" w:cstheme="minorBidi"/>
-            <w:noProof/>
-            <w:lang w:eastAsia="hu-HU"/>
-          </w:rPr>
-          <w:tab/>
-        </w:r>
-        <w:r>
-          <w:rPr>
-            <w:rStyle w:val="Hiperhivatkozs"/>
-            <w:noProof/>
-          </w:rPr>
-          <w:t>Termék frissítése:</w:t>
-        </w:r>
-        <w:r>
-          <w:rPr>
-            <w:noProof/>
-            <w:webHidden/>
-          </w:rPr>
-          <w:tab/>
-        </w:r>
-        <w:r>
-          <w:rPr>
-            <w:noProof/>
-            <w:webHidden/>
-          </w:rPr>
-          <w:fldChar w:fldCharType="begin"/>
-        </w:r>
-        <w:r>
-          <w:rPr>
-            <w:noProof/>
-            <w:webHidden/>
-          </w:rPr>
-          <w:instrText xml:space="preserve"> PAGEREF _Toc224735096 \h </w:instrText>
-        </w:r>
-        <w:r>
-          <w:rPr>
-            <w:noProof/>
-            <w:webHidden/>
-          </w:rPr>
-        </w:r>
-        <w:r>
-          <w:rPr>
-            <w:noProof/>
-            <w:webHidden/>
-          </w:rPr>
-          <w:fldChar w:fldCharType="separate"/>
-        </w:r>
-        <w:r>
-          <w:rPr>
-            <w:noProof/>
-            <w:webHidden/>
-          </w:rPr>
-          <w:t>15</w:t>
-        </w:r>
-        <w:r>
-          <w:rPr>
-            <w:noProof/>
-            <w:webHidden/>
-          </w:rPr>
-          <w:fldChar w:fldCharType="end"/>
-        </w:r>
-      </w:hyperlink>
-    </w:p>
-    <w:p>
-      <w:pPr>
-        <w:pStyle w:val="TJ2"/>
-        <w:tabs>
-          <w:tab w:val="left" w:pos="1200"/>
-        </w:tabs>
-        <w:rPr>
-          <w:rFonts w:asciiTheme="minorHAnsi" w:eastAsiaTheme="minorEastAsia" w:hAnsiTheme="minorHAnsi" w:cstheme="minorBidi"/>
-          <w:noProof/>
-          <w:lang w:eastAsia="hu-HU"/>
-        </w:rPr>
-      </w:pPr>
-      <w:hyperlink w:anchor="_Toc224735097" w:history="1">
-        <w:r>
-          <w:rPr>
-            <w:rStyle w:val="Hiperhivatkozs"/>
-            <w:noProof/>
-          </w:rPr>
-          <w:t>11.3</w:t>
-        </w:r>
-        <w:r>
-          <w:rPr>
-            <w:rFonts w:asciiTheme="minorHAnsi" w:eastAsiaTheme="minorEastAsia" w:hAnsiTheme="minorHAnsi" w:cstheme="minorBidi"/>
-            <w:noProof/>
-            <w:lang w:eastAsia="hu-HU"/>
-          </w:rPr>
-          <w:tab/>
-        </w:r>
-        <w:r>
-          <w:rPr>
-            <w:rStyle w:val="Hiperhivatkozs"/>
-            <w:noProof/>
-          </w:rPr>
-          <w:t>Új termék feltöltése:</w:t>
-        </w:r>
-        <w:r>
-          <w:rPr>
-            <w:noProof/>
-            <w:webHidden/>
-          </w:rPr>
-          <w:tab/>
-        </w:r>
-        <w:r>
-          <w:rPr>
-            <w:noProof/>
-            <w:webHidden/>
-          </w:rPr>
-          <w:fldChar w:fldCharType="begin"/>
-        </w:r>
-        <w:r>
-          <w:rPr>
-            <w:noProof/>
-            <w:webHidden/>
-          </w:rPr>
-          <w:instrText xml:space="preserve"> PAGEREF _Toc224735097 \h </w:instrText>
-        </w:r>
-        <w:r>
-          <w:rPr>
-            <w:noProof/>
-            <w:webHidden/>
-          </w:rPr>
-        </w:r>
-        <w:r>
-          <w:rPr>
-            <w:noProof/>
-            <w:webHidden/>
-          </w:rPr>
-          <w:fldChar w:fldCharType="separate"/>
-        </w:r>
-        <w:r>
-          <w:rPr>
-            <w:noProof/>
-            <w:webHidden/>
-          </w:rPr>
-          <w:t>17</w:t>
-        </w:r>
-        <w:r>
-          <w:rPr>
-            <w:noProof/>
-            <w:webHidden/>
-          </w:rPr>
-          <w:fldChar w:fldCharType="end"/>
-        </w:r>
-      </w:hyperlink>
-    </w:p>
-    <w:p>
-      <w:pPr>
-        <w:pStyle w:val="TJ2"/>
-        <w:tabs>
-          <w:tab w:val="left" w:pos="1200"/>
-        </w:tabs>
-        <w:rPr>
-          <w:rFonts w:asciiTheme="minorHAnsi" w:eastAsiaTheme="minorEastAsia" w:hAnsiTheme="minorHAnsi" w:cstheme="minorBidi"/>
-          <w:noProof/>
-          <w:lang w:eastAsia="hu-HU"/>
-        </w:rPr>
-      </w:pPr>
-      <w:hyperlink w:anchor="_Toc224735098" w:history="1">
-        <w:r>
-          <w:rPr>
-            <w:rStyle w:val="Hiperhivatkozs"/>
-            <w:noProof/>
-          </w:rPr>
-          <w:t>11.4</w:t>
-        </w:r>
-        <w:r>
-          <w:rPr>
-            <w:rFonts w:asciiTheme="minorHAnsi" w:eastAsiaTheme="minorEastAsia" w:hAnsiTheme="minorHAnsi" w:cstheme="minorBidi"/>
-            <w:noProof/>
-            <w:lang w:eastAsia="hu-HU"/>
-          </w:rPr>
-          <w:tab/>
-        </w:r>
-        <w:r>
-          <w:rPr>
-            <w:rStyle w:val="Hiperhivatkozs"/>
-            <w:noProof/>
-          </w:rPr>
-          <w:t>Termék törlése:</w:t>
-        </w:r>
-        <w:r>
-          <w:rPr>
-            <w:noProof/>
-            <w:webHidden/>
-          </w:rPr>
-          <w:tab/>
-        </w:r>
-        <w:r>
-          <w:rPr>
-            <w:noProof/>
-            <w:webHidden/>
-          </w:rPr>
-          <w:fldChar w:fldCharType="begin"/>
-        </w:r>
-        <w:r>
-          <w:rPr>
-            <w:noProof/>
-            <w:webHidden/>
-          </w:rPr>
-          <w:instrText xml:space="preserve"> PAGEREF _Toc224735098 \h </w:instrText>
-        </w:r>
-        <w:r>
-          <w:rPr>
-            <w:noProof/>
-            <w:webHidden/>
-          </w:rPr>
-        </w:r>
-        <w:r>
-          <w:rPr>
-            <w:noProof/>
-            <w:webHidden/>
-          </w:rPr>
-          <w:fldChar w:fldCharType="separate"/>
-        </w:r>
-        <w:r>
-          <w:rPr>
-            <w:noProof/>
-            <w:webHidden/>
-          </w:rPr>
-          <w:t>18</w:t>
-        </w:r>
-        <w:r>
-          <w:rPr>
-            <w:noProof/>
-            <w:webHidden/>
-          </w:rPr>
-          <w:fldChar w:fldCharType="end"/>
-        </w:r>
-      </w:hyperlink>
-    </w:p>
-    <w:p>
-      <w:pPr>
-        <w:pStyle w:val="TJ1"/>
-        <w:tabs>
-          <w:tab w:val="left" w:pos="720"/>
-        </w:tabs>
-        <w:rPr>
-          <w:rFonts w:asciiTheme="minorHAnsi" w:eastAsiaTheme="minorEastAsia" w:hAnsiTheme="minorHAnsi" w:cstheme="minorBidi"/>
-          <w:noProof/>
-          <w:lang w:eastAsia="hu-HU"/>
-        </w:rPr>
-      </w:pPr>
-      <w:hyperlink w:anchor="_Toc224735099" w:history="1">
-        <w:r>
-          <w:rPr>
-            <w:rStyle w:val="Hiperhivatkozs"/>
-            <w:noProof/>
-          </w:rPr>
-          <w:t>12.</w:t>
-        </w:r>
-        <w:r>
-          <w:rPr>
-            <w:rFonts w:asciiTheme="minorHAnsi" w:eastAsiaTheme="minorEastAsia" w:hAnsiTheme="minorHAnsi" w:cstheme="minorBidi"/>
-            <w:noProof/>
-            <w:lang w:eastAsia="hu-HU"/>
-          </w:rPr>
-          <w:tab/>
-        </w:r>
-        <w:r>
-          <w:rPr>
-            <w:rStyle w:val="Hiperhivatkozs"/>
-            <w:noProof/>
-          </w:rPr>
-          <w:t>Felhasználókkal kapcsolatos műveletek:</w:t>
-        </w:r>
-        <w:r>
-          <w:rPr>
-            <w:noProof/>
-            <w:webHidden/>
-          </w:rPr>
-          <w:tab/>
-        </w:r>
-        <w:r>
-          <w:rPr>
-            <w:noProof/>
-            <w:webHidden/>
-          </w:rPr>
-          <w:fldChar w:fldCharType="begin"/>
-        </w:r>
-        <w:r>
-          <w:rPr>
-            <w:noProof/>
-            <w:webHidden/>
-          </w:rPr>
-          <w:instrText xml:space="preserve"> PAGEREF _Toc224735099 \h </w:instrText>
-        </w:r>
-        <w:r>
-          <w:rPr>
-            <w:noProof/>
-            <w:webHidden/>
-          </w:rPr>
-        </w:r>
-        <w:r>
-          <w:rPr>
-            <w:noProof/>
-            <w:webHidden/>
-          </w:rPr>
-          <w:fldChar w:fldCharType="separate"/>
-        </w:r>
-        <w:r>
-          <w:rPr>
-            <w:noProof/>
-            <w:webHidden/>
-          </w:rPr>
-          <w:t>20</w:t>
-        </w:r>
-        <w:r>
-          <w:rPr>
-            <w:noProof/>
-            <w:webHidden/>
-          </w:rPr>
-          <w:fldChar w:fldCharType="end"/>
-        </w:r>
-      </w:hyperlink>
-    </w:p>
-    <w:p>
-      <w:pPr>
-        <w:pStyle w:val="TJ2"/>
-        <w:tabs>
-          <w:tab w:val="left" w:pos="1200"/>
-        </w:tabs>
-        <w:rPr>
-          <w:rFonts w:asciiTheme="minorHAnsi" w:eastAsiaTheme="minorEastAsia" w:hAnsiTheme="minorHAnsi" w:cstheme="minorBidi"/>
-          <w:noProof/>
-          <w:lang w:eastAsia="hu-HU"/>
-        </w:rPr>
-      </w:pPr>
-      <w:hyperlink w:anchor="_Toc224735100" w:history="1">
-        <w:r>
-          <w:rPr>
-            <w:rStyle w:val="Hiperhivatkozs"/>
-            <w:noProof/>
-          </w:rPr>
-          <w:t>12.1</w:t>
-        </w:r>
-        <w:r>
-          <w:rPr>
-            <w:rFonts w:asciiTheme="minorHAnsi" w:eastAsiaTheme="minorEastAsia" w:hAnsiTheme="minorHAnsi" w:cstheme="minorBidi"/>
-            <w:noProof/>
-            <w:lang w:eastAsia="hu-HU"/>
-          </w:rPr>
-          <w:tab/>
-        </w:r>
-        <w:r>
-          <w:rPr>
-            <w:rStyle w:val="Hiperhivatkozs"/>
-            <w:noProof/>
-          </w:rPr>
-          <w:t>Látogatók adatainak lekérése:</w:t>
-        </w:r>
-        <w:r>
-          <w:rPr>
-            <w:noProof/>
-            <w:webHidden/>
-          </w:rPr>
-          <w:tab/>
-        </w:r>
-        <w:r>
-          <w:rPr>
-            <w:noProof/>
-            <w:webHidden/>
-          </w:rPr>
-          <w:fldChar w:fldCharType="begin"/>
-        </w:r>
-        <w:r>
-          <w:rPr>
-            <w:noProof/>
-            <w:webHidden/>
-          </w:rPr>
-          <w:instrText xml:space="preserve"> PAGEREF _Toc224735100 \h </w:instrText>
-        </w:r>
-        <w:r>
-          <w:rPr>
-            <w:noProof/>
-            <w:webHidden/>
-          </w:rPr>
-        </w:r>
-        <w:r>
-          <w:rPr>
-            <w:noProof/>
-            <w:webHidden/>
-          </w:rPr>
-          <w:fldChar w:fldCharType="separate"/>
-        </w:r>
-        <w:r>
-          <w:rPr>
-            <w:noProof/>
-            <w:webHidden/>
-          </w:rPr>
-          <w:t>20</w:t>
-        </w:r>
-        <w:r>
-          <w:rPr>
-            <w:noProof/>
-            <w:webHidden/>
-          </w:rPr>
-          <w:fldChar w:fldCharType="end"/>
-        </w:r>
-      </w:hyperlink>
-    </w:p>
-    <w:p>
-      <w:pPr>
-        <w:pStyle w:val="TJ2"/>
-        <w:tabs>
-          <w:tab w:val="left" w:pos="1200"/>
-        </w:tabs>
-        <w:rPr>
-          <w:rFonts w:asciiTheme="minorHAnsi" w:eastAsiaTheme="minorEastAsia" w:hAnsiTheme="minorHAnsi" w:cstheme="minorBidi"/>
-          <w:noProof/>
-          <w:lang w:eastAsia="hu-HU"/>
-        </w:rPr>
-      </w:pPr>
-      <w:hyperlink w:anchor="_Toc224735101" w:history="1">
-        <w:r>
-          <w:rPr>
-            <w:rStyle w:val="Hiperhivatkozs"/>
-            <w:noProof/>
-          </w:rPr>
-          <w:t>12.2</w:t>
-        </w:r>
-        <w:r>
-          <w:rPr>
-            <w:rFonts w:asciiTheme="minorHAnsi" w:eastAsiaTheme="minorEastAsia" w:hAnsiTheme="minorHAnsi" w:cstheme="minorBidi"/>
-            <w:noProof/>
-            <w:lang w:eastAsia="hu-HU"/>
-          </w:rPr>
-          <w:tab/>
-        </w:r>
-        <w:r>
-          <w:rPr>
-            <w:rStyle w:val="Hiperhivatkozs"/>
-            <w:noProof/>
-          </w:rPr>
-          <w:t>Látogató törlése:</w:t>
-        </w:r>
-        <w:r>
-          <w:rPr>
-            <w:noProof/>
-            <w:webHidden/>
-          </w:rPr>
-          <w:tab/>
-        </w:r>
-        <w:r>
-          <w:rPr>
-            <w:noProof/>
-            <w:webHidden/>
-          </w:rPr>
-          <w:fldChar w:fldCharType="begin"/>
-        </w:r>
-        <w:r>
-          <w:rPr>
-            <w:noProof/>
-            <w:webHidden/>
-          </w:rPr>
-          <w:instrText xml:space="preserve"> PAGEREF _Toc224735101 \h </w:instrText>
-        </w:r>
-        <w:r>
-          <w:rPr>
-            <w:noProof/>
-            <w:webHidden/>
-          </w:rPr>
-        </w:r>
-        <w:r>
-          <w:rPr>
-            <w:noProof/>
-            <w:webHidden/>
-          </w:rPr>
-          <w:fldChar w:fldCharType="separate"/>
-        </w:r>
-        <w:r>
-          <w:rPr>
-            <w:noProof/>
-            <w:webHidden/>
-          </w:rPr>
-          <w:t>20</w:t>
-        </w:r>
-        <w:r>
-          <w:rPr>
-            <w:noProof/>
-            <w:webHidden/>
-          </w:rPr>
-          <w:fldChar w:fldCharType="end"/>
-        </w:r>
-      </w:hyperlink>
-    </w:p>
-    <w:p>
-      <w:pPr>
-        <w:pStyle w:val="TJ1"/>
-        <w:tabs>
-          <w:tab w:val="left" w:pos="720"/>
-        </w:tabs>
-        <w:rPr>
-          <w:rFonts w:asciiTheme="minorHAnsi" w:eastAsiaTheme="minorEastAsia" w:hAnsiTheme="minorHAnsi" w:cstheme="minorBidi"/>
-          <w:noProof/>
-          <w:lang w:eastAsia="hu-HU"/>
-        </w:rPr>
-      </w:pPr>
-      <w:hyperlink w:anchor="_Toc224735102" w:history="1">
-        <w:r>
-          <w:rPr>
-            <w:rStyle w:val="Hiperhivatkozs"/>
-            <w:noProof/>
-          </w:rPr>
-          <w:t>13.</w:t>
-        </w:r>
-        <w:r>
-          <w:rPr>
-            <w:rFonts w:asciiTheme="minorHAnsi" w:eastAsiaTheme="minorEastAsia" w:hAnsiTheme="minorHAnsi" w:cstheme="minorBidi"/>
-            <w:noProof/>
-            <w:lang w:eastAsia="hu-HU"/>
-          </w:rPr>
-          <w:tab/>
-        </w:r>
-        <w:r>
-          <w:rPr>
-            <w:rStyle w:val="Hiperhivatkozs"/>
-            <w:noProof/>
-          </w:rPr>
-          <w:t>Megrendelésekkel kapcsolatos műveletek:</w:t>
-        </w:r>
-        <w:r>
-          <w:rPr>
-            <w:noProof/>
-            <w:webHidden/>
-          </w:rPr>
-          <w:tab/>
-        </w:r>
-        <w:r>
-          <w:rPr>
-            <w:noProof/>
-            <w:webHidden/>
-          </w:rPr>
-          <w:fldChar w:fldCharType="begin"/>
-        </w:r>
-        <w:r>
-          <w:rPr>
-            <w:noProof/>
-            <w:webHidden/>
-          </w:rPr>
-          <w:instrText xml:space="preserve"> PAGEREF _Toc224735102 \h </w:instrText>
-        </w:r>
-        <w:r>
-          <w:rPr>
-            <w:noProof/>
-            <w:webHidden/>
-          </w:rPr>
-        </w:r>
-        <w:r>
-          <w:rPr>
-            <w:noProof/>
-            <w:webHidden/>
-          </w:rPr>
-          <w:fldChar w:fldCharType="separate"/>
-        </w:r>
-        <w:r>
-          <w:rPr>
-            <w:noProof/>
-            <w:webHidden/>
-          </w:rPr>
-          <w:t>22</w:t>
-        </w:r>
-        <w:r>
-          <w:rPr>
-            <w:noProof/>
-            <w:webHidden/>
-          </w:rPr>
-          <w:fldChar w:fldCharType="end"/>
-        </w:r>
-      </w:hyperlink>
-    </w:p>
-    <w:p>
-      <w:pPr>
-        <w:pStyle w:val="TJ2"/>
-        <w:tabs>
-          <w:tab w:val="left" w:pos="1200"/>
-        </w:tabs>
-        <w:rPr>
-          <w:rFonts w:asciiTheme="minorHAnsi" w:eastAsiaTheme="minorEastAsia" w:hAnsiTheme="minorHAnsi" w:cstheme="minorBidi"/>
-          <w:noProof/>
-          <w:lang w:eastAsia="hu-HU"/>
-        </w:rPr>
-      </w:pPr>
-      <w:hyperlink w:anchor="_Toc224735103" w:history="1">
-        <w:r>
-          <w:rPr>
-            <w:rStyle w:val="Hiperhivatkozs"/>
-            <w:noProof/>
-          </w:rPr>
-          <w:t>13.1</w:t>
-        </w:r>
-        <w:r>
-          <w:rPr>
-            <w:rFonts w:asciiTheme="minorHAnsi" w:eastAsiaTheme="minorEastAsia" w:hAnsiTheme="minorHAnsi" w:cstheme="minorBidi"/>
-            <w:noProof/>
-            <w:lang w:eastAsia="hu-HU"/>
-          </w:rPr>
-          <w:tab/>
-        </w:r>
-        <w:r>
-          <w:rPr>
-            <w:rStyle w:val="Hiperhivatkozs"/>
-            <w:noProof/>
-          </w:rPr>
-          <w:t>Megrendelések lekérése:</w:t>
-        </w:r>
-        <w:r>
-          <w:rPr>
-            <w:noProof/>
-            <w:webHidden/>
-          </w:rPr>
-          <w:tab/>
-        </w:r>
-        <w:r>
-          <w:rPr>
-            <w:noProof/>
-            <w:webHidden/>
-          </w:rPr>
-          <w:fldChar w:fldCharType="begin"/>
-        </w:r>
-        <w:r>
-          <w:rPr>
-            <w:noProof/>
-            <w:webHidden/>
-          </w:rPr>
-          <w:instrText xml:space="preserve"> PAGEREF _Toc224735103 \h </w:instrText>
-        </w:r>
-        <w:r>
-          <w:rPr>
-            <w:noProof/>
-            <w:webHidden/>
-          </w:rPr>
-        </w:r>
-        <w:r>
-          <w:rPr>
-            <w:noProof/>
-            <w:webHidden/>
-          </w:rPr>
-          <w:fldChar w:fldCharType="separate"/>
-        </w:r>
-        <w:r>
-          <w:rPr>
-            <w:noProof/>
-            <w:webHidden/>
-          </w:rPr>
-          <w:t>22</w:t>
-        </w:r>
-        <w:r>
-          <w:rPr>
-            <w:noProof/>
-            <w:webHidden/>
-          </w:rPr>
-          <w:fldChar w:fldCharType="end"/>
-        </w:r>
-      </w:hyperlink>
-    </w:p>
-    <w:p>
-      <w:pPr>
-        <w:pStyle w:val="TJ2"/>
-        <w:tabs>
-          <w:tab w:val="left" w:pos="1200"/>
-        </w:tabs>
-        <w:rPr>
-          <w:rFonts w:asciiTheme="minorHAnsi" w:eastAsiaTheme="minorEastAsia" w:hAnsiTheme="minorHAnsi" w:cstheme="minorBidi"/>
-          <w:noProof/>
-          <w:lang w:eastAsia="hu-HU"/>
-        </w:rPr>
-      </w:pPr>
-      <w:hyperlink w:anchor="_Toc224735104" w:history="1">
-        <w:r>
-          <w:rPr>
-            <w:rStyle w:val="Hiperhivatkozs"/>
-            <w:noProof/>
-          </w:rPr>
-          <w:t>13.2</w:t>
-        </w:r>
-        <w:r>
-          <w:rPr>
-            <w:rFonts w:asciiTheme="minorHAnsi" w:eastAsiaTheme="minorEastAsia" w:hAnsiTheme="minorHAnsi" w:cstheme="minorBidi"/>
-            <w:noProof/>
-            <w:lang w:eastAsia="hu-HU"/>
-          </w:rPr>
-          <w:tab/>
-        </w:r>
-        <w:r>
-          <w:rPr>
-            <w:rStyle w:val="Hiperhivatkozs"/>
-            <w:noProof/>
-          </w:rPr>
-          <w:t>Megrendelés állapotának módosítása:</w:t>
-        </w:r>
-        <w:r>
-          <w:rPr>
-            <w:noProof/>
-            <w:webHidden/>
-          </w:rPr>
-          <w:tab/>
-        </w:r>
-        <w:r>
-          <w:rPr>
-            <w:noProof/>
-            <w:webHidden/>
-          </w:rPr>
-          <w:fldChar w:fldCharType="begin"/>
-        </w:r>
-        <w:r>
-          <w:rPr>
-            <w:noProof/>
-            <w:webHidden/>
-          </w:rPr>
-          <w:instrText xml:space="preserve"> PAGEREF _Toc224735104 \h </w:instrText>
-        </w:r>
-        <w:r>
-          <w:rPr>
-            <w:noProof/>
-            <w:webHidden/>
-          </w:rPr>
-        </w:r>
-        <w:r>
-          <w:rPr>
-            <w:noProof/>
-            <w:webHidden/>
-          </w:rPr>
-          <w:fldChar w:fldCharType="separate"/>
-        </w:r>
-        <w:r>
-          <w:rPr>
-            <w:noProof/>
-            <w:webHidden/>
-          </w:rPr>
-          <w:t>23</w:t>
-        </w:r>
-        <w:r>
-          <w:rPr>
-            <w:noProof/>
-            <w:webHidden/>
-          </w:rPr>
-          <w:fldChar w:fldCharType="end"/>
-        </w:r>
-      </w:hyperlink>
-    </w:p>
-    <w:p>
-      <w:pPr>
-        <w:pStyle w:val="TJ2"/>
-        <w:tabs>
-          <w:tab w:val="left" w:pos="1200"/>
-        </w:tabs>
-        <w:rPr>
-          <w:rFonts w:asciiTheme="minorHAnsi" w:eastAsiaTheme="minorEastAsia" w:hAnsiTheme="minorHAnsi" w:cstheme="minorBidi"/>
-          <w:noProof/>
-          <w:lang w:eastAsia="hu-HU"/>
-        </w:rPr>
-      </w:pPr>
-      <w:hyperlink w:anchor="_Toc224735105" w:history="1">
-        <w:r>
-          <w:rPr>
-            <w:rStyle w:val="Hiperhivatkozs"/>
-            <w:noProof/>
-          </w:rPr>
-          <w:t>13.3</w:t>
-        </w:r>
-        <w:r>
-          <w:rPr>
-            <w:rFonts w:asciiTheme="minorHAnsi" w:eastAsiaTheme="minorEastAsia" w:hAnsiTheme="minorHAnsi" w:cstheme="minorBidi"/>
-            <w:noProof/>
-            <w:lang w:eastAsia="hu-HU"/>
-          </w:rPr>
-          <w:tab/>
-        </w:r>
-        <w:r>
-          <w:rPr>
-            <w:rStyle w:val="Hiperhivatkozs"/>
-            <w:noProof/>
-          </w:rPr>
-          <w:t>Rendelés törlése:</w:t>
-        </w:r>
-        <w:r>
-          <w:rPr>
-            <w:noProof/>
-            <w:webHidden/>
-          </w:rPr>
-          <w:tab/>
-        </w:r>
-        <w:r>
-          <w:rPr>
-            <w:noProof/>
-            <w:webHidden/>
-          </w:rPr>
-          <w:fldChar w:fldCharType="begin"/>
-        </w:r>
-        <w:r>
-          <w:rPr>
-            <w:noProof/>
-            <w:webHidden/>
-          </w:rPr>
-          <w:instrText xml:space="preserve"> PAGEREF _Toc224735105 \h </w:instrText>
-        </w:r>
-        <w:r>
-          <w:rPr>
-            <w:noProof/>
-            <w:webHidden/>
-          </w:rPr>
-        </w:r>
-        <w:r>
-          <w:rPr>
-            <w:noProof/>
-            <w:webHidden/>
-          </w:rPr>
-          <w:fldChar w:fldCharType="separate"/>
-        </w:r>
-        <w:r>
-          <w:rPr>
-            <w:noProof/>
-            <w:webHidden/>
-          </w:rPr>
-          <w:t>24</w:t>
-        </w:r>
-        <w:r>
-          <w:rPr>
-            <w:noProof/>
-            <w:webHidden/>
-          </w:rPr>
-          <w:fldChar w:fldCharType="end"/>
-        </w:r>
-      </w:hyperlink>
-    </w:p>
-    <w:p>
-      <w:pPr>
-        <w:pStyle w:val="TJ1"/>
-        <w:tabs>
-          <w:tab w:val="left" w:pos="720"/>
-        </w:tabs>
-        <w:rPr>
-          <w:rFonts w:asciiTheme="minorHAnsi" w:eastAsiaTheme="minorEastAsia" w:hAnsiTheme="minorHAnsi" w:cstheme="minorBidi"/>
-          <w:noProof/>
-          <w:lang w:eastAsia="hu-HU"/>
-        </w:rPr>
-      </w:pPr>
-      <w:hyperlink w:anchor="_Toc224735106" w:history="1">
-        <w:r>
-          <w:rPr>
-            <w:rStyle w:val="Hiperhivatkozs"/>
-            <w:noProof/>
-          </w:rPr>
-          <w:t>14.</w:t>
-        </w:r>
-        <w:r>
-          <w:rPr>
-            <w:rFonts w:asciiTheme="minorHAnsi" w:eastAsiaTheme="minorEastAsia" w:hAnsiTheme="minorHAnsi" w:cstheme="minorBidi"/>
-            <w:noProof/>
-            <w:lang w:eastAsia="hu-HU"/>
-          </w:rPr>
-          <w:tab/>
-        </w:r>
-        <w:r>
-          <w:rPr>
-            <w:rStyle w:val="Hiperhivatkozs"/>
-            <w:noProof/>
-          </w:rPr>
-          <w:t>Időpontfoglalással(szerviz) kapcsolatos műveletek:</w:t>
-        </w:r>
-        <w:r>
-          <w:rPr>
-            <w:noProof/>
-            <w:webHidden/>
-          </w:rPr>
-          <w:tab/>
-        </w:r>
-        <w:r>
-          <w:rPr>
-            <w:noProof/>
-            <w:webHidden/>
-          </w:rPr>
-          <w:fldChar w:fldCharType="begin"/>
-        </w:r>
-        <w:r>
-          <w:rPr>
-            <w:noProof/>
-            <w:webHidden/>
-          </w:rPr>
-          <w:instrText xml:space="preserve"> PAGEREF _Toc224735106 \h </w:instrText>
-        </w:r>
-        <w:r>
-          <w:rPr>
-            <w:noProof/>
-            <w:webHidden/>
-          </w:rPr>
-        </w:r>
-        <w:r>
-          <w:rPr>
-            <w:noProof/>
-            <w:webHidden/>
-          </w:rPr>
-          <w:fldChar w:fldCharType="separate"/>
-        </w:r>
-        <w:r>
-          <w:rPr>
-            <w:noProof/>
-            <w:webHidden/>
-          </w:rPr>
-          <w:t>25</w:t>
-        </w:r>
-        <w:r>
-          <w:rPr>
-            <w:noProof/>
-            <w:webHidden/>
-          </w:rPr>
-          <w:fldChar w:fldCharType="end"/>
-        </w:r>
-      </w:hyperlink>
-    </w:p>
-    <w:p>
-      <w:pPr>
-        <w:pStyle w:val="TJ2"/>
-        <w:tabs>
-          <w:tab w:val="left" w:pos="1200"/>
-        </w:tabs>
-        <w:rPr>
-          <w:rFonts w:asciiTheme="minorHAnsi" w:eastAsiaTheme="minorEastAsia" w:hAnsiTheme="minorHAnsi" w:cstheme="minorBidi"/>
-          <w:noProof/>
-          <w:lang w:eastAsia="hu-HU"/>
-        </w:rPr>
-      </w:pPr>
-      <w:hyperlink w:anchor="_Toc224735107" w:history="1">
-        <w:r>
-          <w:rPr>
-            <w:rStyle w:val="Hiperhivatkozs"/>
-            <w:noProof/>
-          </w:rPr>
-          <w:t>14.1</w:t>
-        </w:r>
-        <w:r>
-          <w:rPr>
-            <w:rFonts w:asciiTheme="minorHAnsi" w:eastAsiaTheme="minorEastAsia" w:hAnsiTheme="minorHAnsi" w:cstheme="minorBidi"/>
-            <w:noProof/>
-            <w:lang w:eastAsia="hu-HU"/>
-          </w:rPr>
-          <w:tab/>
-        </w:r>
-        <w:r>
-          <w:rPr>
-            <w:rStyle w:val="Hiperhivatkozs"/>
-            <w:noProof/>
-          </w:rPr>
-          <w:t>Időpontfoglalások lekérése:</w:t>
-        </w:r>
-        <w:r>
-          <w:rPr>
-            <w:noProof/>
-            <w:webHidden/>
-          </w:rPr>
-          <w:tab/>
-        </w:r>
-        <w:r>
-          <w:rPr>
-            <w:noProof/>
-            <w:webHidden/>
-          </w:rPr>
-          <w:fldChar w:fldCharType="begin"/>
-        </w:r>
-        <w:r>
-          <w:rPr>
-            <w:noProof/>
-            <w:webHidden/>
-          </w:rPr>
-          <w:instrText xml:space="preserve"> PAGEREF _Toc224735107 \h </w:instrText>
-        </w:r>
-        <w:r>
-          <w:rPr>
-            <w:noProof/>
-            <w:webHidden/>
-          </w:rPr>
-        </w:r>
-        <w:r>
-          <w:rPr>
-            <w:noProof/>
-            <w:webHidden/>
-          </w:rPr>
-          <w:fldChar w:fldCharType="separate"/>
-        </w:r>
-        <w:r>
-          <w:rPr>
-            <w:noProof/>
-            <w:webHidden/>
-          </w:rPr>
-          <w:t>25</w:t>
-        </w:r>
-        <w:r>
-          <w:rPr>
-            <w:noProof/>
-            <w:webHidden/>
-          </w:rPr>
-          <w:fldChar w:fldCharType="end"/>
-        </w:r>
-      </w:hyperlink>
-    </w:p>
-    <w:p>
-      <w:pPr>
-        <w:pStyle w:val="TJ2"/>
-        <w:tabs>
-          <w:tab w:val="left" w:pos="1200"/>
-        </w:tabs>
-        <w:rPr>
-          <w:rFonts w:asciiTheme="minorHAnsi" w:eastAsiaTheme="minorEastAsia" w:hAnsiTheme="minorHAnsi" w:cstheme="minorBidi"/>
-          <w:noProof/>
-          <w:lang w:eastAsia="hu-HU"/>
-        </w:rPr>
-      </w:pPr>
-      <w:hyperlink w:anchor="_Toc224735108" w:history="1">
-        <w:r>
-          <w:rPr>
-            <w:rStyle w:val="Hiperhivatkozs"/>
-            <w:noProof/>
-          </w:rPr>
-          <w:t>14.2</w:t>
-        </w:r>
-        <w:r>
-          <w:rPr>
-            <w:rFonts w:asciiTheme="minorHAnsi" w:eastAsiaTheme="minorEastAsia" w:hAnsiTheme="minorHAnsi" w:cstheme="minorBidi"/>
-            <w:noProof/>
-            <w:lang w:eastAsia="hu-HU"/>
-          </w:rPr>
-          <w:tab/>
-        </w:r>
-        <w:r>
-          <w:rPr>
-            <w:rStyle w:val="Hiperhivatkozs"/>
-            <w:noProof/>
-          </w:rPr>
-          <w:t>Időpontfoglalás adatainak módosítása:</w:t>
-        </w:r>
-        <w:r>
-          <w:rPr>
-            <w:noProof/>
-            <w:webHidden/>
-          </w:rPr>
-          <w:tab/>
-        </w:r>
-        <w:r>
-          <w:rPr>
-            <w:noProof/>
-            <w:webHidden/>
-          </w:rPr>
-          <w:fldChar w:fldCharType="begin"/>
-        </w:r>
-        <w:r>
-          <w:rPr>
-            <w:noProof/>
-            <w:webHidden/>
-          </w:rPr>
-          <w:instrText xml:space="preserve"> PAGEREF _Toc224735108 \h </w:instrText>
-        </w:r>
-        <w:r>
-          <w:rPr>
-            <w:noProof/>
-            <w:webHidden/>
-          </w:rPr>
-        </w:r>
-        <w:r>
-          <w:rPr>
-            <w:noProof/>
-            <w:webHidden/>
-          </w:rPr>
-          <w:fldChar w:fldCharType="separate"/>
-        </w:r>
-        <w:r>
-          <w:rPr>
-            <w:noProof/>
-            <w:webHidden/>
-          </w:rPr>
-          <w:t>26</w:t>
-        </w:r>
-        <w:r>
-          <w:rPr>
-            <w:noProof/>
-            <w:webHidden/>
-          </w:rPr>
-          <w:fldChar w:fldCharType="end"/>
-        </w:r>
-      </w:hyperlink>
-    </w:p>
-    <w:p>
-      <w:pPr>
-        <w:pStyle w:val="TJ2"/>
-        <w:tabs>
-          <w:tab w:val="left" w:pos="1200"/>
-        </w:tabs>
-        <w:rPr>
-          <w:rFonts w:asciiTheme="minorHAnsi" w:eastAsiaTheme="minorEastAsia" w:hAnsiTheme="minorHAnsi" w:cstheme="minorBidi"/>
-          <w:noProof/>
-          <w:lang w:eastAsia="hu-HU"/>
-        </w:rPr>
-      </w:pPr>
-      <w:hyperlink w:anchor="_Toc224735109" w:history="1">
-        <w:r>
-          <w:rPr>
-            <w:rStyle w:val="Hiperhivatkozs"/>
-            <w:noProof/>
-          </w:rPr>
-          <w:t>14.3</w:t>
-        </w:r>
-        <w:r>
-          <w:rPr>
-            <w:rFonts w:asciiTheme="minorHAnsi" w:eastAsiaTheme="minorEastAsia" w:hAnsiTheme="minorHAnsi" w:cstheme="minorBidi"/>
-            <w:noProof/>
-            <w:lang w:eastAsia="hu-HU"/>
-          </w:rPr>
-          <w:tab/>
-        </w:r>
-        <w:r>
-          <w:rPr>
-            <w:rStyle w:val="Hiperhivatkozs"/>
-            <w:noProof/>
-          </w:rPr>
-          <w:t>Időpont törlése:</w:t>
-        </w:r>
-        <w:r>
-          <w:rPr>
-            <w:noProof/>
-            <w:webHidden/>
-          </w:rPr>
-          <w:tab/>
-        </w:r>
-        <w:r>
-          <w:rPr>
-            <w:noProof/>
-            <w:webHidden/>
-          </w:rPr>
-          <w:fldChar w:fldCharType="begin"/>
-        </w:r>
-        <w:r>
-          <w:rPr>
-            <w:noProof/>
-            <w:webHidden/>
-          </w:rPr>
-          <w:instrText xml:space="preserve"> PAGEREF _Toc224735109 \h </w:instrText>
-        </w:r>
-        <w:r>
-          <w:rPr>
-            <w:noProof/>
-            <w:webHidden/>
-          </w:rPr>
-        </w:r>
-        <w:r>
-          <w:rPr>
-            <w:noProof/>
-            <w:webHidden/>
-          </w:rPr>
-          <w:fldChar w:fldCharType="separate"/>
-        </w:r>
-        <w:r>
-          <w:rPr>
-            <w:noProof/>
-            <w:webHidden/>
-          </w:rPr>
-          <w:t>27</w:t>
-        </w:r>
-        <w:r>
-          <w:rPr>
-            <w:noProof/>
-            <w:webHidden/>
-          </w:rPr>
-          <w:fldChar w:fldCharType="end"/>
-        </w:r>
-      </w:hyperlink>
-    </w:p>
-    <w:p>
-      <w:pPr>
-        <w:pStyle w:val="TJ2"/>
-        <w:tabs>
-          <w:tab w:val="left" w:pos="1200"/>
-        </w:tabs>
-        <w:rPr>
-          <w:rFonts w:asciiTheme="minorHAnsi" w:eastAsiaTheme="minorEastAsia" w:hAnsiTheme="minorHAnsi" w:cstheme="minorBidi"/>
-          <w:noProof/>
-          <w:lang w:eastAsia="hu-HU"/>
-        </w:rPr>
-      </w:pPr>
-      <w:hyperlink w:anchor="_Toc224735110" w:history="1">
-        <w:r>
-          <w:rPr>
-            <w:rStyle w:val="Hiperhivatkozs"/>
-            <w:noProof/>
-          </w:rPr>
-          <w:t>14.4</w:t>
-        </w:r>
-        <w:r>
-          <w:rPr>
-            <w:rFonts w:asciiTheme="minorHAnsi" w:eastAsiaTheme="minorEastAsia" w:hAnsiTheme="minorHAnsi" w:cstheme="minorBidi"/>
-            <w:noProof/>
-            <w:lang w:eastAsia="hu-HU"/>
-          </w:rPr>
-          <w:tab/>
-        </w:r>
-        <w:r>
-          <w:rPr>
-            <w:rStyle w:val="Hiperhivatkozs"/>
-            <w:noProof/>
-          </w:rPr>
-          <w:t>Időpont lekérése:</w:t>
-        </w:r>
-        <w:r>
-          <w:rPr>
-            <w:noProof/>
-            <w:webHidden/>
-          </w:rPr>
-          <w:tab/>
-        </w:r>
-        <w:r>
-          <w:rPr>
-            <w:noProof/>
-            <w:webHidden/>
-          </w:rPr>
-          <w:fldChar w:fldCharType="begin"/>
-        </w:r>
-        <w:r>
-          <w:rPr>
-            <w:noProof/>
-            <w:webHidden/>
-          </w:rPr>
-          <w:instrText xml:space="preserve"> PAGEREF _Toc224735110 \h </w:instrText>
-        </w:r>
-        <w:r>
-          <w:rPr>
-            <w:noProof/>
-            <w:webHidden/>
-          </w:rPr>
-        </w:r>
-        <w:r>
-          <w:rPr>
-            <w:noProof/>
-            <w:webHidden/>
-          </w:rPr>
-          <w:fldChar w:fldCharType="separate"/>
-        </w:r>
-        <w:r>
-          <w:rPr>
-            <w:noProof/>
-            <w:webHidden/>
-          </w:rPr>
-          <w:t>28</w:t>
-        </w:r>
-        <w:r>
-          <w:rPr>
-            <w:noProof/>
-            <w:webHidden/>
-          </w:rPr>
-          <w:fldChar w:fldCharType="end"/>
-        </w:r>
-      </w:hyperlink>
-    </w:p>
-    <w:p>
-      <w:pPr>
-        <w:pStyle w:val="TJ2"/>
-        <w:tabs>
-          <w:tab w:val="left" w:pos="1200"/>
-        </w:tabs>
-        <w:rPr>
-          <w:rFonts w:asciiTheme="minorHAnsi" w:eastAsiaTheme="minorEastAsia" w:hAnsiTheme="minorHAnsi" w:cstheme="minorBidi"/>
-          <w:noProof/>
-          <w:lang w:eastAsia="hu-HU"/>
-        </w:rPr>
-      </w:pPr>
-      <w:hyperlink w:anchor="_Toc224735111" w:history="1">
-        <w:r>
-          <w:rPr>
-            <w:rStyle w:val="Hiperhivatkozs"/>
-            <w:noProof/>
-          </w:rPr>
-          <w:t>14.5</w:t>
-        </w:r>
-        <w:r>
-          <w:rPr>
-            <w:rFonts w:asciiTheme="minorHAnsi" w:eastAsiaTheme="minorEastAsia" w:hAnsiTheme="minorHAnsi" w:cstheme="minorBidi"/>
-            <w:noProof/>
-            <w:lang w:eastAsia="hu-HU"/>
-          </w:rPr>
-          <w:tab/>
-        </w:r>
-        <w:r>
-          <w:rPr>
-            <w:rStyle w:val="Hiperhivatkozs"/>
-            <w:noProof/>
-          </w:rPr>
-          <w:t>Új szabad szervizidőpont hozzáadása:</w:t>
-        </w:r>
-        <w:r>
-          <w:rPr>
-            <w:noProof/>
-            <w:webHidden/>
-          </w:rPr>
-          <w:tab/>
-        </w:r>
-        <w:r>
-          <w:rPr>
-            <w:noProof/>
-            <w:webHidden/>
-          </w:rPr>
-          <w:fldChar w:fldCharType="begin"/>
-        </w:r>
-        <w:r>
-          <w:rPr>
-            <w:noProof/>
-            <w:webHidden/>
-          </w:rPr>
-          <w:instrText xml:space="preserve"> PAGEREF _Toc224735111 \h </w:instrText>
-        </w:r>
-        <w:r>
-          <w:rPr>
-            <w:noProof/>
-            <w:webHidden/>
-          </w:rPr>
-        </w:r>
-        <w:r>
-          <w:rPr>
-            <w:noProof/>
-            <w:webHidden/>
-          </w:rPr>
-          <w:fldChar w:fldCharType="separate"/>
-        </w:r>
-        <w:r>
-          <w:rPr>
-            <w:noProof/>
-            <w:webHidden/>
-          </w:rPr>
-          <w:t>29</w:t>
-        </w:r>
-        <w:r>
-          <w:rPr>
-            <w:noProof/>
-            <w:webHidden/>
-          </w:rPr>
-          <w:fldChar w:fldCharType="end"/>
-        </w:r>
-      </w:hyperlink>
-    </w:p>
-    <w:p>
-      <w:r>
-        <w:fldChar w:fldCharType="end"/>
-      </w:r>
-    </w:p>
-    <w:p>
-      <w:pPr>
-        <w:spacing w:after="0"/>
-      </w:pPr>
-      <w:r>
-        <w:br w:type="page"/>
-      </w:r>
-    </w:p>
     <w:p>
       <w:pPr>
         <w:pStyle w:val="Cmsor2"/>
         <w:numPr>
           <w:ilvl w:val="0"/>
-          <w:numId w:val="15"/>
+          <w:numId w:val="34"/>
         </w:numPr>
       </w:pPr>
       <w:bookmarkStart w:id="124" w:name="_Toc224735084"/>
@@ -19173,7 +16738,7 @@
         <w:pStyle w:val="Cmsor2"/>
         <w:numPr>
           <w:ilvl w:val="0"/>
-          <w:numId w:val="15"/>
+          <w:numId w:val="34"/>
         </w:numPr>
       </w:pPr>
       <w:bookmarkStart w:id="128" w:name="_Toc224735085"/>
@@ -19738,7 +17303,7 @@
         <w:pStyle w:val="Cmsor2"/>
         <w:numPr>
           <w:ilvl w:val="0"/>
-          <w:numId w:val="15"/>
+          <w:numId w:val="34"/>
         </w:numPr>
       </w:pPr>
       <w:bookmarkStart w:id="132" w:name="_Toc224735088"/>
@@ -20418,7 +17983,7 @@
         <w:pStyle w:val="Cmsor2"/>
         <w:numPr>
           <w:ilvl w:val="0"/>
-          <w:numId w:val="15"/>
+          <w:numId w:val="34"/>
         </w:numPr>
       </w:pPr>
       <w:bookmarkStart w:id="136" w:name="_Toc224735089"/>
@@ -21570,7 +19135,7 @@
         <w:pStyle w:val="Cmsor2"/>
         <w:numPr>
           <w:ilvl w:val="0"/>
-          <w:numId w:val="15"/>
+          <w:numId w:val="34"/>
         </w:numPr>
       </w:pPr>
       <w:bookmarkStart w:id="140" w:name="_Toc224735097"/>
@@ -35384,6 +32949,95 @@
     </w:lvl>
   </w:abstractNum>
   <w:abstractNum w:abstractNumId="2" w15:restartNumberingAfterBreak="0">
+    <w:nsid w:val="03841983"/>
+    <w:multiLevelType w:val="hybridMultilevel"/>
+    <w:tmpl w:val="06869528"/>
+    <w:lvl w:ilvl="0" w:tplc="040E000F">
+      <w:start w:val="1"/>
+      <w:numFmt w:val="decimal"/>
+      <w:lvlText w:val="%1."/>
+      <w:lvlJc w:val="left"/>
+      <w:pPr>
+        <w:ind w:left="720" w:hanging="360"/>
+      </w:pPr>
+      <w:rPr>
+        <w:rFonts w:hint="default"/>
+      </w:rPr>
+    </w:lvl>
+    <w:lvl w:ilvl="1" w:tplc="040E0019" w:tentative="1">
+      <w:start w:val="1"/>
+      <w:numFmt w:val="lowerLetter"/>
+      <w:lvlText w:val="%2."/>
+      <w:lvlJc w:val="left"/>
+      <w:pPr>
+        <w:ind w:left="1440" w:hanging="360"/>
+      </w:pPr>
+    </w:lvl>
+    <w:lvl w:ilvl="2" w:tplc="040E001B" w:tentative="1">
+      <w:start w:val="1"/>
+      <w:numFmt w:val="lowerRoman"/>
+      <w:lvlText w:val="%3."/>
+      <w:lvlJc w:val="right"/>
+      <w:pPr>
+        <w:ind w:left="2160" w:hanging="180"/>
+      </w:pPr>
+    </w:lvl>
+    <w:lvl w:ilvl="3" w:tplc="040E000F" w:tentative="1">
+      <w:start w:val="1"/>
+      <w:numFmt w:val="decimal"/>
+      <w:lvlText w:val="%4."/>
+      <w:lvlJc w:val="left"/>
+      <w:pPr>
+        <w:ind w:left="2880" w:hanging="360"/>
+      </w:pPr>
+    </w:lvl>
+    <w:lvl w:ilvl="4" w:tplc="040E0019" w:tentative="1">
+      <w:start w:val="1"/>
+      <w:numFmt w:val="lowerLetter"/>
+      <w:lvlText w:val="%5."/>
+      <w:lvlJc w:val="left"/>
+      <w:pPr>
+        <w:ind w:left="3600" w:hanging="360"/>
+      </w:pPr>
+    </w:lvl>
+    <w:lvl w:ilvl="5" w:tplc="040E001B" w:tentative="1">
+      <w:start w:val="1"/>
+      <w:numFmt w:val="lowerRoman"/>
+      <w:lvlText w:val="%6."/>
+      <w:lvlJc w:val="right"/>
+      <w:pPr>
+        <w:ind w:left="4320" w:hanging="180"/>
+      </w:pPr>
+    </w:lvl>
+    <w:lvl w:ilvl="6" w:tplc="040E000F" w:tentative="1">
+      <w:start w:val="1"/>
+      <w:numFmt w:val="decimal"/>
+      <w:lvlText w:val="%7."/>
+      <w:lvlJc w:val="left"/>
+      <w:pPr>
+        <w:ind w:left="5040" w:hanging="360"/>
+      </w:pPr>
+    </w:lvl>
+    <w:lvl w:ilvl="7" w:tplc="040E0019" w:tentative="1">
+      <w:start w:val="1"/>
+      <w:numFmt w:val="lowerLetter"/>
+      <w:lvlText w:val="%8."/>
+      <w:lvlJc w:val="left"/>
+      <w:pPr>
+        <w:ind w:left="5760" w:hanging="360"/>
+      </w:pPr>
+    </w:lvl>
+    <w:lvl w:ilvl="8" w:tplc="040E001B" w:tentative="1">
+      <w:start w:val="1"/>
+      <w:numFmt w:val="lowerRoman"/>
+      <w:lvlText w:val="%9."/>
+      <w:lvlJc w:val="right"/>
+      <w:pPr>
+        <w:ind w:left="6480" w:hanging="180"/>
+      </w:pPr>
+    </w:lvl>
+  </w:abstractNum>
+  <w:abstractNum w:abstractNumId="3" w15:restartNumberingAfterBreak="0">
     <w:nsid w:val="06C26B6C"/>
     <w:multiLevelType w:val="multilevel"/>
     <w:tmpl w:val="A6463C60"/>
@@ -35506,7 +33160,7 @@
       </w:rPr>
     </w:lvl>
   </w:abstractNum>
-  <w:abstractNum w:abstractNumId="3" w15:restartNumberingAfterBreak="0">
+  <w:abstractNum w:abstractNumId="4" w15:restartNumberingAfterBreak="0">
     <w:nsid w:val="0BB70F61"/>
     <w:multiLevelType w:val="hybridMultilevel"/>
     <w:tmpl w:val="5F48A102"/>
@@ -35560,7 +33214,7 @@
       <w:lvlJc w:val="left"/>
     </w:lvl>
   </w:abstractNum>
-  <w:abstractNum w:abstractNumId="4" w15:restartNumberingAfterBreak="0">
+  <w:abstractNum w:abstractNumId="5" w15:restartNumberingAfterBreak="0">
     <w:nsid w:val="10012B73"/>
     <w:multiLevelType w:val="multilevel"/>
     <w:tmpl w:val="7F8A313C"/>
@@ -35678,7 +33332,7 @@
       </w:rPr>
     </w:lvl>
   </w:abstractNum>
-  <w:abstractNum w:abstractNumId="5" w15:restartNumberingAfterBreak="0">
+  <w:abstractNum w:abstractNumId="6" w15:restartNumberingAfterBreak="0">
     <w:nsid w:val="182743D5"/>
     <w:multiLevelType w:val="multilevel"/>
     <w:tmpl w:val="1A686B4A"/>
@@ -35782,7 +33436,7 @@
       </w:rPr>
     </w:lvl>
   </w:abstractNum>
-  <w:abstractNum w:abstractNumId="6" w15:restartNumberingAfterBreak="0">
+  <w:abstractNum w:abstractNumId="7" w15:restartNumberingAfterBreak="0">
     <w:nsid w:val="19FF0778"/>
     <w:multiLevelType w:val="hybridMultilevel"/>
     <w:tmpl w:val="405C5F40"/>
@@ -35894,7 +33548,7 @@
       </w:rPr>
     </w:lvl>
   </w:abstractNum>
-  <w:abstractNum w:abstractNumId="7" w15:restartNumberingAfterBreak="0">
+  <w:abstractNum w:abstractNumId="8" w15:restartNumberingAfterBreak="0">
     <w:nsid w:val="219D2B5A"/>
     <w:multiLevelType w:val="hybridMultilevel"/>
     <w:tmpl w:val="993E7308"/>
@@ -36006,7 +33660,7 @@
       </w:rPr>
     </w:lvl>
   </w:abstractNum>
-  <w:abstractNum w:abstractNumId="8" w15:restartNumberingAfterBreak="0">
+  <w:abstractNum w:abstractNumId="9" w15:restartNumberingAfterBreak="0">
     <w:nsid w:val="221F4A44"/>
     <w:multiLevelType w:val="multilevel"/>
     <w:tmpl w:val="C2BA00A0"/>
@@ -36110,7 +33764,7 @@
       </w:rPr>
     </w:lvl>
   </w:abstractNum>
-  <w:abstractNum w:abstractNumId="9" w15:restartNumberingAfterBreak="0">
+  <w:abstractNum w:abstractNumId="10" w15:restartNumberingAfterBreak="0">
     <w:nsid w:val="25BD6B69"/>
     <w:multiLevelType w:val="multilevel"/>
     <w:tmpl w:val="E89673F6"/>
@@ -36214,7 +33868,7 @@
       </w:rPr>
     </w:lvl>
   </w:abstractNum>
-  <w:abstractNum w:abstractNumId="10" w15:restartNumberingAfterBreak="0">
+  <w:abstractNum w:abstractNumId="11" w15:restartNumberingAfterBreak="0">
     <w:nsid w:val="2B65713D"/>
     <w:multiLevelType w:val="multilevel"/>
     <w:tmpl w:val="EB62A0B0"/>
@@ -36318,7 +33972,93 @@
       </w:rPr>
     </w:lvl>
   </w:abstractNum>
-  <w:abstractNum w:abstractNumId="11" w15:restartNumberingAfterBreak="0">
+  <w:abstractNum w:abstractNumId="12" w15:restartNumberingAfterBreak="0">
+    <w:nsid w:val="2E0236E6"/>
+    <w:multiLevelType w:val="hybridMultilevel"/>
+    <w:tmpl w:val="EE1095B6"/>
+    <w:lvl w:ilvl="0" w:tplc="040E000F">
+      <w:start w:val="1"/>
+      <w:numFmt w:val="decimal"/>
+      <w:lvlText w:val="%1."/>
+      <w:lvlJc w:val="left"/>
+      <w:pPr>
+        <w:ind w:left="1176" w:hanging="360"/>
+      </w:pPr>
+    </w:lvl>
+    <w:lvl w:ilvl="1" w:tplc="040E0019" w:tentative="1">
+      <w:start w:val="1"/>
+      <w:numFmt w:val="lowerLetter"/>
+      <w:lvlText w:val="%2."/>
+      <w:lvlJc w:val="left"/>
+      <w:pPr>
+        <w:ind w:left="1896" w:hanging="360"/>
+      </w:pPr>
+    </w:lvl>
+    <w:lvl w:ilvl="2" w:tplc="040E001B" w:tentative="1">
+      <w:start w:val="1"/>
+      <w:numFmt w:val="lowerRoman"/>
+      <w:lvlText w:val="%3."/>
+      <w:lvlJc w:val="right"/>
+      <w:pPr>
+        <w:ind w:left="2616" w:hanging="180"/>
+      </w:pPr>
+    </w:lvl>
+    <w:lvl w:ilvl="3" w:tplc="040E000F" w:tentative="1">
+      <w:start w:val="1"/>
+      <w:numFmt w:val="decimal"/>
+      <w:lvlText w:val="%4."/>
+      <w:lvlJc w:val="left"/>
+      <w:pPr>
+        <w:ind w:left="3336" w:hanging="360"/>
+      </w:pPr>
+    </w:lvl>
+    <w:lvl w:ilvl="4" w:tplc="040E0019" w:tentative="1">
+      <w:start w:val="1"/>
+      <w:numFmt w:val="lowerLetter"/>
+      <w:lvlText w:val="%5."/>
+      <w:lvlJc w:val="left"/>
+      <w:pPr>
+        <w:ind w:left="4056" w:hanging="360"/>
+      </w:pPr>
+    </w:lvl>
+    <w:lvl w:ilvl="5" w:tplc="040E001B" w:tentative="1">
+      <w:start w:val="1"/>
+      <w:numFmt w:val="lowerRoman"/>
+      <w:lvlText w:val="%6."/>
+      <w:lvlJc w:val="right"/>
+      <w:pPr>
+        <w:ind w:left="4776" w:hanging="180"/>
+      </w:pPr>
+    </w:lvl>
+    <w:lvl w:ilvl="6" w:tplc="040E000F" w:tentative="1">
+      <w:start w:val="1"/>
+      <w:numFmt w:val="decimal"/>
+      <w:lvlText w:val="%7."/>
+      <w:lvlJc w:val="left"/>
+      <w:pPr>
+        <w:ind w:left="5496" w:hanging="360"/>
+      </w:pPr>
+    </w:lvl>
+    <w:lvl w:ilvl="7" w:tplc="040E0019" w:tentative="1">
+      <w:start w:val="1"/>
+      <w:numFmt w:val="lowerLetter"/>
+      <w:lvlText w:val="%8."/>
+      <w:lvlJc w:val="left"/>
+      <w:pPr>
+        <w:ind w:left="6216" w:hanging="360"/>
+      </w:pPr>
+    </w:lvl>
+    <w:lvl w:ilvl="8" w:tplc="040E001B" w:tentative="1">
+      <w:start w:val="1"/>
+      <w:numFmt w:val="lowerRoman"/>
+      <w:lvlText w:val="%9."/>
+      <w:lvlJc w:val="right"/>
+      <w:pPr>
+        <w:ind w:left="6936" w:hanging="180"/>
+      </w:pPr>
+    </w:lvl>
+  </w:abstractNum>
+  <w:abstractNum w:abstractNumId="13" w15:restartNumberingAfterBreak="0">
     <w:nsid w:val="2E8C6C63"/>
     <w:multiLevelType w:val="hybridMultilevel"/>
     <w:tmpl w:val="96BC1972"/>
@@ -36431,7 +34171,7 @@
       </w:rPr>
     </w:lvl>
   </w:abstractNum>
-  <w:abstractNum w:abstractNumId="12" w15:restartNumberingAfterBreak="0">
+  <w:abstractNum w:abstractNumId="14" w15:restartNumberingAfterBreak="0">
     <w:nsid w:val="3D6E604A"/>
     <w:multiLevelType w:val="multilevel"/>
     <w:tmpl w:val="A9E2E134"/>
@@ -36547,7 +34287,7 @@
       </w:pPr>
     </w:lvl>
   </w:abstractNum>
-  <w:abstractNum w:abstractNumId="13" w15:restartNumberingAfterBreak="0">
+  <w:abstractNum w:abstractNumId="15" w15:restartNumberingAfterBreak="0">
     <w:nsid w:val="403742B1"/>
     <w:multiLevelType w:val="hybridMultilevel"/>
     <w:tmpl w:val="E9F60690"/>
@@ -36660,7 +34400,7 @@
       </w:rPr>
     </w:lvl>
   </w:abstractNum>
-  <w:abstractNum w:abstractNumId="14" w15:restartNumberingAfterBreak="0">
+  <w:abstractNum w:abstractNumId="16" w15:restartNumberingAfterBreak="0">
     <w:nsid w:val="44595355"/>
     <w:multiLevelType w:val="multilevel"/>
     <w:tmpl w:val="4C2807C2"/>
@@ -36764,7 +34504,7 @@
       </w:rPr>
     </w:lvl>
   </w:abstractNum>
-  <w:abstractNum w:abstractNumId="15" w15:restartNumberingAfterBreak="0">
+  <w:abstractNum w:abstractNumId="17" w15:restartNumberingAfterBreak="0">
     <w:nsid w:val="49730045"/>
     <w:multiLevelType w:val="multilevel"/>
     <w:tmpl w:val="22580586"/>
@@ -36877,7 +34617,7 @@
       </w:rPr>
     </w:lvl>
   </w:abstractNum>
-  <w:abstractNum w:abstractNumId="16" w15:restartNumberingAfterBreak="0">
+  <w:abstractNum w:abstractNumId="18" w15:restartNumberingAfterBreak="0">
     <w:nsid w:val="4A032562"/>
     <w:multiLevelType w:val="hybridMultilevel"/>
     <w:tmpl w:val="BD9C8038"/>
@@ -36989,7 +34729,7 @@
       </w:rPr>
     </w:lvl>
   </w:abstractNum>
-  <w:abstractNum w:abstractNumId="17" w15:restartNumberingAfterBreak="0">
+  <w:abstractNum w:abstractNumId="19" w15:restartNumberingAfterBreak="0">
     <w:nsid w:val="4D033C83"/>
     <w:multiLevelType w:val="hybridMultilevel"/>
     <w:tmpl w:val="1C880074"/>
@@ -37100,7 +34840,7 @@
       </w:rPr>
     </w:lvl>
   </w:abstractNum>
-  <w:abstractNum w:abstractNumId="18" w15:restartNumberingAfterBreak="0">
+  <w:abstractNum w:abstractNumId="20" w15:restartNumberingAfterBreak="0">
     <w:nsid w:val="4EA673CB"/>
     <w:multiLevelType w:val="hybridMultilevel"/>
     <w:tmpl w:val="7F14BC7A"/>
@@ -37212,7 +34952,7 @@
       </w:rPr>
     </w:lvl>
   </w:abstractNum>
-  <w:abstractNum w:abstractNumId="19" w15:restartNumberingAfterBreak="0">
+  <w:abstractNum w:abstractNumId="21" w15:restartNumberingAfterBreak="0">
     <w:nsid w:val="50883937"/>
     <w:multiLevelType w:val="multilevel"/>
     <w:tmpl w:val="4B6AA1E4"/>
@@ -37325,7 +35065,7 @@
       </w:rPr>
     </w:lvl>
   </w:abstractNum>
-  <w:abstractNum w:abstractNumId="20" w15:restartNumberingAfterBreak="0">
+  <w:abstractNum w:abstractNumId="22" w15:restartNumberingAfterBreak="0">
     <w:nsid w:val="55492653"/>
     <w:multiLevelType w:val="multilevel"/>
     <w:tmpl w:val="D59AECA8"/>
@@ -37429,7 +35169,7 @@
       </w:rPr>
     </w:lvl>
   </w:abstractNum>
-  <w:abstractNum w:abstractNumId="21" w15:restartNumberingAfterBreak="0">
+  <w:abstractNum w:abstractNumId="23" w15:restartNumberingAfterBreak="0">
     <w:nsid w:val="56C05A14"/>
     <w:multiLevelType w:val="multilevel"/>
     <w:tmpl w:val="0742E9C2"/>
@@ -37533,7 +35273,7 @@
       </w:rPr>
     </w:lvl>
   </w:abstractNum>
-  <w:abstractNum w:abstractNumId="22" w15:restartNumberingAfterBreak="0">
+  <w:abstractNum w:abstractNumId="24" w15:restartNumberingAfterBreak="0">
     <w:nsid w:val="5F4D5D86"/>
     <w:multiLevelType w:val="multilevel"/>
     <w:tmpl w:val="40906630"/>
@@ -37656,7 +35396,96 @@
       </w:rPr>
     </w:lvl>
   </w:abstractNum>
-  <w:abstractNum w:abstractNumId="23" w15:restartNumberingAfterBreak="0">
+  <w:abstractNum w:abstractNumId="25" w15:restartNumberingAfterBreak="0">
+    <w:nsid w:val="661878F7"/>
+    <w:multiLevelType w:val="hybridMultilevel"/>
+    <w:tmpl w:val="FD7E702E"/>
+    <w:lvl w:ilvl="0" w:tplc="040E000F">
+      <w:start w:val="1"/>
+      <w:numFmt w:val="decimal"/>
+      <w:lvlText w:val="%1."/>
+      <w:lvlJc w:val="left"/>
+      <w:pPr>
+        <w:ind w:left="720" w:hanging="360"/>
+      </w:pPr>
+      <w:rPr>
+        <w:rFonts w:hint="default"/>
+      </w:rPr>
+    </w:lvl>
+    <w:lvl w:ilvl="1" w:tplc="040E0019" w:tentative="1">
+      <w:start w:val="1"/>
+      <w:numFmt w:val="lowerLetter"/>
+      <w:lvlText w:val="%2."/>
+      <w:lvlJc w:val="left"/>
+      <w:pPr>
+        <w:ind w:left="1440" w:hanging="360"/>
+      </w:pPr>
+    </w:lvl>
+    <w:lvl w:ilvl="2" w:tplc="040E001B" w:tentative="1">
+      <w:start w:val="1"/>
+      <w:numFmt w:val="lowerRoman"/>
+      <w:lvlText w:val="%3."/>
+      <w:lvlJc w:val="right"/>
+      <w:pPr>
+        <w:ind w:left="2160" w:hanging="180"/>
+      </w:pPr>
+    </w:lvl>
+    <w:lvl w:ilvl="3" w:tplc="040E000F" w:tentative="1">
+      <w:start w:val="1"/>
+      <w:numFmt w:val="decimal"/>
+      <w:lvlText w:val="%4."/>
+      <w:lvlJc w:val="left"/>
+      <w:pPr>
+        <w:ind w:left="2880" w:hanging="360"/>
+      </w:pPr>
+    </w:lvl>
+    <w:lvl w:ilvl="4" w:tplc="040E0019" w:tentative="1">
+      <w:start w:val="1"/>
+      <w:numFmt w:val="lowerLetter"/>
+      <w:lvlText w:val="%5."/>
+      <w:lvlJc w:val="left"/>
+      <w:pPr>
+        <w:ind w:left="3600" w:hanging="360"/>
+      </w:pPr>
+    </w:lvl>
+    <w:lvl w:ilvl="5" w:tplc="040E001B" w:tentative="1">
+      <w:start w:val="1"/>
+      <w:numFmt w:val="lowerRoman"/>
+      <w:lvlText w:val="%6."/>
+      <w:lvlJc w:val="right"/>
+      <w:pPr>
+        <w:ind w:left="4320" w:hanging="180"/>
+      </w:pPr>
+    </w:lvl>
+    <w:lvl w:ilvl="6" w:tplc="040E000F" w:tentative="1">
+      <w:start w:val="1"/>
+      <w:numFmt w:val="decimal"/>
+      <w:lvlText w:val="%7."/>
+      <w:lvlJc w:val="left"/>
+      <w:pPr>
+        <w:ind w:left="5040" w:hanging="360"/>
+      </w:pPr>
+    </w:lvl>
+    <w:lvl w:ilvl="7" w:tplc="040E0019" w:tentative="1">
+      <w:start w:val="1"/>
+      <w:numFmt w:val="lowerLetter"/>
+      <w:lvlText w:val="%8."/>
+      <w:lvlJc w:val="left"/>
+      <w:pPr>
+        <w:ind w:left="5760" w:hanging="360"/>
+      </w:pPr>
+    </w:lvl>
+    <w:lvl w:ilvl="8" w:tplc="040E001B" w:tentative="1">
+      <w:start w:val="1"/>
+      <w:numFmt w:val="lowerRoman"/>
+      <w:lvlText w:val="%9."/>
+      <w:lvlJc w:val="right"/>
+      <w:pPr>
+        <w:ind w:left="6480" w:hanging="180"/>
+      </w:pPr>
+    </w:lvl>
+  </w:abstractNum>
+  <w:abstractNum w:abstractNumId="26" w15:restartNumberingAfterBreak="0">
     <w:nsid w:val="6BB727D7"/>
     <w:multiLevelType w:val="multilevel"/>
     <w:tmpl w:val="5E9C086E"/>
@@ -37760,7 +35589,7 @@
       </w:rPr>
     </w:lvl>
   </w:abstractNum>
-  <w:abstractNum w:abstractNumId="24" w15:restartNumberingAfterBreak="0">
+  <w:abstractNum w:abstractNumId="27" w15:restartNumberingAfterBreak="0">
     <w:nsid w:val="6E19139A"/>
     <w:multiLevelType w:val="multilevel"/>
     <w:tmpl w:val="976EFF62"/>
@@ -37873,7 +35702,7 @@
       </w:rPr>
     </w:lvl>
   </w:abstractNum>
-  <w:abstractNum w:abstractNumId="25" w15:restartNumberingAfterBreak="0">
+  <w:abstractNum w:abstractNumId="28" w15:restartNumberingAfterBreak="0">
     <w:nsid w:val="733805BE"/>
     <w:multiLevelType w:val="multilevel"/>
     <w:tmpl w:val="06649D2C"/>
@@ -37977,7 +35806,7 @@
       </w:rPr>
     </w:lvl>
   </w:abstractNum>
-  <w:abstractNum w:abstractNumId="26" w15:restartNumberingAfterBreak="0">
+  <w:abstractNum w:abstractNumId="29" w15:restartNumberingAfterBreak="0">
     <w:nsid w:val="74803501"/>
     <w:multiLevelType w:val="hybridMultilevel"/>
     <w:tmpl w:val="3CA26B96"/>
@@ -38031,7 +35860,7 @@
       <w:lvlJc w:val="left"/>
     </w:lvl>
   </w:abstractNum>
-  <w:abstractNum w:abstractNumId="27" w15:restartNumberingAfterBreak="0">
+  <w:abstractNum w:abstractNumId="30" w15:restartNumberingAfterBreak="0">
     <w:nsid w:val="77FA050B"/>
     <w:multiLevelType w:val="hybridMultilevel"/>
     <w:tmpl w:val="6F32661C"/>
@@ -38144,7 +35973,7 @@
       </w:rPr>
     </w:lvl>
   </w:abstractNum>
-  <w:abstractNum w:abstractNumId="28" w15:restartNumberingAfterBreak="0">
+  <w:abstractNum w:abstractNumId="31" w15:restartNumberingAfterBreak="0">
     <w:nsid w:val="789C4A82"/>
     <w:multiLevelType w:val="multilevel"/>
     <w:tmpl w:val="2E027D98"/>
@@ -38248,7 +36077,7 @@
       </w:rPr>
     </w:lvl>
   </w:abstractNum>
-  <w:abstractNum w:abstractNumId="29" w15:restartNumberingAfterBreak="0">
+  <w:abstractNum w:abstractNumId="32" w15:restartNumberingAfterBreak="0">
     <w:nsid w:val="7BCE58ED"/>
     <w:multiLevelType w:val="multilevel"/>
     <w:tmpl w:val="964C897E"/>
@@ -38352,7 +36181,7 @@
       </w:rPr>
     </w:lvl>
   </w:abstractNum>
-  <w:abstractNum w:abstractNumId="30" w15:restartNumberingAfterBreak="0">
+  <w:abstractNum w:abstractNumId="33" w15:restartNumberingAfterBreak="0">
     <w:nsid w:val="7E9C0859"/>
     <w:multiLevelType w:val="multilevel"/>
     <w:tmpl w:val="F0D0F904"/>
@@ -38457,103 +36286,112 @@
     </w:lvl>
   </w:abstractNum>
   <w:num w:numId="1" w16cid:durableId="510946596">
+    <w:abstractNumId w:val="8"/>
+  </w:num>
+  <w:num w:numId="2" w16cid:durableId="1258948589">
+    <w:abstractNumId w:val="19"/>
+  </w:num>
+  <w:num w:numId="3" w16cid:durableId="1514998300">
+    <w:abstractNumId w:val="18"/>
+  </w:num>
+  <w:num w:numId="4" w16cid:durableId="835530726">
+    <w:abstractNumId w:val="20"/>
+  </w:num>
+  <w:num w:numId="5" w16cid:durableId="1249193012">
     <w:abstractNumId w:val="7"/>
   </w:num>
-  <w:num w:numId="2" w16cid:durableId="1258948589">
+  <w:num w:numId="6" w16cid:durableId="350959035">
+    <w:abstractNumId w:val="14"/>
+  </w:num>
+  <w:num w:numId="7" w16cid:durableId="1427001115">
+    <w:abstractNumId w:val="13"/>
+  </w:num>
+  <w:num w:numId="8" w16cid:durableId="562955145">
     <w:abstractNumId w:val="17"/>
   </w:num>
-  <w:num w:numId="3" w16cid:durableId="1514998300">
-    <w:abstractNumId w:val="16"/>
-  </w:num>
-  <w:num w:numId="4" w16cid:durableId="835530726">
-    <w:abstractNumId w:val="18"/>
-  </w:num>
-  <w:num w:numId="5" w16cid:durableId="1249193012">
-    <w:abstractNumId w:val="6"/>
-  </w:num>
-  <w:num w:numId="6" w16cid:durableId="350959035">
-    <w:abstractNumId w:val="12"/>
-  </w:num>
-  <w:num w:numId="7" w16cid:durableId="1427001115">
-    <w:abstractNumId w:val="11"/>
-  </w:num>
-  <w:num w:numId="8" w16cid:durableId="562955145">
-    <w:abstractNumId w:val="15"/>
-  </w:num>
   <w:num w:numId="9" w16cid:durableId="1863937486">
-    <w:abstractNumId w:val="22"/>
+    <w:abstractNumId w:val="24"/>
   </w:num>
   <w:num w:numId="10" w16cid:durableId="12923202">
-    <w:abstractNumId w:val="24"/>
+    <w:abstractNumId w:val="27"/>
   </w:num>
   <w:num w:numId="11" w16cid:durableId="664627922">
-    <w:abstractNumId w:val="2"/>
+    <w:abstractNumId w:val="3"/>
   </w:num>
   <w:num w:numId="12" w16cid:durableId="1896621197">
-    <w:abstractNumId w:val="3"/>
+    <w:abstractNumId w:val="4"/>
     <w:lvlOverride w:ilvl="0">
       <w:startOverride w:val="1"/>
     </w:lvlOverride>
   </w:num>
   <w:num w:numId="13" w16cid:durableId="1539121876">
-    <w:abstractNumId w:val="26"/>
+    <w:abstractNumId w:val="29"/>
     <w:lvlOverride w:ilvl="0">
       <w:startOverride w:val="1"/>
     </w:lvlOverride>
   </w:num>
   <w:num w:numId="14" w16cid:durableId="1965304218">
-    <w:abstractNumId w:val="13"/>
+    <w:abstractNumId w:val="15"/>
   </w:num>
   <w:num w:numId="15" w16cid:durableId="1692877755">
-    <w:abstractNumId w:val="4"/>
+    <w:abstractNumId w:val="5"/>
   </w:num>
   <w:num w:numId="16" w16cid:durableId="484249971">
     <w:abstractNumId w:val="1"/>
   </w:num>
   <w:num w:numId="17" w16cid:durableId="1328820979">
-    <w:abstractNumId w:val="29"/>
+    <w:abstractNumId w:val="32"/>
   </w:num>
   <w:num w:numId="18" w16cid:durableId="1546410504">
-    <w:abstractNumId w:val="30"/>
+    <w:abstractNumId w:val="33"/>
   </w:num>
   <w:num w:numId="19" w16cid:durableId="1519544087">
+    <w:abstractNumId w:val="26"/>
+  </w:num>
+  <w:num w:numId="20" w16cid:durableId="690453156">
+    <w:abstractNumId w:val="16"/>
+  </w:num>
+  <w:num w:numId="21" w16cid:durableId="1245796529">
+    <w:abstractNumId w:val="31"/>
+  </w:num>
+  <w:num w:numId="22" w16cid:durableId="2063021016">
+    <w:abstractNumId w:val="22"/>
+  </w:num>
+  <w:num w:numId="23" w16cid:durableId="72170352">
     <w:abstractNumId w:val="23"/>
   </w:num>
-  <w:num w:numId="20" w16cid:durableId="690453156">
-    <w:abstractNumId w:val="14"/>
-  </w:num>
-  <w:num w:numId="21" w16cid:durableId="1245796529">
-    <w:abstractNumId w:val="28"/>
-  </w:num>
-  <w:num w:numId="22" w16cid:durableId="2063021016">
-    <w:abstractNumId w:val="20"/>
-  </w:num>
-  <w:num w:numId="23" w16cid:durableId="72170352">
-    <w:abstractNumId w:val="21"/>
-  </w:num>
   <w:num w:numId="24" w16cid:durableId="292568035">
-    <w:abstractNumId w:val="5"/>
+    <w:abstractNumId w:val="6"/>
   </w:num>
   <w:num w:numId="25" w16cid:durableId="528953538">
     <w:abstractNumId w:val="0"/>
   </w:num>
   <w:num w:numId="26" w16cid:durableId="1122269303">
+    <w:abstractNumId w:val="10"/>
+  </w:num>
+  <w:num w:numId="27" w16cid:durableId="1036002011">
     <w:abstractNumId w:val="9"/>
   </w:num>
-  <w:num w:numId="27" w16cid:durableId="1036002011">
-    <w:abstractNumId w:val="8"/>
-  </w:num>
   <w:num w:numId="28" w16cid:durableId="54015460">
-    <w:abstractNumId w:val="10"/>
+    <w:abstractNumId w:val="11"/>
   </w:num>
   <w:num w:numId="29" w16cid:durableId="2055078895">
+    <w:abstractNumId w:val="28"/>
+  </w:num>
+  <w:num w:numId="30" w16cid:durableId="154534637">
+    <w:abstractNumId w:val="21"/>
+  </w:num>
+  <w:num w:numId="31" w16cid:durableId="477380564">
+    <w:abstractNumId w:val="30"/>
+  </w:num>
+  <w:num w:numId="32" w16cid:durableId="2105026385">
+    <w:abstractNumId w:val="2"/>
+  </w:num>
+  <w:num w:numId="33" w16cid:durableId="1883705874">
     <w:abstractNumId w:val="25"/>
   </w:num>
-  <w:num w:numId="30" w16cid:durableId="154534637">
-    <w:abstractNumId w:val="19"/>
-  </w:num>
-  <w:num w:numId="31" w16cid:durableId="477380564">
-    <w:abstractNumId w:val="27"/>
+  <w:num w:numId="34" w16cid:durableId="1862357792">
+    <w:abstractNumId w:val="12"/>
   </w:num>
   <w:numIdMacAtCleanup w:val="31"/>
 </w:numbering>
